--- a/Rémi Ehounou_Rapport_Integre.docx
+++ b/Rémi Ehounou_Rapport_Integre.docx
@@ -1493,7 +1493,12 @@
       </w:pPr>
       <w:r>
         <w:rPr>
-          <w:lang w:val="en-CA"/>
+          <w:lang w:val="en-GB"/>
+          <w:rPrChange w:id="0" w:author="Iannick Gagnon" w:date="2020-12-07T10:03:00Z">
+            <w:rPr>
+              <w:lang w:val="en-CA"/>
+            </w:rPr>
+          </w:rPrChange>
         </w:rPr>
         <w:br w:type="page"/>
       </w:r>
@@ -3878,16 +3883,16 @@
       <w:pPr>
         <w:pStyle w:val="Heading1"/>
       </w:pPr>
-      <w:bookmarkStart w:id="0" w:name="__RefHeading___Toc5920_3778402420"/>
-      <w:bookmarkStart w:id="1" w:name="_Toc48161095"/>
-      <w:bookmarkStart w:id="2" w:name="_Toc48605291"/>
+      <w:bookmarkStart w:id="1" w:name="__RefHeading___Toc5920_3778402420"/>
+      <w:bookmarkStart w:id="2" w:name="_Toc48161095"/>
+      <w:bookmarkStart w:id="3" w:name="_Toc48605291"/>
       <w:r>
         <w:lastRenderedPageBreak/>
         <w:t>INTRODUCTION</w:t>
       </w:r>
-      <w:bookmarkEnd w:id="0"/>
       <w:bookmarkEnd w:id="1"/>
       <w:bookmarkEnd w:id="2"/>
+      <w:bookmarkEnd w:id="3"/>
     </w:p>
     <w:p>
       <w:pPr>
@@ -4444,7 +4449,7 @@
         <w:pStyle w:val="Caption"/>
         <w:jc w:val="center"/>
       </w:pPr>
-      <w:bookmarkStart w:id="3" w:name="_Toc48164777"/>
+      <w:bookmarkStart w:id="4" w:name="_Toc48164777"/>
       <w:r>
         <w:rPr>
           <w:b/>
@@ -4509,7 +4514,7 @@
         </w:rPr>
         <w:t>(Diego Andrés Alvarez Marín, 2010)</w:t>
       </w:r>
-      <w:bookmarkEnd w:id="3"/>
+      <w:bookmarkEnd w:id="4"/>
       <w:r>
         <w:fldChar w:fldCharType="end"/>
       </w:r>
@@ -4948,7 +4953,7 @@
       <w:r>
         <w:t xml:space="preserve">the Cross-Entropy </w:t>
       </w:r>
-      <w:bookmarkStart w:id="4" w:name="ZOTERO_BREF_HP3rw07PVvbP"/>
+      <w:bookmarkStart w:id="5" w:name="ZOTERO_BREF_HP3rw07PVvbP"/>
       <w:r>
         <w:t xml:space="preserve">Toolbox proposed in </w:t>
       </w:r>
@@ -4973,7 +4978,7 @@
       <w:r>
         <w:t xml:space="preserve"> </w:t>
       </w:r>
-      <w:bookmarkEnd w:id="4"/>
+      <w:bookmarkEnd w:id="5"/>
       <w:r>
         <w:t>contains a diverse set of test functions</w:t>
       </w:r>
@@ -5070,11 +5075,11 @@
       <w:r>
         <w:t xml:space="preserve"> </w:t>
       </w:r>
-      <w:bookmarkStart w:id="5" w:name="ZOTERO_BREF_66Jx5ELudCtn"/>
+      <w:bookmarkStart w:id="6" w:name="ZOTERO_BREF_66Jx5ELudCtn"/>
       <w:r>
         <w:t>(Sala &amp; Müller, 2020)</w:t>
       </w:r>
-      <w:bookmarkEnd w:id="5"/>
+      <w:bookmarkEnd w:id="6"/>
       <w:r>
         <w:t>.</w:t>
       </w:r>
@@ -5089,8 +5094,8 @@
         </w:rPr>
         <w:br w:type="page"/>
       </w:r>
-      <w:bookmarkStart w:id="6" w:name="__RefHeading___Toc6085_3778402420"/>
-      <w:bookmarkStart w:id="7" w:name="_Toc48605292"/>
+      <w:bookmarkStart w:id="7" w:name="__RefHeading___Toc6085_3778402420"/>
+      <w:bookmarkStart w:id="8" w:name="_Toc48605292"/>
       <w:r>
         <w:lastRenderedPageBreak/>
         <w:t xml:space="preserve">Problem </w:t>
@@ -5101,8 +5106,8 @@
       <w:r>
         <w:t>efinition</w:t>
       </w:r>
-      <w:bookmarkEnd w:id="6"/>
       <w:bookmarkEnd w:id="7"/>
+      <w:bookmarkEnd w:id="8"/>
     </w:p>
     <w:p>
       <w:pPr>
@@ -5269,14 +5274,12 @@
       <w:r>
         <w:t xml:space="preserve"> which prevents a full understanding of their performance in different </w:t>
       </w:r>
-      <w:proofErr w:type="gramStart"/>
       <w:r>
         <w:t>contexts</w:t>
       </w:r>
       <w:r>
         <w:t>;</w:t>
       </w:r>
-      <w:proofErr w:type="gramEnd"/>
     </w:p>
     <w:p>
       <w:pPr>
@@ -5330,14 +5333,12 @@
       <w:r>
         <w:t xml:space="preserve">needed to improve </w:t>
       </w:r>
-      <w:proofErr w:type="gramStart"/>
       <w:r>
         <w:t>generalizability</w:t>
       </w:r>
       <w:r>
         <w:t>;</w:t>
       </w:r>
-      <w:proofErr w:type="gramEnd"/>
     </w:p>
     <w:p>
       <w:pPr>
@@ -5389,16 +5390,11 @@
         <w:t xml:space="preserve">claims and </w:t>
       </w:r>
       <w:r>
-        <w:t xml:space="preserve">reported </w:t>
-      </w:r>
-      <w:proofErr w:type="gramStart"/>
-      <w:r>
-        <w:t>results</w:t>
+        <w:t>reported results</w:t>
       </w:r>
       <w:r>
         <w:t>;</w:t>
       </w:r>
-      <w:proofErr w:type="gramEnd"/>
       <w:r>
         <w:t xml:space="preserve"> </w:t>
       </w:r>
@@ -5799,11 +5795,11 @@
       <w:pPr>
         <w:pStyle w:val="Heading2"/>
       </w:pPr>
-      <w:bookmarkStart w:id="8" w:name="_Toc48605293"/>
+      <w:bookmarkStart w:id="9" w:name="_Toc48605293"/>
       <w:r>
         <w:t>Contribution</w:t>
       </w:r>
-      <w:bookmarkEnd w:id="8"/>
+      <w:bookmarkEnd w:id="9"/>
     </w:p>
     <w:p>
       <w:pPr>
@@ -6003,8 +5999,8 @@
       <w:pPr>
         <w:pStyle w:val="Heading2"/>
       </w:pPr>
-      <w:bookmarkStart w:id="9" w:name="__RefHeading___Toc6087_3778402420"/>
-      <w:bookmarkStart w:id="10" w:name="_Toc48605294"/>
+      <w:bookmarkStart w:id="10" w:name="__RefHeading___Toc6087_3778402420"/>
+      <w:bookmarkStart w:id="11" w:name="_Toc48605294"/>
       <w:r>
         <w:t xml:space="preserve">Research </w:t>
       </w:r>
@@ -6014,8 +6010,8 @@
       <w:r>
         <w:t>bjective</w:t>
       </w:r>
-      <w:bookmarkEnd w:id="9"/>
       <w:bookmarkEnd w:id="10"/>
+      <w:bookmarkEnd w:id="11"/>
     </w:p>
     <w:p>
       <w:pPr>
@@ -6289,16 +6285,11 @@
         </w:numPr>
       </w:pPr>
       <w:r>
-        <w:t xml:space="preserve">A modular architecture to make it easy to switch the algorithms being subjected to testing. Specifically, the framework should consider the structure of the algorithms' definition for </w:t>
-      </w:r>
-      <w:proofErr w:type="gramStart"/>
-      <w:r>
-        <w:t>compatibility</w:t>
+        <w:t>A modular architecture to make it easy to switch the algorithms being subjected to testing. Specifically, the framework should consider the structure of the algorithms' definition for compatibility</w:t>
       </w:r>
       <w:r>
         <w:t>;</w:t>
       </w:r>
-      <w:proofErr w:type="gramEnd"/>
     </w:p>
     <w:p>
       <w:pPr>
@@ -6309,16 +6300,11 @@
         </w:numPr>
       </w:pPr>
       <w:r>
-        <w:t xml:space="preserve">The framework will be made public on an official PyPI repository with a user </w:t>
-      </w:r>
-      <w:proofErr w:type="gramStart"/>
-      <w:r>
-        <w:t>guide</w:t>
+        <w:t>The framework will be made public on an official PyPI repository with a user guide</w:t>
       </w:r>
       <w:r>
         <w:t>;</w:t>
       </w:r>
-      <w:proofErr w:type="gramEnd"/>
     </w:p>
     <w:p>
       <w:pPr>
@@ -6459,9 +6445,9 @@
           <w:b/>
         </w:rPr>
       </w:pPr>
-      <w:bookmarkStart w:id="11" w:name="_Ref47716319"/>
-      <w:bookmarkStart w:id="12" w:name="_Toc48164778"/>
-      <w:bookmarkStart w:id="13" w:name="_Ref48602168"/>
+      <w:bookmarkStart w:id="12" w:name="_Ref47716319"/>
+      <w:bookmarkStart w:id="13" w:name="_Toc48164778"/>
+      <w:bookmarkStart w:id="14" w:name="_Ref48602168"/>
       <w:r>
         <w:rPr>
           <w:b/>
@@ -6505,12 +6491,12 @@
         </w:rPr>
         <w:fldChar w:fldCharType="end"/>
       </w:r>
-      <w:bookmarkEnd w:id="11"/>
+      <w:bookmarkEnd w:id="12"/>
       <w:r>
         <w:t xml:space="preserve"> Structure of the Proposed Framework</w:t>
       </w:r>
-      <w:bookmarkEnd w:id="12"/>
       <w:bookmarkEnd w:id="13"/>
+      <w:bookmarkEnd w:id="14"/>
       <w:r>
         <w:t xml:space="preserve"> </w:t>
       </w:r>
@@ -6539,11 +6525,11 @@
       <w:pPr>
         <w:pStyle w:val="Heading2"/>
       </w:pPr>
-      <w:bookmarkStart w:id="14" w:name="_Toc48605295"/>
+      <w:bookmarkStart w:id="15" w:name="_Toc48605295"/>
       <w:r>
         <w:t>Future Work</w:t>
       </w:r>
-      <w:bookmarkEnd w:id="14"/>
+      <w:bookmarkEnd w:id="15"/>
     </w:p>
     <w:p>
       <w:pPr>
@@ -6609,8 +6595,8 @@
       <w:pPr>
         <w:pStyle w:val="Heading1"/>
       </w:pPr>
-      <w:bookmarkStart w:id="15" w:name="__RefHeading___Toc6093_3778402420"/>
-      <w:bookmarkStart w:id="16" w:name="_Toc48605296"/>
+      <w:bookmarkStart w:id="16" w:name="__RefHeading___Toc6093_3778402420"/>
+      <w:bookmarkStart w:id="17" w:name="_Toc48605296"/>
       <w:r>
         <w:lastRenderedPageBreak/>
         <w:t>CHAPTER 1</w:t>
@@ -6624,8 +6610,8 @@
       <w:r>
         <w:t>LITERATURE REVIEW</w:t>
       </w:r>
-      <w:bookmarkEnd w:id="15"/>
       <w:bookmarkEnd w:id="16"/>
+      <w:bookmarkEnd w:id="17"/>
     </w:p>
     <w:p>
       <w:pPr>
@@ -6797,15 +6783,7 @@
         <w:fldChar w:fldCharType="end"/>
       </w:r>
       <w:r>
-        <w:t xml:space="preserve"> and </w:t>
-      </w:r>
-      <w:proofErr w:type="spellStart"/>
-      <w:r>
-        <w:t>EasyLocal</w:t>
-      </w:r>
-      <w:proofErr w:type="spellEnd"/>
-      <w:r>
-        <w:t>++</w:t>
+        <w:t xml:space="preserve"> and EasyLocal++</w:t>
       </w:r>
       <w:r>
         <w:t xml:space="preserve"> </w:t>
@@ -7575,7 +7553,7 @@
       <w:pPr>
         <w:pStyle w:val="Standard"/>
         <w:rPr>
-          <w:lang w:val="en-CA"/>
+          <w:lang w:val="fr-CA"/>
         </w:rPr>
       </w:pPr>
       <w:r>
@@ -7736,7 +7714,13 @@
         <w:rPr>
           <w:lang w:val="en-CA"/>
         </w:rPr>
-        <w:instrText xml:space="preserve"> ADDIN ZOTERO_ITEM CSL_CITATION {"citationID":"7rIXrN5m","properties":{"formattedCitation":"(Moon et al., 2019)","plainCitation":"(Moon et al., 2019)","noteIndex":0},"citationItems":[{"id":31,"uris":["http://zotero.org/users/5028357/items/ALV8NUD2"],"uri":["http://zotero.org/users/5028357/items/ALV8NUD2"],"itemData":{"id":31,"type":"article-journal","abstract":"Background: In the recent years, machine learning algorithms have been more widely and increasingly applied in biomedical fields. In particular, their application has been drawing more attention in the field of psychiatry, for instance, as diagnostic tests/tools for autism spectrum disorder (ASD). However, given their complexity and potential clinical implications, there is an ongoing need for further research on their accuracy. Objective: This study aimed to perform a systematic review and meta-analysis to summarize the available evidence for the accuracy of machine learning algorithms in diagnosing ASD. Methods: The following databases were searched on November 28, 2018: MEDLINE, EMBASE, CINAHL Complete (with Open Dissertations), PsycINFO, and Institute of Electrical and Electronics Engineers Xplore Digital Library. Studies that used a machine learning algorithm partially or fully for distinguishing individuals with ASD from control subjects and provided accuracy measures were included in our analysis. The bivariate random effects model was applied to the pooled data in a meta-analysis. A subgroup analysis was used to investigate and resolve the source of heterogeneity between studies. True-positive, false-positive, false-negative, and true-negative values from individual studies were used to calculate the pooled sensitivity and specificity values, draw Summary Receiver Operating Characteristics curves, and obtain the area under the curve (AUC) and partial AUC (pAUC). Results: A total of 43 studies were included for the final analysis, of which a meta-analysis was performed on 40 studies (53 samples with 12,128 participants). A structural magnetic resonance imaging (sMRI) subgroup meta-analysis (12 samples with 1776 participants) showed a sensitivity of 0.83 (95% CI 0.76-0.89), a specificity of 0.84 (95% CI 0.74-0.91), and AUC/pAUC of 0.90/0.83. A functional magnetic resonance imaging/deep neural network subgroup meta-analysis (5 samples with 1345 participants) showed a sensitivity of 0.69 (95% CI 0.62-0.75), specificity of 0.66 (95% CI 0.61-0.70), and AUC/pAUC of 0.71/0.67. Conclusions: The accuracy of machine learning algorithms for diagnosis of ASD was considered acceptable by few accuracy measures only in cases of sMRI use; however, given the many limitations indicated in our study, further well-designed studies are warranted to extend the potential use of machine learning algorithms to clinical settings.","container-title":"Jmir Mental Health","DOI":"10.2196/14108","ISSN":"2368-7959","issue":"12","journalAbbreviation":"JMIR Ment. Health","language":"English","note":"publisher-place: Toronto\npublisher: Jmir Publications, Inc\nWOS:000505762200001","page":"e14108","source":"Web of Science","title":"Accuracy of Machine Learning Algorithms for the Diagnosis of Autism Spectrum Disorder: Systematic Review and Meta-Analysis of Brain Magnetic Resonance Imaging Studies","title-short":"Accuracy of Machine Learning Algorithms for the Diagnosis of Autism Spectrum Disorder","volume":"6","author":[{"family":"Moon","given":"Sun Jae"},{"family":"Hwang","given":"Jinseub"},{"family":"Kana","given":"Rajesh"},{"family":"Torous","given":"John"},{"family":"Kim","given":"Jung Won"}],"issued":{"date-parts":[["2019",12,20]]}}}],"schema":"https://github.com/citation-style-language/schema/raw/master/csl-citation.json"} </w:instrText>
+        <w:instrText xml:space="preserve"> ADDIN ZOTERO_ITEM CSL_CITATION {"citationID":"7rIXrN5m","properties":{"formattedCitation":"(Moon et al., 2019)","plainCitation":"(Moon et al., 2019)","noteIndex":0},"citationItems":[{"id":31,"uris":["http://zotero.org/users/5028357/items/ALV8NUD2"],"uri":["http://zotero.org/users/5028357/items/ALV8NUD2"],"itemData":{"id":31,"type":"article-journal","abstract":"Background: In the recent years, machine learning algorithms have been more widely and increasingly applied in biomedical fields. In particular, their application has been drawing more attention in the field of psychiatry, for instance, as diagnostic tests/tools for autism spectrum disorder (ASD). However, given their complexity and potential clinical implications, there is an ongoing need for further research on their accuracy. Objective: This study aimed to perform a systematic review and meta-analysis to summarize the available evidence for the accuracy of machine learning algorithms in diagnosing ASD. Methods: The following databases were searched on November 28, 2018: MEDLINE, EMBASE, CINAHL Complete (with Open Dissertations), PsycINFO, and Institute of Electrical and Electronics Engineers Xplore Digital Library. Studies that used a machine learning algorithm partially or fully for distinguishing individuals with ASD from control subjects and provided accuracy measures were included in our analysis. The bivariate random effects model was applied to the pooled data in a meta-analysis. A subgroup analysis was used to investigate and resolve the source of heterogeneity between studies. True-positive, false-positive, false-negative, and true-negative values from individual studies were used to calculate the pooled sensitivity and specificity values, draw Summary Receiver Operating Characteristics curves, and obtain the area under the curve (AUC) and partial AUC (pAUC). Results: A total of 43 studies were included for the final analysis, of which a meta-analysis was performed on 40 studies (53 samples with 12,128 participants). A structural magnetic resonance imaging (sMRI) subgroup meta-analysis (12 samples with 1776 participants) showed a sensitivity of 0.83 (95% CI 0.76-0.89), a specificity of 0.84 (95% CI 0.74-0.91), and AUC/p</w:instrText>
+      </w:r>
+      <w:r>
+        <w:rPr>
+          <w:lang w:val="fr-CA"/>
+        </w:rPr>
+        <w:instrText xml:space="preserve">AUC of 0.90/0.83. A functional magnetic resonance imaging/deep neural network subgroup meta-analysis (5 samples with 1345 participants) showed a sensitivity of 0.69 (95% CI 0.62-0.75), specificity of 0.66 (95% CI 0.61-0.70), and AUC/pAUC of 0.71/0.67. Conclusions: The accuracy of machine learning algorithms for diagnosis of ASD was considered acceptable by few accuracy measures only in cases of sMRI use; however, given the many limitations indicated in our study, further well-designed studies are warranted to extend the potential use of machine learning algorithms to clinical settings.","container-title":"Jmir Mental Health","DOI":"10.2196/14108","ISSN":"2368-7959","issue":"12","journalAbbreviation":"JMIR Ment. Health","language":"English","note":"publisher-place: Toronto\npublisher: Jmir Publications, Inc\nWOS:000505762200001","page":"e14108","source":"Web of Science","title":"Accuracy of Machine Learning Algorithms for the Diagnosis of Autism Spectrum Disorder: Systematic Review and Meta-Analysis of Brain Magnetic Resonance Imaging Studies","title-short":"Accuracy of Machine Learning Algorithms for the Diagnosis of Autism Spectrum Disorder","volume":"6","author":[{"family":"Moon","given":"Sun Jae"},{"family":"Hwang","given":"Jinseub"},{"family":"Kana","given":"Rajesh"},{"family":"Torous","given":"John"},{"family":"Kim","given":"Jung Won"}],"issued":{"date-parts":[["2019",12,20]]}}}],"schema":"https://github.com/citation-style-language/schema/raw/master/csl-citation.json"} </w:instrText>
       </w:r>
       <w:r>
         <w:rPr>
@@ -7836,19 +7820,19 @@
       </w:r>
       <w:r>
         <w:rPr>
-          <w:lang w:val="en-CA"/>
+          <w:lang w:val="fr-CA"/>
         </w:rPr>
         <w:t xml:space="preserve">However, it does </w:t>
       </w:r>
       <w:r>
         <w:rPr>
-          <w:lang w:val="en-CA"/>
+          <w:lang w:val="fr-CA"/>
         </w:rPr>
         <w:t xml:space="preserve">warn </w:t>
       </w:r>
       <w:r>
         <w:rPr>
-          <w:lang w:val="en-CA"/>
+          <w:lang w:val="fr-CA"/>
         </w:rPr>
         <w:t>that the performance of metaheuristics cannot be optimal for all types of problems.</w:t>
       </w:r>
@@ -7858,7 +7842,7 @@
         <w:pStyle w:val="Standard"/>
         <w:spacing w:line="240" w:lineRule="auto"/>
         <w:rPr>
-          <w:lang w:val="en-CA"/>
+          <w:lang w:val="fr-CA"/>
         </w:rPr>
       </w:pPr>
     </w:p>
@@ -8174,21 +8158,43 @@
         <w:rPr>
           <w:lang w:val="fr-CA"/>
         </w:rPr>
-        <w:t>(</w:t>
-      </w:r>
-      <w:proofErr w:type="spellStart"/>
+        <w:t>(Nannen, 2006)</w:t>
+      </w:r>
+      <w:r>
+        <w:rPr>
+          <w:lang w:val="en-CA"/>
+        </w:rPr>
+        <w:fldChar w:fldCharType="end"/>
+      </w:r>
       <w:r>
         <w:rPr>
           <w:lang w:val="fr-CA"/>
         </w:rPr>
-        <w:t>Nannen</w:t>
-      </w:r>
-      <w:proofErr w:type="spellEnd"/>
+        <w:t xml:space="preserve"> </w:t>
+      </w:r>
+      <w:r>
+        <w:rPr>
+          <w:lang w:val="en-CA"/>
+        </w:rPr>
+        <w:fldChar w:fldCharType="begin"/>
+      </w:r>
       <w:r>
         <w:rPr>
           <w:lang w:val="fr-CA"/>
         </w:rPr>
-        <w:t>, 2006)</w:t>
+        <w:instrText xml:space="preserve"> ADDIN ZOTERO_ITEM CSL_CITATION {"citationID":"2ogeFmsf","properties":{"formattedCitation":"(Eiben &amp; Jelasity, 2002)","plainCitation":"(Eiben &amp; Jelasity, 2002)","noteIndex":0},"citationItems":[{"id":38,"uris":["http://zotero.org/users/5028357/items/HCHLJ4TC"],"uri":["http://zotero.org/users/5028357/items/HCHLJ4TC"],"itemData":{"id":38,"type":"paper-conference","abstract":"In this paper we point to some essential shortcomings in contemporary practice in performing and documenting experimental research in EC. We identify some crucial problems and the limitations of this practice, and elaborate on research directions that should be pursued to improve the quality and relevance of experimental research.","container-title":"Proceedings of the 2002 Congress on Evolutionary Computation. CEC'02 (Cat. No.02TH8600)","DOI":"10.1109/CEC.2002.1006991","event":"2002 World Congress on Computational Intelligence - WCCI'02","event-place":"Honolulu, HI, USA","ISBN":"978-0-7803-7282-5","language":"en","page":"582-587","publisher":"IEEE","publisher-place":"Honolulu, HI, USA","source":"DOI.org (Crossref)","title":"A critical note on experimental research methodology in EC","URL":"http://ieeexplore.ieee.org/document/1006991/","volume":"1","author":[{"family":"Eiben","given":"A.E."},{"family":"Jelasity","given":"M."}],"accessed":{"date-parts":[["2020",8,3]]},"issued":{"date-parts":[["2002"]]}}}],"schema":"https://github.com/citation-style-language/schema/raw/master/csl-citation.json"} </w:instrText>
+      </w:r>
+      <w:r>
+        <w:rPr>
+          <w:lang w:val="en-CA"/>
+        </w:rPr>
+        <w:fldChar w:fldCharType="separate"/>
+      </w:r>
+      <w:r>
+        <w:rPr>
+          <w:lang w:val="fr-CA"/>
+        </w:rPr>
+        <w:t>(Eiben &amp; Jelasity, 2002)</w:t>
       </w:r>
       <w:r>
         <w:rPr>
@@ -8200,10 +8206,22 @@
         <w:rPr>
           <w:lang w:val="fr-CA"/>
         </w:rPr>
+        <w:t>;</w:t>
+      </w:r>
+      <w:r>
+        <w:rPr>
+          <w:lang w:val="fr-CA"/>
+        </w:rPr>
         <w:t xml:space="preserve"> </w:t>
       </w:r>
       <w:r>
         <w:rPr>
+          <w:lang w:val="fr-CA"/>
+        </w:rPr>
+        <w:t xml:space="preserve">the steepest decent approach by </w:t>
+      </w:r>
+      <w:r>
+        <w:rPr>
           <w:lang w:val="en-CA"/>
         </w:rPr>
         <w:fldChar w:fldCharType="begin"/>
@@ -8212,7 +8230,7 @@
         <w:rPr>
           <w:lang w:val="fr-CA"/>
         </w:rPr>
-        <w:instrText xml:space="preserve"> ADDIN ZOTERO_ITEM CSL_CITATION {"citationID":"2ogeFmsf","properties":{"formattedCitation":"(Eiben &amp; Jelasity, 2002)","plainCitation":"(Eiben &amp; Jelasity, 2002)","noteIndex":0},"citationItems":[{"id":38,"uris":["http://zotero.org/users/5028357/items/HCHLJ4TC"],"uri":["http://zotero.org/users/5028357/items/HCHLJ4TC"],"itemData":{"id":38,"type":"paper-conference","abstract":"In this paper we point to some essential shortcomings in contemporary practice in performing and documenting experimental research in EC. We identify some crucial problems and the limitations of this practice, and elaborate on research directions that should be pursued to improve the quality and relevance of experimental research.","container-title":"Proceedings of the 2002 Congress on Evolutionary Computation. CEC'02 (Cat. No.02TH8600)","DOI":"10.1109/CEC.2002.1006991","event":"2002 World Congress on Computational Intelligence - WCCI'02","event-place":"Honolulu, HI, USA","ISBN":"978-0-7803-7282-5","language":"en","page":"582-587","publisher":"IEEE","publisher-place":"Honolulu, HI, USA","source":"DOI.org (Crossref)","title":"A critical note on experimental research methodology in EC","URL":"http://ieeexplore.ieee.org/document/1006991/","volume":"1","author":[{"family":"Eiben","given":"A.E."},{"family":"Jelasity","given":"M."}],"accessed":{"date-parts":[["2020",8,3]]},"issued":{"date-parts":[["2002"]]}}}],"schema":"https://github.com/citation-style-language/schema/raw/master/csl-citation.json"} </w:instrText>
+        <w:instrText xml:space="preserve"> ADDIN ZOTERO_ITEM CSL_CITATION {"citationID":"RnTUmE8P","properties":{"formattedCitation":"(Coy et al., 2001)","plainCitation":"(Coy et al., 2001)","noteIndex":0},"citationItems":[{"id":65,"uris":["http://zotero.org/users/5028357/items/N3V5DGMB"],"uri":["http://zotero.org/users/5028357/items/N3V5DGMB"],"itemData":{"id":65,"type":"article-journal","abstract":"In this paper, we propose a procedure, based on statistical design of experiments and gradient descent, that finds effective settings for parameters found in heuristics. We develop our procedure using four experiments. We use our procedure and a small subset of problems to find parameter settings for two new vehicle routing heuristics. We then set the parameters of each heuristic and solve 19 capacity-constrained and 15 capacity-constrained and route-length-constrained vehicle routing problems ranging in size from 50 to 483 customers. We conclude that our procedure is an effective method that deserves serious consideration by both researchers and operations research practitioners.","container-title":"Journal of Heuristics","DOI":"10.1023/A:1026569813391","ISSN":"1572-9397","issue":"1","journalAbbreviation":"Journal of Heuristics","language":"en","page":"77-97","source":"Springer Link","title":"Using Experimental Design to Find Effective Parameter Settings for Heuristics","volume":"7","author":[{"family":"Coy","given":"Steven P."},{"family":"Golden","given":"Bruce L."},{"family":"Runger","given":"George C."},{"family":"Wasil","given":"Edward A."}],"issued":{"date-parts":[["2001",1,1]]}}}],"schema":"https://github.com/citation-style-language/schema/raw/master/csl-citation.json"} </w:instrText>
       </w:r>
       <w:r>
         <w:rPr>
@@ -8224,87 +8242,25 @@
         <w:rPr>
           <w:lang w:val="fr-CA"/>
         </w:rPr>
-        <w:t>(</w:t>
-      </w:r>
-      <w:proofErr w:type="spellStart"/>
+        <w:t>(Coy et al., 2001)</w:t>
+      </w:r>
+      <w:r>
+        <w:rPr>
+          <w:lang w:val="en-CA"/>
+        </w:rPr>
+        <w:fldChar w:fldCharType="end"/>
+      </w:r>
       <w:r>
         <w:rPr>
           <w:lang w:val="fr-CA"/>
         </w:rPr>
-        <w:t>Eiben</w:t>
-      </w:r>
-      <w:proofErr w:type="spellEnd"/>
+        <w:t>;</w:t>
+      </w:r>
       <w:r>
         <w:rPr>
           <w:lang w:val="fr-CA"/>
         </w:rPr>
-        <w:t xml:space="preserve"> &amp; Jelasity, 2002)</w:t>
-      </w:r>
-      <w:r>
-        <w:rPr>
-          <w:lang w:val="en-CA"/>
-        </w:rPr>
-        <w:fldChar w:fldCharType="end"/>
-      </w:r>
-      <w:r>
-        <w:rPr>
-          <w:lang w:val="fr-CA"/>
-        </w:rPr>
-        <w:t>;</w:t>
-      </w:r>
-      <w:r>
-        <w:rPr>
-          <w:lang w:val="fr-CA"/>
-        </w:rPr>
-        <w:t xml:space="preserve"> </w:t>
-      </w:r>
-      <w:r>
-        <w:rPr>
-          <w:lang w:val="fr-CA"/>
-        </w:rPr>
-        <w:t xml:space="preserve">the </w:t>
-      </w:r>
-      <w:proofErr w:type="spellStart"/>
-      <w:r>
-        <w:rPr>
-          <w:lang w:val="fr-CA"/>
-        </w:rPr>
-        <w:t>steepest</w:t>
-      </w:r>
-      <w:proofErr w:type="spellEnd"/>
-      <w:r>
-        <w:rPr>
-          <w:lang w:val="fr-CA"/>
-        </w:rPr>
-        <w:t xml:space="preserve"> </w:t>
-      </w:r>
-      <w:proofErr w:type="spellStart"/>
-      <w:r>
-        <w:rPr>
-          <w:lang w:val="fr-CA"/>
-        </w:rPr>
-        <w:t>decent</w:t>
-      </w:r>
-      <w:proofErr w:type="spellEnd"/>
-      <w:r>
-        <w:rPr>
-          <w:lang w:val="fr-CA"/>
-        </w:rPr>
-        <w:t xml:space="preserve"> </w:t>
-      </w:r>
-      <w:proofErr w:type="spellStart"/>
-      <w:r>
-        <w:rPr>
-          <w:lang w:val="fr-CA"/>
-        </w:rPr>
-        <w:t>approach</w:t>
-      </w:r>
-      <w:proofErr w:type="spellEnd"/>
-      <w:r>
-        <w:rPr>
-          <w:lang w:val="fr-CA"/>
-        </w:rPr>
-        <w:t xml:space="preserve"> by </w:t>
+        <w:t xml:space="preserve"> and the design of experiments (DOE) approach applied to metaheuristics research as in </w:t>
       </w:r>
       <w:r>
         <w:rPr>
@@ -8314,9 +8270,39 @@
       </w:r>
       <w:r>
         <w:rPr>
-          <w:lang w:val="fr-CA"/>
-        </w:rPr>
-        <w:instrText xml:space="preserve"> ADDIN ZOTERO_ITEM CSL_CITATION {"citationID":"RnTUmE8P","properties":{"formattedCitation":"(Coy et al., 2001)","plainCitation":"(Coy et al., 2001)","noteIndex":0},"citationItems":[{"id":65,"uris":["http://zotero.org/users/5028357/items/N3V5DGMB"],"uri":["http://zotero.org/users/5028357/items/N3V5DGMB"],"itemData":{"id":65,"type":"article-journal","abstract":"In this paper, we propose a procedure, based on statistical design of experiments and gradient descent, that finds effective settings for parameters found in heuristics. We develop our procedure using four experiments. We use our procedure and a small subset of problems to find parameter settings for two new vehicle routing heuristics. We then set the parameters of each heuristic and solve 19 capacity-constrained and 15 capacity-constrained and route-length-constrained vehicle routing problems ranging in size from 50 to 483 customers. We conclude that our procedure is an effective method that deserves serious consideration by both researchers and operations research practitioners.","container-title":"Journal of Heuristics","DOI":"10.1023/A:1026569813391","ISSN":"1572-9397","issue":"1","journalAbbreviation":"Journal of Heuristics","language":"en","page":"77-97","source":"Springer Link","title":"Using Experimental Design to Find Effective Parameter Settings for Heuristics","volume":"7","author":[{"family":"Coy","given":"Steven P."},{"family":"Golden","given":"Bruce L."},{"family":"Runger","given":"George C."},{"family":"Wasil","given":"Edward A."}],"issued":{"date-parts":[["2001",1,1]]}}}],"schema":"https://github.com/citation-style-language/schema/raw/master/csl-citation.json"} </w:instrText>
+          <w:lang w:val="en-GB"/>
+        </w:rPr>
+        <w:instrText xml:space="preserve"> ADDIN ZOTERO_ITEM CSL_CITATION {"citationID":"kecT2EyF","properties":{"formattedCitation":"(Bartz, 2003)","plainCitation":"(Bartz, 2003)","noteIndex":0},"citationItems":[{"id":64,"uris":["http://zotero.org/users/5028357/items/VXGCKLZN"],"uri":["http://zotero.org/users/5028357/items/VXGCKLZN"],"itemData":{"id":64,"type":"article-journal","abstract":"This article presents statistical techniques for the design and analysis of evolution strategies. These techniques can be applied to other search heuristics such as genetic algorithms, simulated annealing or particle swarm optimizers. It provides guidelines for the comparison of di</w:instrText>
+      </w:r>
+      <w:r>
+        <w:rPr>
+          <w:lang w:val="en-CA"/>
+        </w:rPr>
+        <w:instrText>ﬀ</w:instrText>
+      </w:r>
+      <w:r>
+        <w:rPr>
+          <w:lang w:val="en-GB"/>
+        </w:rPr>
+        <w:instrText>erent algorithms on arti</w:instrText>
+      </w:r>
+      <w:r>
+        <w:rPr>
+          <w:lang w:val="en-CA"/>
+        </w:rPr>
+        <w:instrText>ﬁ</w:instrText>
+      </w:r>
+      <w:r>
+        <w:rPr>
+          <w:lang w:val="en-GB"/>
+        </w:rPr>
+        <w:instrText>cal test functions and on real-world optimization problems. Statistical experimental design techniques to improve the integrity and comparability of experiments are proposed. Interpreting the run of an optimization algorithm as an experiment, design of experiments (DOE), response surface methods (RSM), and tree-based regression methods can be applied to analyze and to improve its performance. We recommmend to base the comparison of algorithms on “tuned” algorithms and not on their “standard” parameterizations.","language":"en","page":"36","source":"Zotero","title":"Experimental Analysis of Evolution Strategies – Overview and Comprehensive Introduction","author":[{"family":"Bartz","given":"Thomas"}],"issued":{"date-parts":[</w:instrText>
+      </w:r>
+      <w:r>
+        <w:rPr>
+          <w:lang w:val="en-CA"/>
+        </w:rPr>
+        <w:instrText xml:space="preserve">["2003"]]}}}],"schema":"https://github.com/citation-style-language/schema/raw/master/csl-citation.json"} </w:instrText>
       </w:r>
       <w:r>
         <w:rPr>
@@ -8326,165 +8312,9 @@
       </w:r>
       <w:r>
         <w:rPr>
-          <w:lang w:val="fr-CA"/>
-        </w:rPr>
-        <w:t>(Coy et al., 2001)</w:t>
-      </w:r>
-      <w:r>
-        <w:rPr>
-          <w:lang w:val="en-CA"/>
-        </w:rPr>
-        <w:fldChar w:fldCharType="end"/>
-      </w:r>
-      <w:r>
-        <w:rPr>
-          <w:lang w:val="fr-CA"/>
-        </w:rPr>
-        <w:t>;</w:t>
-      </w:r>
-      <w:r>
-        <w:rPr>
-          <w:lang w:val="fr-CA"/>
-        </w:rPr>
-        <w:t xml:space="preserve"> and the design of </w:t>
-      </w:r>
-      <w:proofErr w:type="spellStart"/>
-      <w:r>
-        <w:rPr>
-          <w:lang w:val="fr-CA"/>
-        </w:rPr>
-        <w:t>experiments</w:t>
-      </w:r>
-      <w:proofErr w:type="spellEnd"/>
-      <w:r>
-        <w:rPr>
-          <w:lang w:val="fr-CA"/>
-        </w:rPr>
-        <w:t xml:space="preserve"> (DOE) </w:t>
-      </w:r>
-      <w:proofErr w:type="spellStart"/>
-      <w:r>
-        <w:rPr>
-          <w:lang w:val="fr-CA"/>
-        </w:rPr>
-        <w:t>approach</w:t>
-      </w:r>
-      <w:proofErr w:type="spellEnd"/>
-      <w:r>
-        <w:rPr>
-          <w:lang w:val="fr-CA"/>
-        </w:rPr>
-        <w:t xml:space="preserve"> </w:t>
-      </w:r>
-      <w:proofErr w:type="spellStart"/>
-      <w:r>
-        <w:rPr>
-          <w:lang w:val="fr-CA"/>
-        </w:rPr>
-        <w:t>applied</w:t>
-      </w:r>
-      <w:proofErr w:type="spellEnd"/>
-      <w:r>
-        <w:rPr>
-          <w:lang w:val="fr-CA"/>
-        </w:rPr>
-        <w:t xml:space="preserve"> to </w:t>
-      </w:r>
-      <w:proofErr w:type="spellStart"/>
-      <w:r>
-        <w:rPr>
-          <w:lang w:val="fr-CA"/>
-        </w:rPr>
-        <w:t>metaheuristics</w:t>
-      </w:r>
-      <w:proofErr w:type="spellEnd"/>
-      <w:r>
-        <w:rPr>
-          <w:lang w:val="fr-CA"/>
-        </w:rPr>
-        <w:t xml:space="preserve"> </w:t>
-      </w:r>
-      <w:proofErr w:type="spellStart"/>
-      <w:r>
-        <w:rPr>
-          <w:lang w:val="fr-CA"/>
-        </w:rPr>
-        <w:t>research</w:t>
-      </w:r>
-      <w:proofErr w:type="spellEnd"/>
-      <w:r>
-        <w:rPr>
-          <w:lang w:val="fr-CA"/>
-        </w:rPr>
-        <w:t xml:space="preserve"> as in </w:t>
-      </w:r>
-      <w:r>
-        <w:rPr>
-          <w:lang w:val="en-CA"/>
-        </w:rPr>
-        <w:fldChar w:fldCharType="begin"/>
-      </w:r>
-      <w:r>
-        <w:rPr>
-          <w:lang w:val="en-CA"/>
-        </w:rPr>
-        <w:instrText xml:space="preserve"> ADDIN ZOTERO_ITEM CSL_CITATION {"citationID":"kecT2EyF","properties":{"formattedCitation":"(Bartz, 2003)","plainCitation":"(Bartz, 2003)","noteIndex":0},"citationItems":[{"id":64,"uris":["http://zotero.org/users/5028357/items/VXGCKLZN"],"uri":["http://zotero.org/users/5028357/items/VXGCKLZN"],"itemData":{"id":64,"type":"article-journal","abstract":"This article presents statistical techniques for the design and analysis of evolution strategies. These techniques can be applied to other search heuristics such as genetic algorithms, simulated annealing or particle swarm optimizers. It provides guidelines for the comparison of di</w:instrText>
-      </w:r>
-      <w:r>
-        <w:rPr>
-          <w:lang w:val="en-CA"/>
-        </w:rPr>
-        <w:instrText>ﬀ</w:instrText>
-      </w:r>
-      <w:r>
-        <w:rPr>
-          <w:lang w:val="en-CA"/>
-        </w:rPr>
-        <w:instrText>erent algorithms on arti</w:instrText>
-      </w:r>
-      <w:r>
-        <w:rPr>
-          <w:lang w:val="en-CA"/>
-        </w:rPr>
-        <w:instrText>ﬁ</w:instrText>
-      </w:r>
-      <w:r>
-        <w:rPr>
-          <w:lang w:val="en-CA"/>
-        </w:rPr>
-        <w:instrText>cal test functions and on real-world optimization problems. Statistical experimental design techniques to improve the integrity and comparability of experiments are proposed. Interpreting the run of an optimization algorithm as an experiment, design of experiments (DOE), response surface methods (RSM), and tree-based regression methods can be applied to analyze and to improve its performance. We recommmend to base the comparison of algorithms on “tuned” algorithms and not on their “standard” parameterizations.","language":"en","page":"36","source":"Zotero","title":"Experimental Analysis of Evolution Strategies – Overview and Comprehensive Introduction","author":[{"family":"Bartz","given":"Thomas"}],"issued":{"date-parts":[</w:instrText>
-      </w:r>
-      <w:r>
-        <w:rPr>
-          <w:lang w:val="en-CA"/>
-        </w:rPr>
-        <w:instrText xml:space="preserve">["2003"]]}}}],"schema":"https://github.com/citation-style-language/schema/raw/master/csl-citation.json"} </w:instrText>
-      </w:r>
-      <w:r>
-        <w:rPr>
-          <w:lang w:val="en-CA"/>
-        </w:rPr>
-        <w:fldChar w:fldCharType="separate"/>
-      </w:r>
-      <w:r>
-        <w:rPr>
-          <w:lang w:val="en-CA"/>
-        </w:rPr>
-        <w:t>(</w:t>
-      </w:r>
-      <w:proofErr w:type="spellStart"/>
-      <w:r>
-        <w:rPr>
-          <w:lang w:val="en-CA"/>
-        </w:rPr>
-        <w:t>Bartz</w:t>
-      </w:r>
-      <w:proofErr w:type="spellEnd"/>
-      <w:r>
-        <w:rPr>
-          <w:lang w:val="en-CA"/>
-        </w:rPr>
-        <w:t>, 2003)</w:t>
+          <w:lang w:val="en-CA"/>
+        </w:rPr>
+        <w:t>(Bartz, 2003)</w:t>
       </w:r>
       <w:r>
         <w:rPr>
@@ -8580,13 +8410,8 @@
         <w:ind w:right="57"/>
       </w:pPr>
       <w:r>
-        <w:t xml:space="preserve">Define the goals of the </w:t>
-      </w:r>
-      <w:proofErr w:type="gramStart"/>
-      <w:r>
-        <w:t>experiment;</w:t>
-      </w:r>
-      <w:proofErr w:type="gramEnd"/>
+        <w:t>Define the goals of the experiment;</w:t>
+      </w:r>
     </w:p>
     <w:p>
       <w:pPr>
@@ -8604,13 +8429,8 @@
         <w:t>s</w:t>
       </w:r>
       <w:r>
-        <w:t xml:space="preserve"> of performance and factors to </w:t>
-      </w:r>
-      <w:proofErr w:type="gramStart"/>
-      <w:r>
-        <w:t>explore;</w:t>
-      </w:r>
-      <w:proofErr w:type="gramEnd"/>
+        <w:t xml:space="preserve"> of performance and factors to explore;</w:t>
+      </w:r>
     </w:p>
     <w:p>
       <w:pPr>
@@ -8622,13 +8442,8 @@
         <w:ind w:right="57"/>
       </w:pPr>
       <w:r>
-        <w:t xml:space="preserve">Design and execute the </w:t>
-      </w:r>
-      <w:proofErr w:type="gramStart"/>
-      <w:r>
-        <w:t>experiment;</w:t>
-      </w:r>
-      <w:proofErr w:type="gramEnd"/>
+        <w:t>Design and execute the experiment;</w:t>
+      </w:r>
     </w:p>
     <w:p>
       <w:pPr>
@@ -8640,13 +8455,8 @@
         <w:ind w:right="57"/>
       </w:pPr>
       <w:r>
-        <w:t xml:space="preserve">Analyze the data and draw </w:t>
-      </w:r>
-      <w:proofErr w:type="gramStart"/>
-      <w:r>
-        <w:t>conclusions;</w:t>
-      </w:r>
-      <w:proofErr w:type="gramEnd"/>
+        <w:t>Analyze the data and draw conclusions;</w:t>
+      </w:r>
     </w:p>
     <w:p>
       <w:pPr>
@@ -9484,7 +9294,7 @@
           <w:lang w:val="en-CA"/>
         </w:rPr>
       </w:pPr>
-      <w:bookmarkStart w:id="17" w:name="_Toc48164779"/>
+      <w:bookmarkStart w:id="18" w:name="_Toc48164779"/>
       <w:r>
         <w:rPr>
           <w:b/>
@@ -9603,7 +9413,7 @@
         </w:rPr>
         <w:t>(Li et al., 2013)</w:t>
       </w:r>
-      <w:bookmarkEnd w:id="17"/>
+      <w:bookmarkEnd w:id="18"/>
       <w:r>
         <w:fldChar w:fldCharType="end"/>
       </w:r>
@@ -9681,7 +9491,7 @@
         <w:spacing w:before="0" w:after="0"/>
         <w:jc w:val="center"/>
       </w:pPr>
-      <w:bookmarkStart w:id="18" w:name="_Toc48164780"/>
+      <w:bookmarkStart w:id="19" w:name="_Toc48164780"/>
       <w:r>
         <w:rPr>
           <w:b/>
@@ -9744,15 +9554,7 @@
         <w:t>e</w:t>
       </w:r>
       <w:r>
-        <w:t xml:space="preserve">xample: </w:t>
-      </w:r>
-      <w:proofErr w:type="spellStart"/>
-      <w:r>
-        <w:t>Trid</w:t>
-      </w:r>
-      <w:proofErr w:type="spellEnd"/>
-      <w:r>
-        <w:t xml:space="preserve"> </w:t>
+        <w:t xml:space="preserve">xample: Trid </w:t>
       </w:r>
       <w:r>
         <w:rPr>
@@ -9775,7 +9577,7 @@
         </w:rPr>
         <w:t>(A. Hedar’s, n.d.)</w:t>
       </w:r>
-      <w:bookmarkEnd w:id="18"/>
+      <w:bookmarkEnd w:id="19"/>
       <w:r>
         <w:rPr>
           <w:bCs w:val="0"/>
@@ -9880,7 +9682,7 @@
         <w:pStyle w:val="Caption"/>
         <w:jc w:val="center"/>
       </w:pPr>
-      <w:bookmarkStart w:id="19" w:name="_Toc48164781"/>
+      <w:bookmarkStart w:id="20" w:name="_Toc48164781"/>
       <w:r>
         <w:rPr>
           <w:b/>
@@ -9930,7 +9732,7 @@
       <w:r>
         <w:t>Example of large basin in Rosenbrock’s function</w:t>
       </w:r>
-      <w:bookmarkEnd w:id="19"/>
+      <w:bookmarkEnd w:id="20"/>
     </w:p>
     <w:p>
       <w:pPr>
@@ -10079,8 +9881,8 @@
           <w:bCs/>
         </w:rPr>
       </w:pPr>
-      <w:bookmarkStart w:id="20" w:name="_Ref47730468"/>
-      <w:bookmarkStart w:id="21" w:name="_Toc48164782"/>
+      <w:bookmarkStart w:id="21" w:name="_Ref47730468"/>
+      <w:bookmarkStart w:id="22" w:name="_Toc48164782"/>
       <w:r>
         <w:rPr>
           <w:b/>
@@ -10118,7 +9920,7 @@
         </w:rPr>
         <w:fldChar w:fldCharType="end"/>
       </w:r>
-      <w:bookmarkEnd w:id="20"/>
+      <w:bookmarkEnd w:id="21"/>
       <w:r>
         <w:t xml:space="preserve"> Example of the Topology of a Benchmarking Test </w:t>
       </w:r>
@@ -10146,7 +9948,7 @@
       <w:r>
         <w:t>(Tsang, 2018)</w:t>
       </w:r>
-      <w:bookmarkEnd w:id="21"/>
+      <w:bookmarkEnd w:id="22"/>
       <w:r>
         <w:rPr>
           <w:bCs/>
@@ -10474,16 +10276,16 @@
       <w:pPr>
         <w:pStyle w:val="Heading2"/>
       </w:pPr>
-      <w:bookmarkStart w:id="22" w:name="_Toc48605297"/>
-      <w:bookmarkStart w:id="23" w:name="__RefHeading___Toc68431_2605631916"/>
+      <w:bookmarkStart w:id="23" w:name="_Toc48605297"/>
+      <w:bookmarkStart w:id="24" w:name="__RefHeading___Toc68431_2605631916"/>
       <w:r>
         <w:t>Programming Paradigms</w:t>
       </w:r>
-      <w:bookmarkEnd w:id="22"/>
+      <w:bookmarkEnd w:id="23"/>
       <w:r>
         <w:t xml:space="preserve"> </w:t>
       </w:r>
-      <w:bookmarkEnd w:id="23"/>
+      <w:bookmarkEnd w:id="24"/>
     </w:p>
     <w:p>
       <w:pPr>
@@ -10593,15 +10395,7 @@
         <w:fldChar w:fldCharType="end"/>
       </w:r>
       <w:r>
-        <w:t xml:space="preserve">. This makes the framework very </w:t>
-      </w:r>
-      <w:proofErr w:type="gramStart"/>
-      <w:r>
-        <w:t>modular;</w:t>
-      </w:r>
-      <w:proofErr w:type="gramEnd"/>
-      <w:r>
-        <w:t xml:space="preserve"> enabling the swapping of algorithms and test functions with relative ease when performing experiments. A drawback of OOP is the issue with encapsulation</w:t>
+        <w:t>. This makes the framework very modular; enabling the swapping of algorithms and test functions with relative ease when performing experiments. A drawback of OOP is the issue with encapsulation</w:t>
       </w:r>
       <w:r>
         <w:t xml:space="preserve"> </w:t>
@@ -10824,14 +10618,14 @@
       <w:pPr>
         <w:pStyle w:val="Heading1"/>
       </w:pPr>
-      <w:bookmarkStart w:id="24" w:name="__RefHeading___Toc6095_3778402420"/>
-      <w:bookmarkStart w:id="25" w:name="_Toc48605298"/>
+      <w:bookmarkStart w:id="25" w:name="__RefHeading___Toc6095_3778402420"/>
+      <w:bookmarkStart w:id="26" w:name="_Toc48605298"/>
       <w:r>
         <w:lastRenderedPageBreak/>
         <w:t>RESEARCH PLANNING</w:t>
       </w:r>
-      <w:bookmarkEnd w:id="24"/>
       <w:bookmarkEnd w:id="25"/>
+      <w:bookmarkEnd w:id="26"/>
     </w:p>
     <w:p>
       <w:pPr>
@@ -11131,17 +10925,33 @@
         </w:rPr>
         <w:t xml:space="preserve">the work. It follows the structure of the Basili framework </w:t>
       </w:r>
-      <w:r>
-        <w:rPr>
-          <w:lang w:val="en-CA"/>
-        </w:rPr>
-        <w:t xml:space="preserve">in order </w:t>
-      </w:r>
-      <w:r>
-        <w:rPr>
-          <w:lang w:val="en-CA"/>
-        </w:rPr>
-        <w:t xml:space="preserve">to </w:t>
+      <w:del w:id="27" w:author="Iannick Gagnon" w:date="2020-12-07T10:04:00Z">
+        <w:r>
+          <w:rPr>
+            <w:lang w:val="en-CA"/>
+          </w:rPr>
+          <w:delText xml:space="preserve">in order </w:delText>
+        </w:r>
+        <w:r>
+          <w:rPr>
+            <w:lang w:val="en-CA"/>
+          </w:rPr>
+          <w:delText>to</w:delText>
+        </w:r>
+      </w:del>
+      <w:ins w:id="28" w:author="Iannick Gagnon" w:date="2020-12-07T10:04:00Z">
+        <w:r>
+          <w:rPr>
+            <w:lang w:val="en-CA"/>
+          </w:rPr>
+          <w:t>to</w:t>
+        </w:r>
+      </w:ins>
+      <w:r>
+        <w:rPr>
+          <w:lang w:val="en-CA"/>
+        </w:rPr>
+        <w:t xml:space="preserve"> </w:t>
       </w:r>
       <w:r>
         <w:rPr>
@@ -11236,8 +11046,8 @@
           <w:lang w:val="en-CA"/>
         </w:rPr>
       </w:pPr>
-      <w:bookmarkStart w:id="26" w:name="_Ref48110951"/>
-      <w:bookmarkStart w:id="27" w:name="_Toc48164783"/>
+      <w:bookmarkStart w:id="29" w:name="_Ref48110951"/>
+      <w:bookmarkStart w:id="30" w:name="_Toc48164783"/>
       <w:r>
         <w:rPr>
           <w:b/>
@@ -11281,7 +11091,7 @@
         </w:rPr>
         <w:fldChar w:fldCharType="end"/>
       </w:r>
-      <w:bookmarkEnd w:id="26"/>
+      <w:bookmarkEnd w:id="29"/>
       <w:r>
         <w:t xml:space="preserve"> Work </w:t>
       </w:r>
@@ -11309,7 +11119,7 @@
       <w:r>
         <w:t>ctivities</w:t>
       </w:r>
-      <w:bookmarkEnd w:id="27"/>
+      <w:bookmarkEnd w:id="30"/>
     </w:p>
     <w:p>
       <w:pPr>
@@ -11336,23 +11146,26 @@
       <w:pPr>
         <w:pStyle w:val="Heading2"/>
       </w:pPr>
-      <w:bookmarkStart w:id="28" w:name="__RefHeading___Toc68435_2605631916"/>
-      <w:bookmarkStart w:id="29" w:name="_Toc48605299"/>
+      <w:bookmarkStart w:id="31" w:name="__RefHeading___Toc68435_2605631916"/>
+      <w:bookmarkStart w:id="32" w:name="_Toc48605299"/>
       <w:r>
         <w:lastRenderedPageBreak/>
         <w:t>Phase I — Definition</w:t>
       </w:r>
-      <w:bookmarkEnd w:id="28"/>
-      <w:bookmarkEnd w:id="29"/>
-    </w:p>
-    <w:p>
-      <w:pPr>
-        <w:pStyle w:val="Standard"/>
-      </w:pPr>
-    </w:p>
-    <w:p>
-      <w:pPr>
-        <w:pStyle w:val="Standard"/>
+      <w:bookmarkEnd w:id="31"/>
+      <w:bookmarkEnd w:id="32"/>
+    </w:p>
+    <w:p>
+      <w:pPr>
+        <w:pStyle w:val="Standard"/>
+      </w:pPr>
+    </w:p>
+    <w:p>
+      <w:pPr>
+        <w:pStyle w:val="Standard"/>
+        <w:rPr>
+          <w:ins w:id="33" w:author="Iannick Gagnon" w:date="2020-12-07T10:04:00Z"/>
+        </w:rPr>
       </w:pPr>
       <w:r>
         <w:t xml:space="preserve">This </w:t>
@@ -11397,15 +11210,7 @@
         <w:t>,</w:t>
       </w:r>
       <w:r>
-        <w:t xml:space="preserve"> as recommended in </w:t>
-      </w:r>
-      <w:proofErr w:type="spellStart"/>
-      <w:r>
-        <w:t>Basili’s</w:t>
-      </w:r>
-      <w:proofErr w:type="spellEnd"/>
-      <w:r>
-        <w:t xml:space="preserve"> framework </w:t>
+        <w:t xml:space="preserve"> as recommended in Basili’s framework </w:t>
       </w:r>
       <w:r>
         <w:fldChar w:fldCharType="begin"/>
@@ -11425,6 +11230,17 @@
       <w:r>
         <w:t>.</w:t>
       </w:r>
+    </w:p>
+    <w:p>
+      <w:pPr>
+        <w:pStyle w:val="Standard"/>
+        <w:spacing w:line="240" w:lineRule="auto"/>
+        <w:pPrChange w:id="34" w:author="Iannick Gagnon" w:date="2020-12-07T10:04:00Z">
+          <w:pPr>
+            <w:pStyle w:val="Standard"/>
+          </w:pPr>
+        </w:pPrChange>
+      </w:pPr>
     </w:p>
     <w:tbl>
       <w:tblPr>
@@ -11627,8 +11443,19 @@
                 <w:szCs w:val="20"/>
                 <w:lang w:val="en-CA" w:eastAsia="fr-CA"/>
               </w:rPr>
-              <w:t>Address the criticisms of the current paradigm in metaheuristics research</w:t>
+              <w:t xml:space="preserve">Address the criticisms of the current </w:t>
             </w:r>
+            <w:ins w:id="35" w:author="Iannick Gagnon" w:date="2020-12-07T10:07:00Z">
+              <w:r>
+                <w:rPr>
+                  <w:rFonts w:eastAsia="F"/>
+                  <w:sz w:val="20"/>
+                  <w:szCs w:val="20"/>
+                  <w:lang w:val="en-CA" w:eastAsia="fr-CA"/>
+                </w:rPr>
+                <w:t xml:space="preserve">benchmarking </w:t>
+              </w:r>
+            </w:ins>
             <w:r>
               <w:rPr>
                 <w:rFonts w:eastAsia="F"/>
@@ -11636,8 +11463,50 @@
                 <w:szCs w:val="20"/>
                 <w:lang w:val="en-CA" w:eastAsia="fr-CA"/>
               </w:rPr>
-              <w:t>, especially the weakness of early validation of the proposed algorithms</w:t>
+              <w:t>paradigm in metaheuristics research</w:t>
             </w:r>
+            <w:ins w:id="36" w:author="Iannick Gagnon" w:date="2020-12-07T10:07:00Z">
+              <w:r>
+                <w:rPr>
+                  <w:rFonts w:eastAsia="F"/>
+                  <w:sz w:val="20"/>
+                  <w:szCs w:val="20"/>
+                  <w:lang w:val="en-CA" w:eastAsia="fr-CA"/>
+                </w:rPr>
+                <w:t>.</w:t>
+              </w:r>
+            </w:ins>
+            <w:del w:id="37" w:author="Iannick Gagnon" w:date="2020-12-07T10:05:00Z">
+              <w:r>
+                <w:rPr>
+                  <w:rFonts w:eastAsia="F"/>
+                  <w:sz w:val="20"/>
+                  <w:szCs w:val="20"/>
+                  <w:lang w:val="en-CA" w:eastAsia="fr-CA"/>
+                </w:rPr>
+                <w:delText>, especially the weakness of early validation of the proposed algorithms</w:delText>
+              </w:r>
+            </w:del>
+            <w:ins w:id="38" w:author="Iannick Gagnon" w:date="2020-12-07T10:05:00Z">
+              <w:r>
+                <w:rPr>
+                  <w:rFonts w:eastAsia="F"/>
+                  <w:sz w:val="20"/>
+                  <w:szCs w:val="20"/>
+                  <w:lang w:val="en-CA" w:eastAsia="fr-CA"/>
+                </w:rPr>
+                <w:t xml:space="preserve"> with respect to benchmarking</w:t>
+              </w:r>
+              <w:r>
+                <w:rPr>
+                  <w:rFonts w:eastAsia="F"/>
+                  <w:sz w:val="20"/>
+                  <w:szCs w:val="20"/>
+                  <w:lang w:val="en-CA" w:eastAsia="fr-CA"/>
+                </w:rPr>
+                <w:t>.</w:t>
+              </w:r>
+            </w:ins>
           </w:p>
         </w:tc>
         <w:tc>
@@ -11982,41 +11851,51 @@
     <w:p>
       <w:pPr>
         <w:pStyle w:val="Standard"/>
-        <w:rPr>
-          <w:lang w:val="en-CA"/>
-        </w:rPr>
-      </w:pPr>
-    </w:p>
-    <w:p>
-      <w:pPr>
-        <w:pStyle w:val="Standard"/>
-        <w:rPr>
-          <w:lang w:val="en-CA"/>
-        </w:rPr>
+        <w:spacing w:line="240" w:lineRule="auto"/>
+        <w:rPr>
+          <w:lang w:val="en-CA"/>
+        </w:rPr>
+        <w:pPrChange w:id="39" w:author="Iannick Gagnon" w:date="2020-12-07T10:08:00Z">
+          <w:pPr>
+            <w:pStyle w:val="Standard"/>
+          </w:pPr>
+        </w:pPrChange>
       </w:pPr>
     </w:p>
     <w:p>
       <w:pPr>
         <w:pStyle w:val="Heading2"/>
-      </w:pPr>
-      <w:bookmarkStart w:id="30" w:name="__RefHeading___Toc68437_2605631916"/>
-      <w:bookmarkStart w:id="31" w:name="_Toc48605300"/>
+        <w:spacing w:line="240" w:lineRule="auto"/>
+        <w:pPrChange w:id="40" w:author="Iannick Gagnon" w:date="2020-12-07T10:08:00Z">
+          <w:pPr>
+            <w:pStyle w:val="Heading2"/>
+          </w:pPr>
+        </w:pPrChange>
+      </w:pPr>
+      <w:bookmarkStart w:id="41" w:name="__RefHeading___Toc68437_2605631916"/>
+      <w:bookmarkStart w:id="42" w:name="_Toc48605300"/>
       <w:r>
         <w:rPr>
           <w:rFonts w:eastAsia="F"/>
         </w:rPr>
         <w:t>Phase II – Planning</w:t>
       </w:r>
-      <w:bookmarkEnd w:id="30"/>
-      <w:bookmarkEnd w:id="31"/>
-    </w:p>
-    <w:p>
-      <w:pPr>
-        <w:pStyle w:val="Standard"/>
+      <w:bookmarkEnd w:id="41"/>
+      <w:bookmarkEnd w:id="42"/>
+    </w:p>
+    <w:p>
+      <w:pPr>
+        <w:pStyle w:val="Standard"/>
+        <w:spacing w:line="240" w:lineRule="auto"/>
         <w:rPr>
           <w:rFonts w:eastAsia="F"/>
           <w:lang w:val="en-CA"/>
         </w:rPr>
+        <w:pPrChange w:id="43" w:author="Iannick Gagnon" w:date="2020-12-07T10:08:00Z">
+          <w:pPr>
+            <w:pStyle w:val="Standard"/>
+          </w:pPr>
+        </w:pPrChange>
       </w:pPr>
     </w:p>
     <w:p>
@@ -12080,9 +11959,15 @@
     <w:p>
       <w:pPr>
         <w:pStyle w:val="Standard"/>
-        <w:rPr>
-          <w:lang w:val="en-CA"/>
-        </w:rPr>
+        <w:spacing w:line="240" w:lineRule="auto"/>
+        <w:rPr>
+          <w:lang w:val="en-CA"/>
+        </w:rPr>
+        <w:pPrChange w:id="44" w:author="Iannick Gagnon" w:date="2020-12-07T10:08:00Z">
+          <w:pPr>
+            <w:pStyle w:val="Standard"/>
+          </w:pPr>
+        </w:pPrChange>
       </w:pPr>
     </w:p>
     <w:p>
@@ -12711,22 +12596,28 @@
     <w:p>
       <w:pPr>
         <w:pStyle w:val="Standard"/>
-        <w:rPr>
-          <w:lang w:val="en-CA"/>
-        </w:rPr>
+        <w:spacing w:line="240" w:lineRule="auto"/>
+        <w:rPr>
+          <w:lang w:val="en-CA"/>
+        </w:rPr>
+        <w:pPrChange w:id="45" w:author="Iannick Gagnon" w:date="2020-12-07T10:09:00Z">
+          <w:pPr>
+            <w:pStyle w:val="Standard"/>
+          </w:pPr>
+        </w:pPrChange>
       </w:pPr>
     </w:p>
     <w:p>
       <w:pPr>
         <w:pStyle w:val="Heading2"/>
       </w:pPr>
-      <w:bookmarkStart w:id="32" w:name="__RefHeading___Toc68439_2605631916"/>
-      <w:bookmarkStart w:id="33" w:name="_Toc48605301"/>
+      <w:bookmarkStart w:id="46" w:name="__RefHeading___Toc68439_2605631916"/>
+      <w:bookmarkStart w:id="47" w:name="_Toc48605301"/>
       <w:r>
         <w:t>Phase III – Operation</w:t>
       </w:r>
-      <w:bookmarkEnd w:id="32"/>
-      <w:bookmarkEnd w:id="33"/>
+      <w:bookmarkEnd w:id="46"/>
+      <w:bookmarkEnd w:id="47"/>
     </w:p>
     <w:p>
       <w:pPr>
@@ -12818,32 +12709,67 @@
       <w:r>
         <w:rPr>
           <w:lang w:val="en-CA"/>
+          <w:rPrChange w:id="48" w:author="Iannick Gagnon" w:date="2020-12-07T10:09:00Z">
+            <w:rPr>
+              <w:lang w:val="en-CA"/>
+            </w:rPr>
+          </w:rPrChange>
         </w:rPr>
         <w:instrText xml:space="preserve"> REF _Ref47716319 \h </w:instrText>
       </w:r>
       <w:r>
         <w:rPr>
           <w:lang w:val="en-CA"/>
-        </w:rPr>
-      </w:r>
-      <w:r>
-        <w:rPr>
-          <w:lang w:val="en-CA"/>
+          <w:rPrChange w:id="49" w:author="Iannick Gagnon" w:date="2020-12-07T10:09:00Z">
+            <w:rPr>
+              <w:lang w:val="en-CA"/>
+            </w:rPr>
+          </w:rPrChange>
+        </w:rPr>
+      </w:r>
+      <w:r>
+        <w:rPr>
+          <w:lang w:val="en-CA"/>
+          <w:rPrChange w:id="50" w:author="Iannick Gagnon" w:date="2020-12-07T10:09:00Z">
+            <w:rPr>
+              <w:lang w:val="en-CA"/>
+            </w:rPr>
+          </w:rPrChange>
+        </w:rPr>
+        <w:instrText xml:space="preserve"> \* MERGEFORMAT </w:instrText>
+      </w:r>
+      <w:r>
+        <w:rPr>
+          <w:lang w:val="en-CA"/>
+          <w:rPrChange w:id="51" w:author="Iannick Gagnon" w:date="2020-12-07T10:09:00Z">
+            <w:rPr>
+              <w:lang w:val="en-CA"/>
+            </w:rPr>
+          </w:rPrChange>
         </w:rPr>
         <w:fldChar w:fldCharType="separate"/>
       </w:r>
       <w:r>
         <w:rPr>
-          <w:b/>
-          <w:bCs/>
+          <w:rPrChange w:id="52" w:author="Iannick Gagnon" w:date="2020-12-07T10:09:00Z">
+            <w:rPr>
+              <w:b/>
+              <w:bCs/>
+            </w:rPr>
+          </w:rPrChange>
         </w:rPr>
         <w:t xml:space="preserve">Figure </w:t>
       </w:r>
       <w:r>
         <w:rPr>
-          <w:b/>
-          <w:bCs/>
           <w:noProof/>
+          <w:rPrChange w:id="53" w:author="Iannick Gagnon" w:date="2020-12-07T10:09:00Z">
+            <w:rPr>
+              <w:b/>
+              <w:bCs/>
+              <w:noProof/>
+            </w:rPr>
+          </w:rPrChange>
         </w:rPr>
         <w:t>2</w:t>
       </w:r>
@@ -12863,7 +12789,37 @@
         <w:rPr>
           <w:lang w:val="en-CA"/>
         </w:rPr>
-        <w:t xml:space="preserve">For testing a specific algorithm, the framework comes in the form of a python software in which relevant problem instances are selected at the preprocessing stage. The algorithm is then run on the selected problem at the testing stage during which the results are collected and stored for analysis and post-processing. </w:t>
+        <w:t xml:space="preserve">For testing a specific algorithm, the framework comes in the form of a </w:t>
+      </w:r>
+      <w:del w:id="54" w:author="Iannick Gagnon" w:date="2020-12-07T10:09:00Z">
+        <w:r>
+          <w:rPr>
+            <w:lang w:val="en-CA"/>
+          </w:rPr>
+          <w:delText xml:space="preserve">python </w:delText>
+        </w:r>
+      </w:del>
+      <w:ins w:id="55" w:author="Iannick Gagnon" w:date="2020-12-07T10:09:00Z">
+        <w:r>
+          <w:rPr>
+            <w:lang w:val="en-CA"/>
+          </w:rPr>
+          <w:t>Python</w:t>
+        </w:r>
+      </w:ins>
+      <w:ins w:id="56" w:author="Iannick Gagnon" w:date="2020-12-07T10:10:00Z">
+        <w:r>
+          <w:rPr>
+            <w:lang w:val="en-CA"/>
+          </w:rPr>
+          <w:t xml:space="preserve"> </w:t>
+        </w:r>
+      </w:ins>
+      <w:r>
+        <w:rPr>
+          <w:lang w:val="en-CA"/>
+        </w:rPr>
+        <w:t xml:space="preserve">software in which relevant problem instances are selected at the preprocessing stage. The algorithm is then run on the selected problem at the testing stage during which the results are collected and stored for analysis and post-processing. </w:t>
       </w:r>
     </w:p>
     <w:p>
@@ -13508,41 +13464,29 @@
     <w:p>
       <w:pPr>
         <w:pStyle w:val="Standard"/>
-        <w:rPr>
-          <w:lang w:val="en-CA"/>
-        </w:rPr>
-      </w:pPr>
-    </w:p>
-    <w:p>
-      <w:pPr>
-        <w:pStyle w:val="Standard"/>
-        <w:rPr>
-          <w:lang w:val="en-CA"/>
-        </w:rPr>
-      </w:pPr>
-    </w:p>
-    <w:p>
-      <w:pPr>
-        <w:pStyle w:val="Standard"/>
-        <w:rPr>
-          <w:lang w:val="en-CA"/>
-        </w:rPr>
-      </w:pPr>
-    </w:p>
-    <w:p>
-      <w:pPr>
-        <w:pStyle w:val="Standard"/>
-        <w:rPr>
-          <w:lang w:val="en-CA"/>
-        </w:rPr>
+        <w:spacing w:line="240" w:lineRule="auto"/>
+        <w:rPr>
+          <w:lang w:val="en-CA"/>
+        </w:rPr>
+        <w:pPrChange w:id="57" w:author="Iannick Gagnon" w:date="2020-12-07T10:10:00Z">
+          <w:pPr>
+            <w:pStyle w:val="Standard"/>
+          </w:pPr>
+        </w:pPrChange>
       </w:pPr>
     </w:p>
     <w:p>
       <w:pPr>
         <w:pStyle w:val="Heading2"/>
-      </w:pPr>
-      <w:bookmarkStart w:id="34" w:name="__RefHeading___Toc68441_2605631916"/>
-      <w:bookmarkStart w:id="35" w:name="_Toc48605302"/>
+        <w:spacing w:line="240" w:lineRule="auto"/>
+        <w:pPrChange w:id="58" w:author="Iannick Gagnon" w:date="2020-12-07T10:10:00Z">
+          <w:pPr>
+            <w:pStyle w:val="Heading2"/>
+          </w:pPr>
+        </w:pPrChange>
+      </w:pPr>
+      <w:bookmarkStart w:id="59" w:name="__RefHeading___Toc68441_2605631916"/>
+      <w:bookmarkStart w:id="60" w:name="_Toc48605302"/>
       <w:r>
         <w:t>Phase</w:t>
       </w:r>
@@ -13555,8 +13499,8 @@
       <w:r>
         <w:t xml:space="preserve"> Interpretation</w:t>
       </w:r>
-      <w:bookmarkEnd w:id="34"/>
-      <w:bookmarkEnd w:id="35"/>
+      <w:bookmarkEnd w:id="59"/>
+      <w:bookmarkEnd w:id="60"/>
     </w:p>
     <w:p>
       <w:pPr>
@@ -14376,10 +14320,17 @@
     <w:p>
       <w:pPr>
         <w:pStyle w:val="Standard"/>
+        <w:spacing w:line="240" w:lineRule="auto"/>
         <w:jc w:val="left"/>
         <w:rPr>
           <w:lang w:val="en-CA"/>
         </w:rPr>
+        <w:pPrChange w:id="61" w:author="Iannick Gagnon" w:date="2020-12-07T10:10:00Z">
+          <w:pPr>
+            <w:pStyle w:val="Standard"/>
+            <w:jc w:val="left"/>
+          </w:pPr>
+        </w:pPrChange>
       </w:pPr>
       <w:r>
         <w:rPr>
@@ -14390,24 +14341,6 @@
     </w:p>
     <w:p>
       <w:pPr>
-        <w:pStyle w:val="Standard"/>
-        <w:jc w:val="left"/>
-        <w:rPr>
-          <w:lang w:val="en-CA"/>
-        </w:rPr>
-      </w:pPr>
-    </w:p>
-    <w:p>
-      <w:pPr>
-        <w:pStyle w:val="Standard"/>
-        <w:jc w:val="left"/>
-        <w:rPr>
-          <w:lang w:val="en-CA"/>
-        </w:rPr>
-      </w:pPr>
-    </w:p>
-    <w:p>
-      <w:pPr>
         <w:pStyle w:val="Heading1"/>
         <w:rPr>
           <w:lang w:val="en-CA"/>
@@ -14423,7 +14356,23 @@
     <w:p>
       <w:pPr>
         <w:pStyle w:val="Standard"/>
-        <w:rPr>
+        <w:spacing w:line="240" w:lineRule="auto"/>
+        <w:rPr>
+          <w:ins w:id="62" w:author="Iannick Gagnon" w:date="2020-12-07T10:10:00Z"/>
+          <w:lang w:val="en-CA"/>
+        </w:rPr>
+        <w:pPrChange w:id="63" w:author="Iannick Gagnon" w:date="2020-12-07T10:10:00Z">
+          <w:pPr>
+            <w:pStyle w:val="Standard"/>
+          </w:pPr>
+        </w:pPrChange>
+      </w:pPr>
+    </w:p>
+    <w:p>
+      <w:pPr>
+        <w:pStyle w:val="Standard"/>
+        <w:rPr>
+          <w:ins w:id="64" w:author="Iannick Gagnon" w:date="2020-12-07T10:11:00Z"/>
           <w:lang w:val="en-CA"/>
         </w:rPr>
       </w:pPr>
@@ -14437,7 +14386,21 @@
         <w:rPr>
           <w:lang w:val="en-CA"/>
         </w:rPr>
-        <w:t xml:space="preserve">diagrams similar to </w:t>
+        <w:t xml:space="preserve">diagrams </w:t>
+      </w:r>
+      <w:proofErr w:type="gramStart"/>
+      <w:r>
+        <w:rPr>
+          <w:lang w:val="en-CA"/>
+        </w:rPr>
+        <w:t>similar to</w:t>
+      </w:r>
+      <w:proofErr w:type="gramEnd"/>
+      <w:r>
+        <w:rPr>
+          <w:lang w:val="en-CA"/>
+        </w:rPr>
+        <w:t xml:space="preserve"> </w:t>
       </w:r>
       <w:r>
         <w:rPr>
@@ -14506,15 +14469,7 @@
         <w:fldChar w:fldCharType="separate"/>
       </w:r>
       <w:r>
-        <w:t xml:space="preserve">(Borges &amp; </w:t>
-      </w:r>
-      <w:proofErr w:type="spellStart"/>
-      <w:r>
-        <w:t>Mota</w:t>
-      </w:r>
-      <w:proofErr w:type="spellEnd"/>
-      <w:r>
-        <w:t>, 2007)</w:t>
+        <w:t>(Borges &amp; Mota, 2007)</w:t>
       </w:r>
       <w:r>
         <w:rPr>
@@ -14609,6 +14564,20 @@
         </w:rPr>
         <w:t xml:space="preserve">of the software </w:t>
       </w:r>
+    </w:p>
+    <w:p>
+      <w:pPr>
+        <w:pStyle w:val="Standard"/>
+        <w:spacing w:line="240" w:lineRule="auto"/>
+        <w:rPr>
+          <w:lang w:val="en-CA"/>
+        </w:rPr>
+        <w:pPrChange w:id="65" w:author="Iannick Gagnon" w:date="2020-12-07T10:11:00Z">
+          <w:pPr>
+            <w:pStyle w:val="Standard"/>
+          </w:pPr>
+        </w:pPrChange>
+      </w:pPr>
     </w:p>
     <w:p>
       <w:pPr>
@@ -14817,9 +14786,9 @@
           <w:lang w:val="en-CA"/>
         </w:rPr>
         <w:drawing>
-          <wp:inline distT="0" distB="0" distL="0" distR="0" wp14:anchorId="0FDCF78F" wp14:editId="068D7BC8">
+          <wp:inline distT="0" distB="0" distL="0" distR="0" wp14:anchorId="0FDCF78F" wp14:editId="347810BF">
             <wp:extent cx="3549512" cy="2628900"/>
-            <wp:effectExtent l="0" t="0" r="0" b="0"/>
+            <wp:effectExtent l="19050" t="19050" r="13335" b="19050"/>
             <wp:docPr id="7" name="Picture 7" descr="Diagram&#10;&#10;Description automatically generated"/>
             <wp:cNvGraphicFramePr>
               <a:graphicFrameLocks xmlns:a="http://schemas.openxmlformats.org/drawingml/2006/main" noChangeAspect="1"/>
@@ -14851,7 +14820,9 @@
                       <a:avLst/>
                     </a:prstGeom>
                     <a:ln>
-                      <a:noFill/>
+                      <a:solidFill>
+                        <a:schemeClr val="tx1"/>
+                      </a:solidFill>
                     </a:ln>
                     <a:extLst>
                       <a:ext uri="{53640926-AAD7-44D8-BBD7-CCE9431645EC}">
@@ -14965,9 +14936,9 @@
         </w:rPr>
         <w:lastRenderedPageBreak/>
         <w:drawing>
-          <wp:inline distT="0" distB="0" distL="0" distR="0" wp14:anchorId="0CAF12BE" wp14:editId="55A9AC8F">
-            <wp:extent cx="4678045" cy="2305685"/>
-            <wp:effectExtent l="0" t="0" r="8255" b="0"/>
+          <wp:inline distT="0" distB="0" distL="0" distR="0" wp14:anchorId="0CAF12BE" wp14:editId="38E33A0D">
+            <wp:extent cx="4870653" cy="2504694"/>
+            <wp:effectExtent l="19050" t="19050" r="25400" b="10160"/>
             <wp:docPr id="13" name="Picture 13"/>
             <wp:cNvGraphicFramePr>
               <a:graphicFrameLocks xmlns:a="http://schemas.openxmlformats.org/drawingml/2006/main" noChangeAspect="1"/>
@@ -14981,7 +14952,7 @@
                       <a:picLocks noChangeAspect="1" noChangeArrowheads="1"/>
                     </pic:cNvPicPr>
                   </pic:nvPicPr>
-                  <pic:blipFill>
+                  <pic:blipFill rotWithShape="1">
                     <a:blip r:embed="rId32">
                       <a:extLst>
                         <a:ext uri="{28A0092B-C50C-407E-A947-70E740481C1C}">
@@ -14989,23 +14960,47 @@
                         </a:ext>
                       </a:extLst>
                     </a:blip>
-                    <a:srcRect/>
-                    <a:stretch>
-                      <a:fillRect/>
-                    </a:stretch>
+                    <a:srcRect l="-2129" t="-4952" r="-2037" b="-3730"/>
+                    <a:stretch/>
                   </pic:blipFill>
                   <pic:spPr bwMode="auto">
                     <a:xfrm>
                       <a:off x="0" y="0"/>
-                      <a:ext cx="4678045" cy="2305685"/>
+                      <a:ext cx="4872904" cy="2505852"/>
                     </a:xfrm>
                     <a:prstGeom prst="rect">
                       <a:avLst/>
                     </a:prstGeom>
                     <a:noFill/>
-                    <a:ln>
-                      <a:noFill/>
+                    <a:ln w="9525" cap="flat" cmpd="sng" algn="ctr">
+                      <a:solidFill>
+                        <a:sysClr val="windowText" lastClr="000000"/>
+                      </a:solidFill>
+                      <a:prstDash val="solid"/>
+                      <a:round/>
+                      <a:headEnd type="none" w="med" len="med"/>
+                      <a:tailEnd type="none" w="med" len="med"/>
+                      <a:extLst>
+                        <a:ext uri="{C807C97D-BFC1-408E-A445-0C87EB9F89A2}">
+                          <ask:lineSketchStyleProps xmlns:ask="http://schemas.microsoft.com/office/drawing/2018/sketchyshapes" sd="0">
+                            <a:custGeom>
+                              <a:avLst/>
+                              <a:gdLst/>
+                              <a:ahLst/>
+                              <a:cxnLst/>
+                              <a:rect l="0" t="0" r="0" b="0"/>
+                              <a:pathLst/>
+                            </a:custGeom>
+                            <ask:type/>
+                          </ask:lineSketchStyleProps>
+                        </a:ext>
+                      </a:extLst>
                     </a:ln>
+                    <a:extLst>
+                      <a:ext uri="{53640926-AAD7-44D8-BBD7-CCE9431645EC}">
+                        <a14:shadowObscured xmlns:a14="http://schemas.microsoft.com/office/drawing/2010/main"/>
+                      </a:ext>
+                    </a:extLst>
                   </pic:spPr>
                 </pic:pic>
               </a:graphicData>
@@ -15078,6 +15073,7 @@
         <w:ind w:left="360"/>
         <w:jc w:val="center"/>
       </w:pPr>
+      <w:commentRangeStart w:id="66"/>
       <w:r>
         <w:rPr>
           <w:noProof/>
@@ -15085,9 +15081,9 @@
         </w:rPr>
         <w:lastRenderedPageBreak/>
         <w:drawing>
-          <wp:inline distT="0" distB="0" distL="0" distR="0" wp14:anchorId="3771FF97" wp14:editId="276CFD7F">
-            <wp:extent cx="4810539" cy="7626315"/>
-            <wp:effectExtent l="0" t="0" r="9525" b="0"/>
+          <wp:inline distT="0" distB="0" distL="0" distR="0" wp14:anchorId="3771FF97" wp14:editId="4976B31C">
+            <wp:extent cx="4810125" cy="7747121"/>
+            <wp:effectExtent l="19050" t="19050" r="9525" b="25400"/>
             <wp:docPr id="14" name="Picture 14"/>
             <wp:cNvGraphicFramePr>
               <a:graphicFrameLocks xmlns:a="http://schemas.openxmlformats.org/drawingml/2006/main" noChangeAspect="1"/>
@@ -15101,7 +15097,7 @@
                       <a:picLocks noChangeAspect="1" noChangeArrowheads="1"/>
                     </pic:cNvPicPr>
                   </pic:nvPicPr>
-                  <pic:blipFill>
+                  <pic:blipFill rotWithShape="1">
                     <a:blip r:embed="rId33">
                       <a:extLst>
                         <a:ext uri="{28A0092B-C50C-407E-A947-70E740481C1C}">
@@ -15109,23 +15105,47 @@
                         </a:ext>
                       </a:extLst>
                     </a:blip>
-                    <a:srcRect/>
-                    <a:stretch>
-                      <a:fillRect/>
-                    </a:stretch>
+                    <a:srcRect t="-1593"/>
+                    <a:stretch/>
                   </pic:blipFill>
                   <pic:spPr bwMode="auto">
                     <a:xfrm>
                       <a:off x="0" y="0"/>
-                      <a:ext cx="4816651" cy="7636004"/>
+                      <a:ext cx="4810125" cy="7747121"/>
                     </a:xfrm>
                     <a:prstGeom prst="rect">
                       <a:avLst/>
                     </a:prstGeom>
                     <a:noFill/>
-                    <a:ln>
-                      <a:noFill/>
+                    <a:ln w="9525" cap="flat" cmpd="sng" algn="ctr">
+                      <a:solidFill>
+                        <a:sysClr val="windowText" lastClr="000000"/>
+                      </a:solidFill>
+                      <a:prstDash val="solid"/>
+                      <a:round/>
+                      <a:headEnd type="none" w="med" len="med"/>
+                      <a:tailEnd type="none" w="med" len="med"/>
+                      <a:extLst>
+                        <a:ext uri="{C807C97D-BFC1-408E-A445-0C87EB9F89A2}">
+                          <ask:lineSketchStyleProps xmlns:ask="http://schemas.microsoft.com/office/drawing/2018/sketchyshapes" sd="0">
+                            <a:custGeom>
+                              <a:avLst/>
+                              <a:gdLst/>
+                              <a:ahLst/>
+                              <a:cxnLst/>
+                              <a:rect l="0" t="0" r="0" b="0"/>
+                              <a:pathLst/>
+                            </a:custGeom>
+                            <ask:type/>
+                          </ask:lineSketchStyleProps>
+                        </a:ext>
+                      </a:extLst>
                     </a:ln>
+                    <a:extLst>
+                      <a:ext uri="{53640926-AAD7-44D8-BBD7-CCE9431645EC}">
+                        <a14:shadowObscured xmlns:a14="http://schemas.microsoft.com/office/drawing/2010/main"/>
+                      </a:ext>
+                    </a:extLst>
                   </pic:spPr>
                 </pic:pic>
               </a:graphicData>
@@ -15133,6 +15153,13 @@
           </wp:inline>
         </w:drawing>
       </w:r>
+      <w:commentRangeEnd w:id="66"/>
+      <w:r>
+        <w:rPr>
+          <w:rStyle w:val="CommentReference"/>
+        </w:rPr>
+        <w:commentReference w:id="66"/>
+      </w:r>
     </w:p>
     <w:p>
       <w:pPr>
@@ -15143,6 +15170,7 @@
         </w:rPr>
       </w:pPr>
       <w:r>
+        <w:lastRenderedPageBreak/>
         <w:t xml:space="preserve">Figure </w:t>
       </w:r>
       <w:r>
@@ -15176,16 +15204,33 @@
     <w:p>
       <w:pPr>
         <w:pStyle w:val="Standard"/>
+        <w:spacing w:line="240" w:lineRule="auto"/>
         <w:ind w:left="360"/>
         <w:rPr>
-          <w:lang w:val="en-CA"/>
-        </w:rPr>
-      </w:pPr>
-      <w:r>
-        <w:rPr>
-          <w:lang w:val="en-CA"/>
-        </w:rPr>
-        <w:lastRenderedPageBreak/>
+          <w:ins w:id="67" w:author="Iannick Gagnon" w:date="2020-12-07T10:12:00Z"/>
+          <w:lang w:val="en-CA"/>
+        </w:rPr>
+        <w:pPrChange w:id="68" w:author="Iannick Gagnon" w:date="2020-12-07T10:13:00Z">
+          <w:pPr>
+            <w:pStyle w:val="Standard"/>
+            <w:ind w:left="360"/>
+          </w:pPr>
+        </w:pPrChange>
+      </w:pPr>
+    </w:p>
+    <w:p>
+      <w:pPr>
+        <w:pStyle w:val="Standard"/>
+        <w:ind w:left="360"/>
+        <w:rPr>
+          <w:ins w:id="69" w:author="Iannick Gagnon" w:date="2020-12-07T10:13:00Z"/>
+          <w:lang w:val="en-CA"/>
+        </w:rPr>
+      </w:pPr>
+      <w:r>
+        <w:rPr>
+          <w:lang w:val="en-CA"/>
+        </w:rPr>
         <w:t xml:space="preserve">The flowchart above displays the main logical view of the framework to specify its requirements. </w:t>
       </w:r>
       <w:r>
@@ -15266,6 +15311,22 @@
         </w:rPr>
         <w:t>These attributes are:</w:t>
       </w:r>
+    </w:p>
+    <w:p>
+      <w:pPr>
+        <w:pStyle w:val="Standard"/>
+        <w:spacing w:line="240" w:lineRule="auto"/>
+        <w:ind w:left="360"/>
+        <w:rPr>
+          <w:lang w:val="en-CA"/>
+        </w:rPr>
+        <w:pPrChange w:id="70" w:author="Iannick Gagnon" w:date="2020-12-07T10:13:00Z">
+          <w:pPr>
+            <w:pStyle w:val="Standard"/>
+            <w:ind w:left="360"/>
+          </w:pPr>
+        </w:pPrChange>
+      </w:pPr>
     </w:p>
     <w:p>
       <w:pPr>
@@ -15332,7 +15393,7 @@
           <w:lang w:val="en-CA"/>
         </w:rPr>
       </w:pPr>
-      <w:bookmarkStart w:id="36" w:name="_Ref57511017"/>
+      <w:bookmarkStart w:id="71" w:name="_Ref57511017"/>
       <w:r>
         <w:rPr>
           <w:lang w:val="en-CA"/>
@@ -15345,7 +15406,22 @@
         </w:rPr>
         <w:t>data collected about the specific run</w:t>
       </w:r>
-      <w:bookmarkEnd w:id="36"/>
+      <w:bookmarkEnd w:id="71"/>
+    </w:p>
+    <w:p>
+      <w:pPr>
+        <w:pStyle w:val="Standard"/>
+        <w:spacing w:line="240" w:lineRule="auto"/>
+        <w:rPr>
+          <w:ins w:id="72" w:author="Iannick Gagnon" w:date="2020-12-07T10:13:00Z"/>
+          <w:lang w:val="en-CA"/>
+        </w:rPr>
+        <w:pPrChange w:id="73" w:author="Iannick Gagnon" w:date="2020-12-07T10:13:00Z">
+          <w:pPr>
+            <w:pStyle w:val="Standard"/>
+          </w:pPr>
+        </w:pPrChange>
+      </w:pPr>
     </w:p>
     <w:p>
       <w:pPr>
@@ -15377,6 +15453,7 @@
         <w:ind w:left="360"/>
         <w:jc w:val="center"/>
       </w:pPr>
+      <w:commentRangeStart w:id="74"/>
       <w:r>
         <w:rPr>
           <w:noProof/>
@@ -15384,9 +15461,9 @@
         </w:rPr>
         <w:lastRenderedPageBreak/>
         <w:drawing>
-          <wp:inline distT="0" distB="0" distL="0" distR="0" wp14:anchorId="5662606E" wp14:editId="4EC5A206">
-            <wp:extent cx="4691380" cy="5645150"/>
-            <wp:effectExtent l="0" t="0" r="0" b="0"/>
+          <wp:inline distT="0" distB="0" distL="0" distR="0" wp14:anchorId="5662606E" wp14:editId="1F5A252E">
+            <wp:extent cx="4962160" cy="5898946"/>
+            <wp:effectExtent l="19050" t="19050" r="10160" b="26035"/>
             <wp:docPr id="15" name="Picture 15"/>
             <wp:cNvGraphicFramePr>
               <a:graphicFrameLocks xmlns:a="http://schemas.openxmlformats.org/drawingml/2006/main" noChangeAspect="1"/>
@@ -15400,31 +15477,55 @@
                       <a:picLocks noChangeAspect="1" noChangeArrowheads="1"/>
                     </pic:cNvPicPr>
                   </pic:nvPicPr>
-                  <pic:blipFill>
-                    <a:blip r:embed="rId34">
+                  <pic:blipFill rotWithShape="1">
+                    <a:blip r:embed="rId38">
                       <a:extLst>
                         <a:ext uri="{28A0092B-C50C-407E-A947-70E740481C1C}">
                           <a14:useLocalDpi xmlns:a14="http://schemas.microsoft.com/office/drawing/2010/main" val="0"/>
                         </a:ext>
                       </a:extLst>
                     </a:blip>
-                    <a:srcRect/>
-                    <a:stretch>
-                      <a:fillRect/>
-                    </a:stretch>
+                    <a:srcRect l="-3056" t="-2540" r="-2737" b="-1975"/>
+                    <a:stretch/>
                   </pic:blipFill>
                   <pic:spPr bwMode="auto">
                     <a:xfrm>
                       <a:off x="0" y="0"/>
-                      <a:ext cx="4691380" cy="5645150"/>
+                      <a:ext cx="4963162" cy="5900138"/>
                     </a:xfrm>
                     <a:prstGeom prst="rect">
                       <a:avLst/>
                     </a:prstGeom>
                     <a:noFill/>
-                    <a:ln>
-                      <a:noFill/>
+                    <a:ln w="9525" cap="flat" cmpd="sng" algn="ctr">
+                      <a:solidFill>
+                        <a:sysClr val="windowText" lastClr="000000"/>
+                      </a:solidFill>
+                      <a:prstDash val="solid"/>
+                      <a:round/>
+                      <a:headEnd type="none" w="med" len="med"/>
+                      <a:tailEnd type="none" w="med" len="med"/>
+                      <a:extLst>
+                        <a:ext uri="{C807C97D-BFC1-408E-A445-0C87EB9F89A2}">
+                          <ask:lineSketchStyleProps xmlns:ask="http://schemas.microsoft.com/office/drawing/2018/sketchyshapes" sd="0">
+                            <a:custGeom>
+                              <a:avLst/>
+                              <a:gdLst/>
+                              <a:ahLst/>
+                              <a:cxnLst/>
+                              <a:rect l="0" t="0" r="0" b="0"/>
+                              <a:pathLst/>
+                            </a:custGeom>
+                            <ask:type/>
+                          </ask:lineSketchStyleProps>
+                        </a:ext>
+                      </a:extLst>
                     </a:ln>
+                    <a:extLst>
+                      <a:ext uri="{53640926-AAD7-44D8-BBD7-CCE9431645EC}">
+                        <a14:shadowObscured xmlns:a14="http://schemas.microsoft.com/office/drawing/2010/main"/>
+                      </a:ext>
+                    </a:extLst>
                   </pic:spPr>
                 </pic:pic>
               </a:graphicData>
@@ -15432,6 +15533,13 @@
           </wp:inline>
         </w:drawing>
       </w:r>
+      <w:commentRangeEnd w:id="74"/>
+      <w:r>
+        <w:rPr>
+          <w:rStyle w:val="CommentReference"/>
+        </w:rPr>
+        <w:commentReference w:id="74"/>
+      </w:r>
     </w:p>
     <w:p>
       <w:pPr>
@@ -15469,10 +15577,17 @@
     <w:p>
       <w:pPr>
         <w:pStyle w:val="Standard"/>
+        <w:spacing w:line="240" w:lineRule="auto"/>
         <w:ind w:left="360"/>
         <w:rPr>
           <w:lang w:val="en-CA"/>
         </w:rPr>
+        <w:pPrChange w:id="75" w:author="Iannick Gagnon" w:date="2020-12-07T10:13:00Z">
+          <w:pPr>
+            <w:pStyle w:val="Standard"/>
+            <w:ind w:left="360"/>
+          </w:pPr>
+        </w:pPrChange>
       </w:pPr>
     </w:p>
     <w:p>
@@ -15497,6 +15612,7 @@
         <w:ind w:left="360"/>
         <w:jc w:val="center"/>
       </w:pPr>
+      <w:commentRangeStart w:id="76"/>
       <w:r>
         <w:rPr>
           <w:noProof/>
@@ -15504,9 +15620,9 @@
         </w:rPr>
         <w:lastRenderedPageBreak/>
         <w:drawing>
-          <wp:inline distT="0" distB="0" distL="0" distR="0" wp14:anchorId="104B02F6" wp14:editId="65530213">
-            <wp:extent cx="3829685" cy="5645150"/>
-            <wp:effectExtent l="0" t="0" r="0" b="0"/>
+          <wp:inline distT="0" distB="0" distL="0" distR="0" wp14:anchorId="104B02F6" wp14:editId="3CFFD43C">
+            <wp:extent cx="4029710" cy="5855055"/>
+            <wp:effectExtent l="19050" t="19050" r="27940" b="12700"/>
             <wp:docPr id="16" name="Picture 16"/>
             <wp:cNvGraphicFramePr>
               <a:graphicFrameLocks xmlns:a="http://schemas.openxmlformats.org/drawingml/2006/main" noChangeAspect="1"/>
@@ -15520,31 +15636,55 @@
                       <a:picLocks noChangeAspect="1" noChangeArrowheads="1"/>
                     </pic:cNvPicPr>
                   </pic:nvPicPr>
-                  <pic:blipFill>
-                    <a:blip r:embed="rId35">
+                  <pic:blipFill rotWithShape="1">
+                    <a:blip r:embed="rId39">
                       <a:extLst>
                         <a:ext uri="{28A0092B-C50C-407E-A947-70E740481C1C}">
                           <a14:useLocalDpi xmlns:a14="http://schemas.microsoft.com/office/drawing/2010/main" val="0"/>
                         </a:ext>
                       </a:extLst>
                     </a:blip>
-                    <a:srcRect/>
-                    <a:stretch>
-                      <a:fillRect/>
-                    </a:stretch>
+                    <a:srcRect l="-2598" t="-2023" r="-2657" b="-1730"/>
+                    <a:stretch/>
                   </pic:blipFill>
                   <pic:spPr bwMode="auto">
                     <a:xfrm>
                       <a:off x="0" y="0"/>
-                      <a:ext cx="3829685" cy="5645150"/>
+                      <a:ext cx="4031027" cy="5856969"/>
                     </a:xfrm>
                     <a:prstGeom prst="rect">
                       <a:avLst/>
                     </a:prstGeom>
                     <a:noFill/>
-                    <a:ln>
-                      <a:noFill/>
+                    <a:ln w="9525" cap="flat" cmpd="sng" algn="ctr">
+                      <a:solidFill>
+                        <a:sysClr val="windowText" lastClr="000000"/>
+                      </a:solidFill>
+                      <a:prstDash val="solid"/>
+                      <a:round/>
+                      <a:headEnd type="none" w="med" len="med"/>
+                      <a:tailEnd type="none" w="med" len="med"/>
+                      <a:extLst>
+                        <a:ext uri="{C807C97D-BFC1-408E-A445-0C87EB9F89A2}">
+                          <ask:lineSketchStyleProps xmlns:ask="http://schemas.microsoft.com/office/drawing/2018/sketchyshapes" sd="0">
+                            <a:custGeom>
+                              <a:avLst/>
+                              <a:gdLst/>
+                              <a:ahLst/>
+                              <a:cxnLst/>
+                              <a:rect l="0" t="0" r="0" b="0"/>
+                              <a:pathLst/>
+                            </a:custGeom>
+                            <ask:type/>
+                          </ask:lineSketchStyleProps>
+                        </a:ext>
+                      </a:extLst>
                     </a:ln>
+                    <a:extLst>
+                      <a:ext uri="{53640926-AAD7-44D8-BBD7-CCE9431645EC}">
+                        <a14:shadowObscured xmlns:a14="http://schemas.microsoft.com/office/drawing/2010/main"/>
+                      </a:ext>
+                    </a:extLst>
                   </pic:spPr>
                 </pic:pic>
               </a:graphicData>
@@ -15552,6 +15692,13 @@
           </wp:inline>
         </w:drawing>
       </w:r>
+      <w:commentRangeEnd w:id="76"/>
+      <w:r>
+        <w:rPr>
+          <w:rStyle w:val="CommentReference"/>
+        </w:rPr>
+        <w:commentReference w:id="76"/>
+      </w:r>
     </w:p>
     <w:p>
       <w:pPr>
@@ -15589,10 +15736,17 @@
     <w:p>
       <w:pPr>
         <w:pStyle w:val="Standard"/>
+        <w:spacing w:line="240" w:lineRule="auto"/>
         <w:ind w:left="360"/>
         <w:rPr>
           <w:lang w:val="en-CA"/>
         </w:rPr>
+        <w:pPrChange w:id="77" w:author="Iannick Gagnon" w:date="2020-12-07T10:14:00Z">
+          <w:pPr>
+            <w:pStyle w:val="Standard"/>
+            <w:ind w:left="360"/>
+          </w:pPr>
+        </w:pPrChange>
       </w:pPr>
     </w:p>
     <w:p>
@@ -15607,7 +15761,55 @@
         <w:rPr>
           <w:lang w:val="en-CA"/>
         </w:rPr>
-        <w:t xml:space="preserve">The post processing module, much like the preprocessing module is important because it communicates with the user. Its output also needs to be specified with the involvement of the end users. </w:t>
+        <w:t xml:space="preserve">The post processing module, </w:t>
+      </w:r>
+      <w:del w:id="78" w:author="Iannick Gagnon" w:date="2020-12-07T10:19:00Z">
+        <w:r>
+          <w:rPr>
+            <w:lang w:val="en-CA"/>
+          </w:rPr>
+          <w:delText xml:space="preserve">much </w:delText>
+        </w:r>
+      </w:del>
+      <w:r>
+        <w:rPr>
+          <w:lang w:val="en-CA"/>
+        </w:rPr>
+        <w:t>like the preprocessing module is important because it communicates</w:t>
+      </w:r>
+      <w:ins w:id="79" w:author="Iannick Gagnon" w:date="2020-12-07T10:19:00Z">
+        <w:r>
+          <w:rPr>
+            <w:lang w:val="en-CA"/>
+          </w:rPr>
+          <w:t xml:space="preserve"> directly</w:t>
+        </w:r>
+      </w:ins>
+      <w:r>
+        <w:rPr>
+          <w:lang w:val="en-CA"/>
+        </w:rPr>
+        <w:t xml:space="preserve"> with the user. </w:t>
+      </w:r>
+      <w:commentRangeStart w:id="80"/>
+      <w:r>
+        <w:rPr>
+          <w:lang w:val="en-CA"/>
+        </w:rPr>
+        <w:t>Its output also needs to be specified with the involvement of the end users.</w:t>
+      </w:r>
+      <w:commentRangeEnd w:id="80"/>
+      <w:r>
+        <w:rPr>
+          <w:rStyle w:val="CommentReference"/>
+        </w:rPr>
+        <w:commentReference w:id="80"/>
+      </w:r>
+      <w:r>
+        <w:rPr>
+          <w:lang w:val="en-CA"/>
+        </w:rPr>
+        <w:t xml:space="preserve"> </w:t>
       </w:r>
     </w:p>
     <w:p>
@@ -15617,6 +15819,7 @@
         <w:ind w:left="360"/>
         <w:jc w:val="center"/>
       </w:pPr>
+      <w:commentRangeStart w:id="81"/>
       <w:r>
         <w:rPr>
           <w:noProof/>
@@ -15624,9 +15827,9 @@
         </w:rPr>
         <w:lastRenderedPageBreak/>
         <w:drawing>
-          <wp:inline distT="0" distB="0" distL="0" distR="0" wp14:anchorId="5DB773AF" wp14:editId="6478045F">
-            <wp:extent cx="3829685" cy="4969510"/>
-            <wp:effectExtent l="0" t="0" r="0" b="2540"/>
+          <wp:inline distT="0" distB="0" distL="0" distR="0" wp14:anchorId="5DB773AF" wp14:editId="06582293">
+            <wp:extent cx="4000500" cy="5149388"/>
+            <wp:effectExtent l="19050" t="19050" r="19050" b="13335"/>
             <wp:docPr id="17" name="Picture 17"/>
             <wp:cNvGraphicFramePr>
               <a:graphicFrameLocks xmlns:a="http://schemas.openxmlformats.org/drawingml/2006/main" noChangeAspect="1"/>
@@ -15640,31 +15843,36 @@
                       <a:picLocks noChangeAspect="1" noChangeArrowheads="1"/>
                     </pic:cNvPicPr>
                   </pic:nvPicPr>
-                  <pic:blipFill>
-                    <a:blip r:embed="rId36">
+                  <pic:blipFill rotWithShape="1">
+                    <a:blip r:embed="rId40">
                       <a:extLst>
                         <a:ext uri="{28A0092B-C50C-407E-A947-70E740481C1C}">
                           <a14:useLocalDpi xmlns:a14="http://schemas.microsoft.com/office/drawing/2010/main" val="0"/>
                         </a:ext>
                       </a:extLst>
                     </a:blip>
-                    <a:srcRect/>
-                    <a:stretch>
-                      <a:fillRect/>
-                    </a:stretch>
+                    <a:srcRect l="-2291" t="-1914" r="-2193" b="-1729"/>
+                    <a:stretch/>
                   </pic:blipFill>
                   <pic:spPr bwMode="auto">
                     <a:xfrm>
                       <a:off x="0" y="0"/>
-                      <a:ext cx="3829685" cy="4969510"/>
+                      <a:ext cx="4001417" cy="5150568"/>
                     </a:xfrm>
                     <a:prstGeom prst="rect">
                       <a:avLst/>
                     </a:prstGeom>
                     <a:noFill/>
                     <a:ln>
-                      <a:noFill/>
+                      <a:solidFill>
+                        <a:schemeClr val="tx1"/>
+                      </a:solidFill>
                     </a:ln>
+                    <a:extLst>
+                      <a:ext uri="{53640926-AAD7-44D8-BBD7-CCE9431645EC}">
+                        <a14:shadowObscured xmlns:a14="http://schemas.microsoft.com/office/drawing/2010/main"/>
+                      </a:ext>
+                    </a:extLst>
                   </pic:spPr>
                 </pic:pic>
               </a:graphicData>
@@ -15672,6 +15880,13 @@
           </wp:inline>
         </w:drawing>
       </w:r>
+      <w:commentRangeEnd w:id="81"/>
+      <w:r>
+        <w:rPr>
+          <w:rStyle w:val="CommentReference"/>
+        </w:rPr>
+        <w:commentReference w:id="81"/>
+      </w:r>
     </w:p>
     <w:p>
       <w:pPr>
@@ -15709,10 +15924,17 @@
     <w:p>
       <w:pPr>
         <w:pStyle w:val="Standard"/>
+        <w:spacing w:line="240" w:lineRule="auto"/>
         <w:ind w:left="360"/>
         <w:rPr>
           <w:lang w:val="en-CA"/>
         </w:rPr>
+        <w:pPrChange w:id="82" w:author="Iannick Gagnon" w:date="2020-12-07T10:15:00Z">
+          <w:pPr>
+            <w:pStyle w:val="Standard"/>
+            <w:ind w:left="360"/>
+          </w:pPr>
+        </w:pPrChange>
       </w:pPr>
     </w:p>
     <w:p>
@@ -15739,7 +15961,41 @@
         <w:rPr>
           <w:lang w:val="en-CA"/>
         </w:rPr>
-        <w:t xml:space="preserve"> time of the whole process. The various threads will be synchronized using semaphores and the data will be stored in data</w:t>
+        <w:t xml:space="preserve"> time of the whole process. The various threads will be synchronized using </w:t>
+      </w:r>
+      <w:commentRangeStart w:id="83"/>
+      <w:r>
+        <w:rPr>
+          <w:lang w:val="en-CA"/>
+        </w:rPr>
+        <w:t xml:space="preserve">semaphores </w:t>
+      </w:r>
+      <w:commentRangeEnd w:id="83"/>
+      <w:r>
+        <w:rPr>
+          <w:rStyle w:val="CommentReference"/>
+        </w:rPr>
+        <w:commentReference w:id="83"/>
+      </w:r>
+      <w:r>
+        <w:rPr>
+          <w:lang w:val="en-CA"/>
+        </w:rPr>
+        <w:t>and the data will be stored in</w:t>
+      </w:r>
+      <w:ins w:id="84" w:author="Iannick Gagnon" w:date="2020-12-07T10:20:00Z">
+        <w:r>
+          <w:rPr>
+            <w:lang w:val="en-CA"/>
+          </w:rPr>
+          <w:t xml:space="preserve"> custom</w:t>
+        </w:r>
+      </w:ins>
+      <w:r>
+        <w:rPr>
+          <w:lang w:val="en-CA"/>
+        </w:rPr>
+        <w:t xml:space="preserve"> data</w:t>
       </w:r>
       <w:r>
         <w:rPr>
@@ -15751,7 +16007,28 @@
         <w:rPr>
           <w:lang w:val="en-CA"/>
         </w:rPr>
-        <w:t>structures containing all the required information  as specified on</w:t>
+        <w:t xml:space="preserve">structures containing all the required information </w:t>
+      </w:r>
+      <w:del w:id="85" w:author="Iannick Gagnon" w:date="2020-12-07T10:20:00Z">
+        <w:r>
+          <w:rPr>
+            <w:lang w:val="en-CA"/>
+          </w:rPr>
+          <w:delText xml:space="preserve"> </w:delText>
+        </w:r>
+      </w:del>
+      <w:r>
+        <w:rPr>
+          <w:lang w:val="en-CA"/>
+        </w:rPr>
+        <w:t xml:space="preserve">as specified </w:t>
+      </w:r>
+      <w:commentRangeStart w:id="86"/>
+      <w:r>
+        <w:rPr>
+          <w:lang w:val="en-CA"/>
+        </w:rPr>
+        <w:t>on</w:t>
       </w:r>
       <w:r>
         <w:rPr>
@@ -15801,6 +16078,13 @@
         </w:rPr>
         <w:fldChar w:fldCharType="end"/>
       </w:r>
+      <w:commentRangeEnd w:id="86"/>
+      <w:r>
+        <w:rPr>
+          <w:rStyle w:val="CommentReference"/>
+        </w:rPr>
+        <w:commentReference w:id="86"/>
+      </w:r>
       <w:r>
         <w:rPr>
           <w:lang w:val="en-CA"/>
@@ -15822,14 +16106,30 @@
         <w:pStyle w:val="Standard"/>
         <w:ind w:left="360"/>
         <w:rPr>
-          <w:lang w:val="en-CA"/>
-        </w:rPr>
-      </w:pPr>
-      <w:r>
-        <w:rPr>
-          <w:lang w:val="en-CA"/>
-        </w:rPr>
-        <w:t xml:space="preserve">The Algorithm module below specifies the contents and format of the algorithm object that the user </w:t>
+          <w:ins w:id="87" w:author="Iannick Gagnon" w:date="2020-12-07T10:21:00Z"/>
+          <w:lang w:val="en-CA"/>
+        </w:rPr>
+      </w:pPr>
+      <w:r>
+        <w:rPr>
+          <w:lang w:val="en-CA"/>
+        </w:rPr>
+        <w:lastRenderedPageBreak/>
+        <w:t xml:space="preserve">The Algorithm module below </w:t>
+      </w:r>
+      <w:ins w:id="88" w:author="Iannick Gagnon" w:date="2020-12-07T10:21:00Z">
+        <w:r>
+          <w:rPr>
+            <w:lang w:val="en-CA"/>
+          </w:rPr>
+          <w:t xml:space="preserve">(Figure 14) </w:t>
+        </w:r>
+      </w:ins>
+      <w:r>
+        <w:rPr>
+          <w:lang w:val="en-CA"/>
+        </w:rPr>
+        <w:t xml:space="preserve">specifies the contents and format of the algorithm object that the user </w:t>
       </w:r>
       <w:proofErr w:type="gramStart"/>
       <w:r>
@@ -15845,6 +16145,22 @@
         </w:rPr>
         <w:t xml:space="preserve"> provide as argument to the framework when calling it.</w:t>
       </w:r>
+    </w:p>
+    <w:p>
+      <w:pPr>
+        <w:pStyle w:val="Standard"/>
+        <w:spacing w:line="240" w:lineRule="auto"/>
+        <w:ind w:left="360"/>
+        <w:rPr>
+          <w:lang w:val="en-CA"/>
+        </w:rPr>
+        <w:pPrChange w:id="89" w:author="Iannick Gagnon" w:date="2020-12-07T10:21:00Z">
+          <w:pPr>
+            <w:pStyle w:val="Standard"/>
+            <w:ind w:left="360"/>
+          </w:pPr>
+        </w:pPrChange>
+      </w:pPr>
     </w:p>
     <w:p>
       <w:pPr>
@@ -15858,11 +16174,10 @@
           <w:noProof/>
           <w:lang w:val="en-CA"/>
         </w:rPr>
-        <w:lastRenderedPageBreak/>
         <w:drawing>
-          <wp:inline distT="0" distB="0" distL="0" distR="0" wp14:anchorId="101E1657" wp14:editId="7F4BADD8">
-            <wp:extent cx="3829685" cy="2703195"/>
-            <wp:effectExtent l="0" t="0" r="0" b="1905"/>
+          <wp:inline distT="0" distB="0" distL="0" distR="0" wp14:anchorId="101E1657" wp14:editId="7574A39C">
+            <wp:extent cx="4000509" cy="2867558"/>
+            <wp:effectExtent l="19050" t="19050" r="19050" b="28575"/>
             <wp:docPr id="18" name="Picture 18"/>
             <wp:cNvGraphicFramePr>
               <a:graphicFrameLocks xmlns:a="http://schemas.openxmlformats.org/drawingml/2006/main" noChangeAspect="1"/>
@@ -15876,31 +16191,36 @@
                       <a:picLocks noChangeAspect="1" noChangeArrowheads="1"/>
                     </pic:cNvPicPr>
                   </pic:nvPicPr>
-                  <pic:blipFill>
-                    <a:blip r:embed="rId37">
+                  <pic:blipFill rotWithShape="1">
+                    <a:blip r:embed="rId41">
                       <a:extLst>
                         <a:ext uri="{28A0092B-C50C-407E-A947-70E740481C1C}">
                           <a14:useLocalDpi xmlns:a14="http://schemas.microsoft.com/office/drawing/2010/main" val="0"/>
                         </a:ext>
                       </a:extLst>
                     </a:blip>
-                    <a:srcRect/>
-                    <a:stretch>
-                      <a:fillRect/>
-                    </a:stretch>
+                    <a:srcRect l="-2293" t="-3517" r="-2209" b="-2605"/>
+                    <a:stretch/>
                   </pic:blipFill>
                   <pic:spPr bwMode="auto">
                     <a:xfrm>
                       <a:off x="0" y="0"/>
-                      <a:ext cx="3829685" cy="2703195"/>
+                      <a:ext cx="4002108" cy="2868704"/>
                     </a:xfrm>
                     <a:prstGeom prst="rect">
                       <a:avLst/>
                     </a:prstGeom>
                     <a:noFill/>
                     <a:ln>
-                      <a:noFill/>
+                      <a:solidFill>
+                        <a:schemeClr val="tx1"/>
+                      </a:solidFill>
                     </a:ln>
+                    <a:extLst>
+                      <a:ext uri="{53640926-AAD7-44D8-BBD7-CCE9431645EC}">
+                        <a14:shadowObscured xmlns:a14="http://schemas.microsoft.com/office/drawing/2010/main"/>
+                      </a:ext>
+                    </a:extLst>
                   </pic:spPr>
                 </pic:pic>
               </a:graphicData>
@@ -15945,19 +16265,146 @@
     <w:p>
       <w:pPr>
         <w:pStyle w:val="Standard"/>
+        <w:spacing w:line="240" w:lineRule="auto"/>
+        <w:rPr>
+          <w:lang w:val="en-CA"/>
+        </w:rPr>
+        <w:pPrChange w:id="90" w:author="Iannick Gagnon" w:date="2020-12-07T10:15:00Z">
+          <w:pPr>
+            <w:pStyle w:val="Standard"/>
+          </w:pPr>
+        </w:pPrChange>
+      </w:pPr>
+    </w:p>
+    <w:p>
+      <w:pPr>
+        <w:pStyle w:val="Standard"/>
         <w:ind w:left="360"/>
         <w:rPr>
           <w:lang w:val="en-CA"/>
         </w:rPr>
       </w:pPr>
-    </w:p>
-    <w:p>
-      <w:pPr>
-        <w:pStyle w:val="Standard"/>
+      <w:commentRangeStart w:id="91"/>
+      <w:del w:id="92" w:author="Iannick Gagnon" w:date="2020-12-07T10:16:00Z">
+        <w:r>
+          <w:rPr>
+            <w:lang w:val="en-CA"/>
+          </w:rPr>
+          <w:delText xml:space="preserve">Notice that </w:delText>
+        </w:r>
+        <w:commentRangeEnd w:id="91"/>
+        <w:r>
+          <w:rPr>
+            <w:rStyle w:val="CommentReference"/>
+          </w:rPr>
+          <w:commentReference w:id="91"/>
+        </w:r>
+        <w:r>
+          <w:rPr>
+            <w:lang w:val="en-CA"/>
+          </w:rPr>
+          <w:delText xml:space="preserve">this </w:delText>
+        </w:r>
+      </w:del>
+      <w:ins w:id="93" w:author="Iannick Gagnon" w:date="2020-12-07T10:16:00Z">
+        <w:r>
+          <w:rPr>
+            <w:lang w:val="en-CA"/>
+          </w:rPr>
+          <w:t>T</w:t>
+        </w:r>
+        <w:r>
+          <w:rPr>
+            <w:lang w:val="en-CA"/>
+          </w:rPr>
+          <w:t xml:space="preserve">his </w:t>
+        </w:r>
+      </w:ins>
+      <w:r>
+        <w:rPr>
+          <w:lang w:val="en-CA"/>
+        </w:rPr>
+        <w:t xml:space="preserve">architecture is </w:t>
+      </w:r>
+      <w:r>
+        <w:rPr>
+          <w:lang w:val="en-CA"/>
+        </w:rPr>
+        <w:t>a</w:t>
+      </w:r>
+      <w:r>
+        <w:rPr>
+          <w:lang w:val="en-CA"/>
+        </w:rPr>
+        <w:t xml:space="preserve"> hybrid between the flow oriented and </w:t>
+      </w:r>
+      <w:r>
+        <w:rPr>
+          <w:lang w:val="en-CA"/>
+        </w:rPr>
+        <w:t>object-oriented</w:t>
+      </w:r>
+      <w:r>
+        <w:rPr>
+          <w:lang w:val="en-CA"/>
+        </w:rPr>
+        <w:t xml:space="preserve"> paradigms. </w:t>
+      </w:r>
+      <w:r>
+        <w:rPr>
+          <w:lang w:val="en-CA"/>
+        </w:rPr>
+        <w:t xml:space="preserve">This is to leverage the </w:t>
+      </w:r>
+      <w:commentRangeStart w:id="94"/>
+      <w:r>
+        <w:rPr>
+          <w:lang w:val="en-CA"/>
+        </w:rPr>
+        <w:t>advantages</w:t>
+      </w:r>
+      <w:commentRangeEnd w:id="94"/>
+      <w:r>
+        <w:rPr>
+          <w:rStyle w:val="CommentReference"/>
+        </w:rPr>
+        <w:commentReference w:id="94"/>
+      </w:r>
+      <w:r>
+        <w:rPr>
+          <w:lang w:val="en-CA"/>
+        </w:rPr>
+        <w:t xml:space="preserve"> of both paradigms</w:t>
+      </w:r>
+      <w:del w:id="95" w:author="Iannick Gagnon" w:date="2020-12-07T10:17:00Z">
+        <w:r>
+          <w:rPr>
+            <w:lang w:val="en-CA"/>
+          </w:rPr>
+          <w:delText xml:space="preserve"> since the problem at hand does not fit exactly either</w:delText>
+        </w:r>
+      </w:del>
+      <w:r>
+        <w:rPr>
+          <w:lang w:val="en-CA"/>
+        </w:rPr>
+        <w:t xml:space="preserve">. </w:t>
+      </w:r>
+    </w:p>
+    <w:p>
+      <w:pPr>
+        <w:pStyle w:val="Standard"/>
+        <w:spacing w:line="240" w:lineRule="auto"/>
         <w:ind w:left="360"/>
         <w:rPr>
           <w:lang w:val="en-CA"/>
         </w:rPr>
+        <w:pPrChange w:id="96" w:author="Iannick Gagnon" w:date="2020-12-07T10:17:00Z">
+          <w:pPr>
+            <w:pStyle w:val="Standard"/>
+            <w:ind w:left="360"/>
+          </w:pPr>
+        </w:pPrChange>
       </w:pPr>
     </w:p>
     <w:p>
@@ -15965,54 +16412,32 @@
         <w:pStyle w:val="Standard"/>
         <w:ind w:left="360"/>
         <w:rPr>
-          <w:lang w:val="en-CA"/>
-        </w:rPr>
-      </w:pPr>
-    </w:p>
-    <w:p>
-      <w:pPr>
-        <w:pStyle w:val="Standard"/>
+          <w:ins w:id="97" w:author="Iannick Gagnon" w:date="2020-12-07T10:17:00Z"/>
+          <w:lang w:val="en-CA"/>
+        </w:rPr>
+      </w:pPr>
+      <w:r>
+        <w:rPr>
+          <w:lang w:val="en-CA"/>
+        </w:rPr>
+        <w:t>Beyond the architecture of the program itself, the lifecycle used by the development team is also an important consideration. In the case of this research, an agile lifecycle was preferred since the requirements were not all completely defined from the start and the ability to refine the architecture based on the results of the various experiments in the testing phase is important.</w:t>
+      </w:r>
+    </w:p>
+    <w:p>
+      <w:pPr>
+        <w:pStyle w:val="Standard"/>
+        <w:spacing w:line="240" w:lineRule="auto"/>
         <w:ind w:left="360"/>
         <w:rPr>
           <w:lang w:val="en-CA"/>
         </w:rPr>
-      </w:pPr>
-      <w:r>
-        <w:rPr>
-          <w:lang w:val="en-CA"/>
-        </w:rPr>
-        <w:t xml:space="preserve">Notice that this architecture is </w:t>
-      </w:r>
-      <w:r>
-        <w:rPr>
-          <w:lang w:val="en-CA"/>
-        </w:rPr>
-        <w:t>a</w:t>
-      </w:r>
-      <w:r>
-        <w:rPr>
-          <w:lang w:val="en-CA"/>
-        </w:rPr>
-        <w:t xml:space="preserve"> hybrid between the flow oriented and </w:t>
-      </w:r>
-      <w:r>
-        <w:rPr>
-          <w:lang w:val="en-CA"/>
-        </w:rPr>
-        <w:t>object-oriented</w:t>
-      </w:r>
-      <w:r>
-        <w:rPr>
-          <w:lang w:val="en-CA"/>
-        </w:rPr>
-        <w:t xml:space="preserve"> paradigms. </w:t>
-      </w:r>
-      <w:r>
-        <w:rPr>
-          <w:lang w:val="en-CA"/>
-        </w:rPr>
-        <w:t xml:space="preserve">This is to leverage the advantages of both paradigms since the problem at hand does not fit exactly either. </w:t>
-      </w:r>
+        <w:pPrChange w:id="98" w:author="Iannick Gagnon" w:date="2020-12-07T10:17:00Z">
+          <w:pPr>
+            <w:pStyle w:val="Standard"/>
+            <w:ind w:left="360"/>
+          </w:pPr>
+        </w:pPrChange>
+      </w:pPr>
     </w:p>
     <w:p>
       <w:pPr>
@@ -16022,21 +16447,40 @@
           <w:lang w:val="en-CA"/>
         </w:rPr>
       </w:pPr>
-    </w:p>
-    <w:p>
-      <w:pPr>
-        <w:pStyle w:val="Standard"/>
+      <w:r>
+        <w:rPr>
+          <w:lang w:val="en-CA"/>
+        </w:rPr>
+        <w:t xml:space="preserve">Therefore, the life cycle chosen was Kanban because it fulfills the agile requirement and provides the required flexibility of a research project. It also makes it possible to reassess the priorities of the various tasks and functionalities being treated to make sure that the stages of the project are </w:t>
+      </w:r>
+      <w:r>
+        <w:rPr>
+          <w:lang w:val="en-CA"/>
+        </w:rPr>
+        <w:t>fulfilled</w:t>
+      </w:r>
+      <w:r>
+        <w:rPr>
+          <w:lang w:val="en-CA"/>
+        </w:rPr>
+        <w:t xml:space="preserve"> correctly. </w:t>
+      </w:r>
+    </w:p>
+    <w:p>
+      <w:pPr>
+        <w:pStyle w:val="Standard"/>
+        <w:spacing w:line="240" w:lineRule="auto"/>
         <w:ind w:left="360"/>
         <w:rPr>
           <w:lang w:val="en-CA"/>
         </w:rPr>
-      </w:pPr>
-      <w:r>
-        <w:rPr>
-          <w:lang w:val="en-CA"/>
-        </w:rPr>
-        <w:t>Beyond the architecture of the program itself, the lifecycle used by the development team is also an important consideration. In the case of this research, an agile lifecycle was preferred since the requirements were not all completely defined from the start and the ability to refine the architecture based on the results of the various experiments in the testing phase is important.</w:t>
-      </w:r>
+        <w:pPrChange w:id="99" w:author="Iannick Gagnon" w:date="2020-12-07T10:17:00Z">
+          <w:pPr>
+            <w:pStyle w:val="Standard"/>
+            <w:ind w:left="360"/>
+          </w:pPr>
+        </w:pPrChange>
+      </w:pPr>
     </w:p>
     <w:p>
       <w:pPr>
@@ -16050,28 +16494,136 @@
         <w:rPr>
           <w:lang w:val="en-CA"/>
         </w:rPr>
-        <w:t xml:space="preserve">Therefore, the life cycle chosen was Kanban because it fulfills the agile requirement and provides the required flexibility of a research project. It also makes it possible to reassess the priorities of the various tasks and functionalities being treated to make sure that the stages of the project are </w:t>
-      </w:r>
-      <w:r>
-        <w:rPr>
-          <w:lang w:val="en-CA"/>
-        </w:rPr>
-        <w:t>fulfilled</w:t>
-      </w:r>
-      <w:r>
-        <w:rPr>
-          <w:lang w:val="en-CA"/>
-        </w:rPr>
-        <w:t xml:space="preserve"> correctly. </w:t>
-      </w:r>
-    </w:p>
-    <w:p>
-      <w:pPr>
-        <w:pStyle w:val="Standard"/>
+        <w:lastRenderedPageBreak/>
+        <w:t xml:space="preserve">The importance of a well designed and documented architecture is </w:t>
+      </w:r>
+      <w:del w:id="100" w:author="Iannick Gagnon" w:date="2020-12-07T10:22:00Z">
+        <w:r>
+          <w:rPr>
+            <w:lang w:val="en-CA"/>
+          </w:rPr>
+          <w:delText xml:space="preserve">recognized </w:delText>
+        </w:r>
+      </w:del>
+      <w:ins w:id="101" w:author="Iannick Gagnon" w:date="2020-12-07T10:22:00Z">
+        <w:r>
+          <w:rPr>
+            <w:lang w:val="en-CA"/>
+          </w:rPr>
+          <w:t>emphasized</w:t>
+        </w:r>
+        <w:r>
+          <w:rPr>
+            <w:lang w:val="en-CA"/>
+          </w:rPr>
+          <w:t xml:space="preserve"> </w:t>
+        </w:r>
+      </w:ins>
+      <w:r>
+        <w:rPr>
+          <w:lang w:val="en-CA"/>
+        </w:rPr>
+        <w:t xml:space="preserve">in this project as it makes the software more accessible to future contributions and facilitates collaboration. It </w:t>
+      </w:r>
+      <w:r>
+        <w:rPr>
+          <w:lang w:val="en-CA"/>
+        </w:rPr>
+        <w:t xml:space="preserve">is also associated with reduced development cost in </w:t>
+      </w:r>
+      <w:r>
+        <w:rPr>
+          <w:lang w:val="en-CA"/>
+        </w:rPr>
+        <w:t xml:space="preserve">industry as well as improved quality and reliability. In fact, it is much easier to avoid breaking a program when its architecture is known compared to trying to modify an obscure software. an added benefit of well designed and documented architectures is therefore the reduction of the maintenance cost associated with it. </w:t>
+      </w:r>
+      <w:ins w:id="102" w:author="Iannick Gagnon" w:date="2020-12-07T10:22:00Z">
+        <w:r>
+          <w:rPr>
+            <w:lang w:val="en-CA"/>
+          </w:rPr>
+          <w:t>For example,</w:t>
+        </w:r>
+      </w:ins>
+      <w:del w:id="103" w:author="Iannick Gagnon" w:date="2020-12-07T10:22:00Z">
+        <w:r>
+          <w:rPr>
+            <w:lang w:val="en-CA"/>
+          </w:rPr>
+          <w:delText>E.g.</w:delText>
+        </w:r>
+      </w:del>
+      <w:r>
+        <w:rPr>
+          <w:lang w:val="en-CA"/>
+        </w:rPr>
+        <w:t xml:space="preserve"> less time is invested fixing unattended consequences of </w:t>
+      </w:r>
+      <w:del w:id="104" w:author="Iannick Gagnon" w:date="2020-12-07T10:22:00Z">
+        <w:r>
+          <w:rPr>
+            <w:lang w:val="en-CA"/>
+          </w:rPr>
+          <w:delText>a change in the code</w:delText>
+        </w:r>
+      </w:del>
+      <w:ins w:id="105" w:author="Iannick Gagnon" w:date="2020-12-07T10:22:00Z">
+        <w:r>
+          <w:rPr>
+            <w:lang w:val="en-CA"/>
+          </w:rPr>
+          <w:t>code changes</w:t>
+        </w:r>
+      </w:ins>
+      <w:r>
+        <w:rPr>
+          <w:lang w:val="en-CA"/>
+        </w:rPr>
+        <w:t xml:space="preserve">. The following paragraph </w:t>
+      </w:r>
+      <w:del w:id="106" w:author="Iannick Gagnon" w:date="2020-12-07T10:23:00Z">
+        <w:r>
+          <w:rPr>
+            <w:lang w:val="en-CA"/>
+          </w:rPr>
+          <w:delText xml:space="preserve">will </w:delText>
+        </w:r>
+      </w:del>
+      <w:r>
+        <w:rPr>
+          <w:lang w:val="en-CA"/>
+        </w:rPr>
+        <w:t>expand</w:t>
+      </w:r>
+      <w:ins w:id="107" w:author="Iannick Gagnon" w:date="2020-12-07T10:23:00Z">
+        <w:r>
+          <w:rPr>
+            <w:lang w:val="en-CA"/>
+          </w:rPr>
+          <w:t>s</w:t>
+        </w:r>
+      </w:ins>
+      <w:r>
+        <w:rPr>
+          <w:lang w:val="en-CA"/>
+        </w:rPr>
+        <w:t xml:space="preserve"> on this by discussing the notion of technical debt.</w:t>
+      </w:r>
+    </w:p>
+    <w:p>
+      <w:pPr>
+        <w:pStyle w:val="Standard"/>
+        <w:spacing w:line="240" w:lineRule="auto"/>
         <w:ind w:left="360"/>
         <w:rPr>
           <w:lang w:val="en-CA"/>
         </w:rPr>
+        <w:pPrChange w:id="108" w:author="Iannick Gagnon" w:date="2020-12-07T10:18:00Z">
+          <w:pPr>
+            <w:pStyle w:val="Standard"/>
+            <w:ind w:left="360"/>
+          </w:pPr>
+        </w:pPrChange>
       </w:pPr>
     </w:p>
     <w:p>
@@ -16086,128 +16638,106 @@
         <w:rPr>
           <w:lang w:val="en-CA"/>
         </w:rPr>
-        <w:lastRenderedPageBreak/>
-        <w:t xml:space="preserve">The importance of a well designed and documented architecture is recognized in this project as it makes the software more accessible to future contributions and facilitates collaboration. It </w:t>
-      </w:r>
-      <w:r>
-        <w:rPr>
-          <w:lang w:val="en-CA"/>
-        </w:rPr>
-        <w:t xml:space="preserve">is also associated with reduced development cost in </w:t>
-      </w:r>
-      <w:r>
-        <w:rPr>
-          <w:lang w:val="en-CA"/>
-        </w:rPr>
-        <w:t>industry as well as improved quality and reliability. In fact, it is much easier to avoid breaking a program when its architecture is known compared to trying to modify an obscure software. an added benefit of well designed and documented architectures is therefore the reduction of the maintenance cost associated with it. E.g. less time is invested fixing unattended consequences of a change in the code. The following paragraph will expand on this by discussing the notion of technical debt.</w:t>
-      </w:r>
-    </w:p>
-    <w:p>
-      <w:pPr>
-        <w:pStyle w:val="Standard"/>
+        <w:t xml:space="preserve">In their paper titled, </w:t>
+      </w:r>
+      <w:r>
+        <w:rPr>
+          <w:lang w:val="en-CA"/>
+        </w:rPr>
+        <w:t>“Technical Debt: from Metaphor to Theory and Practice”, Philippe et al. explain the impact that skipping the good practices of software development can have on the product</w:t>
+      </w:r>
+      <w:ins w:id="109" w:author="Iannick Gagnon" w:date="2020-12-07T10:23:00Z">
+        <w:r>
+          <w:rPr>
+            <w:lang w:val="en-CA"/>
+          </w:rPr>
+          <w:t xml:space="preserve"> </w:t>
+        </w:r>
+      </w:ins>
+      <w:r>
+        <w:rPr>
+          <w:lang w:val="en-CA"/>
+        </w:rPr>
+        <w:fldChar w:fldCharType="begin"/>
+      </w:r>
+      <w:r>
+        <w:rPr>
+          <w:lang w:val="en-CA"/>
+        </w:rPr>
+        <w:instrText xml:space="preserve"> ADDIN ZOTERO_ITEM CSL_CITATION {"citationID":"4eh9wCjV","properties":{"formattedCitation":"(2012)","plainCitation":"(2012)","noteIndex":0},"citationItems":[{"id":232,"uris":["http://zotero.org/users/5028357/items/8J5XC5QE"],"uri":["http://zotero.org/users/5028357/items/8J5XC5QE"],"itemData":{"id":232,"type":"article-journal","container-title":"IEEE Software","DOI":"10.1109/MS.2012.167","ISSN":"0740-7459","issue":"6","journalAbbreviation":"IEEE Softw.","language":"en","page":"18-21","source":"DOI.org (Crossref)","title":"Technical Debt: From Metaphor to Theory and Practice","title-short":"Technical Debt","volume":"29","author":[{"family":"Kruchten","given":"Philippe"},{"family":"Nord","given":"Robert L."},{"family":"Ozkaya","given":"Ipek"}],"issued":{"date-parts":[["2012",11]]}},"suppress-author":true}],"schema":"https://github.com/citation-style-language/schema/raw/master/csl-citation.json"} </w:instrText>
+      </w:r>
+      <w:r>
+        <w:rPr>
+          <w:lang w:val="en-CA"/>
+        </w:rPr>
+        <w:fldChar w:fldCharType="separate"/>
+      </w:r>
+      <w:r>
+        <w:t>(2012)</w:t>
+      </w:r>
+      <w:r>
+        <w:rPr>
+          <w:lang w:val="en-CA"/>
+        </w:rPr>
+        <w:fldChar w:fldCharType="end"/>
+      </w:r>
+      <w:r>
+        <w:rPr>
+          <w:lang w:val="en-CA"/>
+        </w:rPr>
+        <w:t xml:space="preserve">. The following figure outlines the technical debt landscape as defined in the paper </w:t>
+      </w:r>
+      <w:r>
+        <w:rPr>
+          <w:lang w:val="en-CA"/>
+        </w:rPr>
+        <w:t xml:space="preserve">and </w:t>
+      </w:r>
+      <w:r>
+        <w:rPr>
+          <w:lang w:val="en-CA"/>
+        </w:rPr>
+        <w:t xml:space="preserve">organized by how “visible” they are. The visibility </w:t>
+      </w:r>
+      <w:r>
+        <w:rPr>
+          <w:lang w:val="en-CA"/>
+        </w:rPr>
+        <w:t>characteristics</w:t>
+      </w:r>
+      <w:r>
+        <w:rPr>
+          <w:lang w:val="en-CA"/>
+        </w:rPr>
+        <w:t xml:space="preserve"> relates to </w:t>
+      </w:r>
+      <w:r>
+        <w:rPr>
+          <w:lang w:val="en-CA"/>
+        </w:rPr>
+        <w:t xml:space="preserve">how readily detectable they are </w:t>
+      </w:r>
+      <w:r>
+        <w:rPr>
+          <w:lang w:val="en-CA"/>
+        </w:rPr>
+        <w:t xml:space="preserve">by usual identification tools like static code analysers. </w:t>
+      </w:r>
+    </w:p>
+    <w:p>
+      <w:pPr>
+        <w:pStyle w:val="Standard"/>
+        <w:spacing w:line="240" w:lineRule="auto"/>
         <w:ind w:left="360"/>
         <w:rPr>
           <w:lang w:val="en-CA"/>
         </w:rPr>
-      </w:pPr>
-    </w:p>
-    <w:p>
-      <w:pPr>
-        <w:pStyle w:val="Standard"/>
-        <w:ind w:left="360"/>
-        <w:rPr>
-          <w:lang w:val="en-CA"/>
-        </w:rPr>
-      </w:pPr>
-      <w:r>
-        <w:rPr>
-          <w:lang w:val="en-CA"/>
-        </w:rPr>
-        <w:t xml:space="preserve">In their paper titled, </w:t>
-      </w:r>
-      <w:r>
-        <w:rPr>
-          <w:lang w:val="en-CA"/>
-        </w:rPr>
-        <w:t>“Technical Debt: from Metaphor to Theory and Practice”, Philippe et al. explain the impact that skipping the good practices of software development can have on the product</w:t>
-      </w:r>
-      <w:r>
-        <w:rPr>
-          <w:lang w:val="en-CA"/>
-        </w:rPr>
-        <w:fldChar w:fldCharType="begin"/>
-      </w:r>
-      <w:r>
-        <w:rPr>
-          <w:lang w:val="en-CA"/>
-        </w:rPr>
-        <w:instrText xml:space="preserve"> ADDIN ZOTERO_ITEM CSL_CITATION {"citationID":"4eh9wCjV","properties":{"formattedCitation":"(2012)","plainCitation":"(2012)","noteIndex":0},"citationItems":[{"id":232,"uris":["http://zotero.org/users/5028357/items/8J5XC5QE"],"uri":["http://zotero.org/users/5028357/items/8J5XC5QE"],"itemData":{"id":232,"type":"article-journal","container-title":"IEEE Software","DOI":"10.1109/MS.2012.167","ISSN":"0740-7459","issue":"6","journalAbbreviation":"IEEE Softw.","language":"en","page":"18-21","source":"DOI.org (Crossref)","title":"Technical Debt: From Metaphor to Theory and Practice","title-short":"Technical Debt","volume":"29","author":[{"family":"Kruchten","given":"Philippe"},{"family":"Nord","given":"Robert L."},{"family":"Ozkaya","given":"Ipek"}],"issued":{"date-parts":[["2012",11]]}},"suppress-author":true}],"schema":"https://github.com/citation-style-language/schema/raw/master/csl-citation.json"} </w:instrText>
-      </w:r>
-      <w:r>
-        <w:rPr>
-          <w:lang w:val="en-CA"/>
-        </w:rPr>
-        <w:fldChar w:fldCharType="separate"/>
-      </w:r>
-      <w:r>
-        <w:t>(2012)</w:t>
-      </w:r>
-      <w:r>
-        <w:rPr>
-          <w:lang w:val="en-CA"/>
-        </w:rPr>
-        <w:fldChar w:fldCharType="end"/>
-      </w:r>
-      <w:r>
-        <w:rPr>
-          <w:lang w:val="en-CA"/>
-        </w:rPr>
-        <w:t xml:space="preserve">. The following figure outlines the technical debt landscape as defined in the paper </w:t>
-      </w:r>
-      <w:r>
-        <w:rPr>
-          <w:lang w:val="en-CA"/>
-        </w:rPr>
-        <w:t xml:space="preserve">and </w:t>
-      </w:r>
-      <w:r>
-        <w:rPr>
-          <w:lang w:val="en-CA"/>
-        </w:rPr>
-        <w:t xml:space="preserve">organized by how “visible” they are. The visibility </w:t>
-      </w:r>
-      <w:r>
-        <w:rPr>
-          <w:lang w:val="en-CA"/>
-        </w:rPr>
-        <w:t>characteristics</w:t>
-      </w:r>
-      <w:r>
-        <w:rPr>
-          <w:lang w:val="en-CA"/>
-        </w:rPr>
-        <w:t xml:space="preserve"> relates to </w:t>
-      </w:r>
-      <w:r>
-        <w:rPr>
-          <w:lang w:val="en-CA"/>
-        </w:rPr>
-        <w:t xml:space="preserve">how readily detectable they are </w:t>
-      </w:r>
-      <w:r>
-        <w:rPr>
-          <w:lang w:val="en-CA"/>
-        </w:rPr>
-        <w:t xml:space="preserve">by usual identification tools like static code analysers. </w:t>
-      </w:r>
-    </w:p>
-    <w:p>
-      <w:pPr>
-        <w:pStyle w:val="Standard"/>
-        <w:ind w:left="360"/>
-        <w:rPr>
-          <w:lang w:val="en-CA"/>
-        </w:rPr>
+        <w:pPrChange w:id="110" w:author="Iannick Gagnon" w:date="2020-12-07T10:18:00Z">
+          <w:pPr>
+            <w:pStyle w:val="Standard"/>
+            <w:ind w:left="360"/>
+          </w:pPr>
+        </w:pPrChange>
       </w:pPr>
     </w:p>
     <w:p>
@@ -16237,7 +16767,7 @@
                     <pic:cNvPicPr/>
                   </pic:nvPicPr>
                   <pic:blipFill>
-                    <a:blip r:embed="rId38"/>
+                    <a:blip r:embed="rId42"/>
                     <a:stretch>
                       <a:fillRect/>
                     </a:stretch>
@@ -16331,10 +16861,17 @@
     <w:p>
       <w:pPr>
         <w:pStyle w:val="Standard"/>
+        <w:spacing w:line="240" w:lineRule="auto"/>
         <w:ind w:left="360"/>
         <w:rPr>
           <w:lang w:val="en-CA"/>
         </w:rPr>
+        <w:pPrChange w:id="111" w:author="Iannick Gagnon" w:date="2020-12-07T10:18:00Z">
+          <w:pPr>
+            <w:pStyle w:val="Standard"/>
+            <w:ind w:left="360"/>
+          </w:pPr>
+        </w:pPrChange>
       </w:pPr>
     </w:p>
     <w:p>
@@ -16342,6 +16879,7 @@
         <w:pStyle w:val="Standard"/>
         <w:ind w:left="360"/>
         <w:rPr>
+          <w:del w:id="112" w:author="Iannick Gagnon" w:date="2020-12-07T10:23:00Z"/>
           <w:lang w:val="en-CA"/>
         </w:rPr>
       </w:pPr>
@@ -16379,14 +16917,7 @@
         <w:rPr>
           <w:lang w:val="en-CA"/>
         </w:rPr>
-        <w:t xml:space="preserve">non ideal processes and weakly implemented standards and protocols. The article also brings to light </w:t>
-      </w:r>
-      <w:r>
-        <w:rPr>
-          <w:lang w:val="en-CA"/>
-        </w:rPr>
-        <w:lastRenderedPageBreak/>
-        <w:t xml:space="preserve">the fact that the use of iterative lifecycles </w:t>
+        <w:t xml:space="preserve">non ideal processes and weakly implemented standards and protocols. The article also brings to light the fact that the use of iterative lifecycles </w:t>
       </w:r>
       <w:r>
         <w:rPr>
@@ -16406,6 +16937,7 @@
         <w:pStyle w:val="Standard"/>
         <w:ind w:left="360"/>
         <w:rPr>
+          <w:del w:id="113" w:author="Iannick Gagnon" w:date="2020-12-07T10:23:00Z"/>
           <w:lang w:val="en-CA"/>
         </w:rPr>
       </w:pPr>
@@ -16427,7 +16959,22 @@
     <w:p>
       <w:pPr>
         <w:pStyle w:val="Standard"/>
-        <w:rPr>
+        <w:spacing w:line="240" w:lineRule="auto"/>
+        <w:rPr>
+          <w:lang w:val="en-CA"/>
+        </w:rPr>
+        <w:pPrChange w:id="114" w:author="Iannick Gagnon" w:date="2020-12-07T10:18:00Z">
+          <w:pPr>
+            <w:pStyle w:val="Standard"/>
+          </w:pPr>
+        </w:pPrChange>
+      </w:pPr>
+    </w:p>
+    <w:p>
+      <w:pPr>
+        <w:pStyle w:val="Standard"/>
+        <w:rPr>
+          <w:ins w:id="115" w:author="Iannick Gagnon" w:date="2020-12-07T10:18:00Z"/>
           <w:lang w:val="en-CA"/>
         </w:rPr>
       </w:pPr>
@@ -16437,6 +16984,20 @@
         </w:rPr>
         <w:t>For tracking the requirements of the framework, many tools have been explored to select the right solution that would conform to the lifecycle of the project as well as its level of complexity. Following is a list of notable tools that have been considered:</w:t>
       </w:r>
+    </w:p>
+    <w:p>
+      <w:pPr>
+        <w:pStyle w:val="Standard"/>
+        <w:spacing w:line="240" w:lineRule="auto"/>
+        <w:rPr>
+          <w:lang w:val="en-CA"/>
+        </w:rPr>
+        <w:pPrChange w:id="116" w:author="Iannick Gagnon" w:date="2020-12-07T10:18:00Z">
+          <w:pPr>
+            <w:pStyle w:val="Standard"/>
+          </w:pPr>
+        </w:pPrChange>
+      </w:pPr>
     </w:p>
     <w:p>
       <w:pPr>
@@ -16675,9 +17236,15 @@
     <w:p>
       <w:pPr>
         <w:pStyle w:val="Standard"/>
-        <w:rPr>
-          <w:lang w:val="en-CA"/>
-        </w:rPr>
+        <w:spacing w:line="240" w:lineRule="auto"/>
+        <w:rPr>
+          <w:lang w:val="en-CA"/>
+        </w:rPr>
+        <w:pPrChange w:id="117" w:author="Iannick Gagnon" w:date="2020-12-07T10:18:00Z">
+          <w:pPr>
+            <w:pStyle w:val="Standard"/>
+          </w:pPr>
+        </w:pPrChange>
       </w:pPr>
     </w:p>
     <w:p>
@@ -16715,9 +17282,15 @@
     <w:p>
       <w:pPr>
         <w:pStyle w:val="Standard"/>
-        <w:rPr>
-          <w:lang w:val="en-CA"/>
-        </w:rPr>
+        <w:spacing w:line="240" w:lineRule="auto"/>
+        <w:rPr>
+          <w:lang w:val="en-CA"/>
+        </w:rPr>
+        <w:pPrChange w:id="118" w:author="Iannick Gagnon" w:date="2020-12-07T10:19:00Z">
+          <w:pPr>
+            <w:pStyle w:val="Standard"/>
+          </w:pPr>
+        </w:pPrChange>
       </w:pPr>
     </w:p>
     <w:p>
@@ -16733,6 +17306,21 @@
         </w:rPr>
         <w:t>Requirements of the Framework</w:t>
       </w:r>
+    </w:p>
+    <w:p>
+      <w:pPr>
+        <w:pStyle w:val="Standard"/>
+        <w:spacing w:line="240" w:lineRule="auto"/>
+        <w:rPr>
+          <w:ins w:id="119" w:author="Iannick Gagnon" w:date="2020-12-07T10:19:00Z"/>
+          <w:lang w:val="en-CA"/>
+        </w:rPr>
+        <w:pPrChange w:id="120" w:author="Iannick Gagnon" w:date="2020-12-07T10:19:00Z">
+          <w:pPr>
+            <w:pStyle w:val="Standard"/>
+          </w:pPr>
+        </w:pPrChange>
+      </w:pPr>
     </w:p>
     <w:p>
       <w:pPr>
@@ -16855,13 +17443,13 @@
       <w:pPr>
         <w:pStyle w:val="Heading1"/>
       </w:pPr>
-      <w:bookmarkStart w:id="37" w:name="_Ref48161346"/>
-      <w:bookmarkStart w:id="38" w:name="_Toc48605303"/>
+      <w:bookmarkStart w:id="121" w:name="_Ref48161346"/>
+      <w:bookmarkStart w:id="122" w:name="_Toc48605303"/>
       <w:r>
         <w:lastRenderedPageBreak/>
         <w:t xml:space="preserve">APPENDIX </w:t>
       </w:r>
-      <w:bookmarkEnd w:id="37"/>
+      <w:bookmarkEnd w:id="121"/>
       <w:r>
         <w:t xml:space="preserve">I: </w:t>
       </w:r>
@@ -16871,7 +17459,7 @@
       <w:r>
         <w:t>SIMULATED ANNEALING PSEUDO CODE</w:t>
       </w:r>
-      <w:bookmarkEnd w:id="38"/>
+      <w:bookmarkEnd w:id="122"/>
     </w:p>
     <w:p>
       <w:pPr>
@@ -16881,9 +17469,9 @@
           <w:bCs/>
         </w:rPr>
       </w:pPr>
-      <w:bookmarkStart w:id="39" w:name="_Ref47706026"/>
-    </w:p>
-    <w:bookmarkEnd w:id="39"/>
+      <w:bookmarkStart w:id="123" w:name="_Ref47706026"/>
+    </w:p>
+    <w:bookmarkEnd w:id="123"/>
     <w:p>
       <w:pPr>
         <w:pStyle w:val="Standard"/>
@@ -17408,12 +17996,12 @@
       <w:pPr>
         <w:pStyle w:val="Heading1"/>
       </w:pPr>
-      <w:bookmarkStart w:id="40" w:name="_Toc48605304"/>
+      <w:bookmarkStart w:id="124" w:name="_Toc48605304"/>
       <w:r>
         <w:lastRenderedPageBreak/>
         <w:t>LIST OF REFERENCES</w:t>
       </w:r>
-      <w:bookmarkEnd w:id="40"/>
+      <w:bookmarkEnd w:id="124"/>
     </w:p>
     <w:p>
       <w:pPr>
@@ -17443,34 +18031,35 @@
         <w:fldChar w:fldCharType="separate"/>
       </w:r>
       <w:r>
-        <w:t xml:space="preserve">A. </w:t>
-      </w:r>
-      <w:proofErr w:type="spellStart"/>
-      <w:r>
-        <w:t>Hedar’s</w:t>
-      </w:r>
-      <w:proofErr w:type="spellEnd"/>
-      <w:r>
-        <w:t xml:space="preserve">. (n.d.). </w:t>
-      </w:r>
-      <w:proofErr w:type="spellStart"/>
+        <w:t xml:space="preserve">A. Hedar’s. (n.d.). </w:t>
+      </w:r>
       <w:r>
         <w:rPr>
           <w:i/>
           <w:iCs/>
         </w:rPr>
-        <w:t>Trid</w:t>
-      </w:r>
-      <w:proofErr w:type="spellEnd"/>
+        <w:t>Trid Function</w:t>
+      </w:r>
+      <w:r>
+        <w:t>. Retrieved August 7, 2020, from http://www-optima.amp.i.kyoto-u.ac.jp/member/student/hedar/Hedar_files/TestGO_files/Page2904.htm</w:t>
+      </w:r>
+    </w:p>
+    <w:p>
+      <w:pPr>
+        <w:pStyle w:val="Bibliography"/>
+      </w:pPr>
+      <w:r>
+        <w:t xml:space="preserve">Abdel-Rahman Hedar. (n.d.). </w:t>
+      </w:r>
       <w:r>
         <w:rPr>
           <w:i/>
           <w:iCs/>
         </w:rPr>
-        <w:t xml:space="preserve"> Function</w:t>
-      </w:r>
-      <w:r>
-        <w:t>. Retrieved August 7, 2020, from http://www-optima.amp.i.kyoto-u.ac.jp/member/student/hedar/Hedar_files/TestGO_files/Page2904.htm</w:t>
+        <w:t>GLOBAL OPTIMIZATION TEST PROBLEMS</w:t>
+      </w:r>
+      <w:r>
+        <w:t>. Retrieved July 31, 2020, from http://www-optima.amp.i.kyoto-u.ac.jp/member/student/hedar/Hedar_files/TestGO.htm</w:t>
       </w:r>
     </w:p>
     <w:p>
@@ -17478,61 +18067,73 @@
         <w:pStyle w:val="Bibliography"/>
       </w:pPr>
       <w:r>
-        <w:t xml:space="preserve">Abdel-Rahman Hedar. (n.d.). </w:t>
+        <w:t xml:space="preserve">Andrei, N. (2008). An unconstrained optimization test functions collection. </w:t>
       </w:r>
       <w:r>
         <w:rPr>
           <w:i/>
           <w:iCs/>
         </w:rPr>
-        <w:t>GLOBAL OPTIMIZATION TEST PROBLEMS</w:t>
-      </w:r>
-      <w:r>
-        <w:t>. Retrieved July 31, 2020, from http://www-optima.amp.i.kyoto-u.ac.jp/member/student/hedar/Hedar_files/TestGO.htm</w:t>
-      </w:r>
-    </w:p>
-    <w:p>
-      <w:pPr>
-        <w:pStyle w:val="Bibliography"/>
-      </w:pPr>
-      <w:r>
-        <w:t xml:space="preserve">Andrei, N. (2008). An unconstrained optimization test functions collection. </w:t>
+        <w:t>Adv. Model. Optim.</w:t>
+      </w:r>
+      <w:r>
+        <w:t xml:space="preserve">, </w:t>
       </w:r>
       <w:r>
         <w:rPr>
           <w:i/>
           <w:iCs/>
         </w:rPr>
-        <w:t xml:space="preserve">Adv. Model. </w:t>
-      </w:r>
-      <w:proofErr w:type="spellStart"/>
+        <w:t>10</w:t>
+      </w:r>
+      <w:r>
+        <w:t>.</w:t>
+      </w:r>
+    </w:p>
+    <w:p>
+      <w:pPr>
+        <w:pStyle w:val="Bibliography"/>
+      </w:pPr>
+      <w:r>
+        <w:t xml:space="preserve">Atlassian. (n.d.). </w:t>
+      </w:r>
       <w:r>
         <w:rPr>
           <w:i/>
           <w:iCs/>
         </w:rPr>
-        <w:t>Optim</w:t>
-      </w:r>
-      <w:proofErr w:type="spellEnd"/>
+        <w:t>A brief overview of Confluence</w:t>
+      </w:r>
+      <w:r>
+        <w:t>. Atlassian. Retrieved November 29, 2020, from https://www.atlassian.com/software/confluence/guides/get-started/confluence-overview</w:t>
+      </w:r>
+    </w:p>
+    <w:p>
+      <w:pPr>
+        <w:pStyle w:val="Bibliography"/>
+      </w:pPr>
+      <w:r>
+        <w:t xml:space="preserve">Auger, A., &amp; Hansen, N. (2005). </w:t>
+      </w:r>
       <w:r>
         <w:rPr>
           <w:i/>
           <w:iCs/>
         </w:rPr>
-        <w:t>.</w:t>
-      </w:r>
-      <w:r>
-        <w:t xml:space="preserve">, </w:t>
+        <w:t>Performance evaluation of an advanced local search evolutionary algorithm</w:t>
+      </w:r>
+      <w:r>
+        <w:t xml:space="preserve">. </w:t>
       </w:r>
       <w:r>
         <w:rPr>
           <w:i/>
           <w:iCs/>
         </w:rPr>
-        <w:t>10</w:t>
-      </w:r>
-      <w:r>
-        <w:t>.</w:t>
+        <w:t>2</w:t>
+      </w:r>
+      <w:r>
+        <w:t>, 1777–1784. https://doi.org/10.1109/CEC.2005.1554903</w:t>
       </w:r>
     </w:p>
     <w:p>
@@ -17540,17 +18141,17 @@
         <w:pStyle w:val="Bibliography"/>
       </w:pPr>
       <w:r>
-        <w:t xml:space="preserve">Atlassian. (n.d.). </w:t>
+        <w:t xml:space="preserve">Bartz, T. (2003). </w:t>
       </w:r>
       <w:r>
         <w:rPr>
           <w:i/>
           <w:iCs/>
         </w:rPr>
-        <w:t>A brief overview of Confluence</w:t>
-      </w:r>
-      <w:r>
-        <w:t>. Atlassian. Retrieved November 29, 2020, from https://www.atlassian.com/software/confluence/guides/get-started/confluence-overview</w:t>
+        <w:t>Experimental Analysis of Evolution Strategies – Overview and Comprehensive Introduction</w:t>
+      </w:r>
+      <w:r>
+        <w:t>. 36.</w:t>
       </w:r>
     </w:p>
     <w:p>
@@ -17558,50 +18159,45 @@
         <w:pStyle w:val="Bibliography"/>
       </w:pPr>
       <w:r>
-        <w:t xml:space="preserve">Auger, A., &amp; Hansen, N. (2005). </w:t>
+        <w:t xml:space="preserve">Basili, V. R., Selby, R. W., &amp; Hutchens, D. H. (1986). Experimentation in software engineering. </w:t>
       </w:r>
       <w:r>
         <w:rPr>
           <w:i/>
           <w:iCs/>
         </w:rPr>
-        <w:t>Performance evaluation of an advanced local search evolutionary algorithm</w:t>
-      </w:r>
-      <w:r>
-        <w:t xml:space="preserve">. </w:t>
+        <w:t>IEEE Transactions on Software Engineering</w:t>
+      </w:r>
+      <w:r>
+        <w:t xml:space="preserve">, </w:t>
       </w:r>
       <w:r>
         <w:rPr>
           <w:i/>
           <w:iCs/>
         </w:rPr>
-        <w:t>2</w:t>
-      </w:r>
-      <w:r>
-        <w:t>, 1777–1784. https://doi.org/10.1109/CEC.2005.1554903</w:t>
+        <w:t>SE-12</w:t>
+      </w:r>
+      <w:r>
+        <w:t>(7), 733–743. https://doi.org/10.1109/TSE.1986.6312975</w:t>
       </w:r>
     </w:p>
     <w:p>
       <w:pPr>
         <w:pStyle w:val="Bibliography"/>
       </w:pPr>
-      <w:proofErr w:type="spellStart"/>
-      <w:r>
-        <w:t>Bartz</w:t>
-      </w:r>
-      <w:proofErr w:type="spellEnd"/>
-      <w:r>
-        <w:t xml:space="preserve">, T. (2003). </w:t>
+      <w:r>
+        <w:t xml:space="preserve">Bertrand Meyer. (1997). </w:t>
       </w:r>
       <w:r>
         <w:rPr>
           <w:i/>
           <w:iCs/>
         </w:rPr>
-        <w:t>Experimental Analysis of Evolution Strategies – Overview and Comprehensive Introduction</w:t>
-      </w:r>
-      <w:r>
-        <w:t>. 36.</w:t>
+        <w:t>Object-Oriented Software Construction, Second Edition</w:t>
+      </w:r>
+      <w:r>
+        <w:t>. https://archive.eiffel.com/doc/oosc/</w:t>
       </w:r>
     </w:p>
     <w:p>
@@ -17609,14 +18205,20 @@
         <w:pStyle w:val="Bibliography"/>
       </w:pPr>
       <w:r>
-        <w:t xml:space="preserve">Basili, V. R., Selby, R. W., &amp; Hutchens, D. H. (1986). Experimentation in software engineering. </w:t>
+        <w:rPr>
+          <w:lang w:val="fr-CA"/>
+        </w:rPr>
+        <w:t xml:space="preserve">Bianchi, L., Dorigo, M., Gambardella, L. M., &amp; Gutjahr, W. J. (2009). </w:t>
+      </w:r>
+      <w:r>
+        <w:t xml:space="preserve">A survey on metaheuristics for stochastic combinatorial optimization. </w:t>
       </w:r>
       <w:r>
         <w:rPr>
           <w:i/>
           <w:iCs/>
         </w:rPr>
-        <w:t>IEEE Transactions on Software Engineering</w:t>
+        <w:t>Natural Computing</w:t>
       </w:r>
       <w:r>
         <w:t xml:space="preserve">, </w:t>
@@ -17626,10 +18228,10 @@
           <w:i/>
           <w:iCs/>
         </w:rPr>
-        <w:t>SE-12</w:t>
-      </w:r>
-      <w:r>
-        <w:t>(7), 733–743. https://doi.org/10.1109/TSE.1986.6312975</w:t>
+        <w:t>8</w:t>
+      </w:r>
+      <w:r>
+        <w:t>(2), 239–287. https://doi.org/10.1007/s11047-008-9098-4</w:t>
       </w:r>
     </w:p>
     <w:p>
@@ -17637,17 +18239,17 @@
         <w:pStyle w:val="Bibliography"/>
       </w:pPr>
       <w:r>
-        <w:t xml:space="preserve">Bertrand Meyer. (1997). </w:t>
+        <w:t xml:space="preserve">Birattari, M. (2002). A racing algorithm for configuring metaheuristics. </w:t>
       </w:r>
       <w:r>
         <w:rPr>
           <w:i/>
           <w:iCs/>
         </w:rPr>
-        <w:t>Object-Oriented Software Construction, Second Edition</w:t>
-      </w:r>
-      <w:r>
-        <w:t>. https://archive.eiffel.com/doc/oosc/</w:t>
+        <w:t>Proceedings of the Genetic and Evolutionary Computation Conference</w:t>
+      </w:r>
+      <w:r>
+        <w:t>, 11–18.</w:t>
       </w:r>
     </w:p>
     <w:p>
@@ -17655,62 +18257,14 @@
         <w:pStyle w:val="Bibliography"/>
       </w:pPr>
       <w:r>
-        <w:rPr>
-          <w:lang w:val="fr-CA"/>
-        </w:rPr>
-        <w:t xml:space="preserve">Bianchi, L., </w:t>
-      </w:r>
-      <w:proofErr w:type="spellStart"/>
-      <w:r>
-        <w:rPr>
-          <w:lang w:val="fr-CA"/>
-        </w:rPr>
-        <w:t>Dorigo</w:t>
-      </w:r>
-      <w:proofErr w:type="spellEnd"/>
-      <w:r>
-        <w:rPr>
-          <w:lang w:val="fr-CA"/>
-        </w:rPr>
-        <w:t xml:space="preserve">, M., </w:t>
-      </w:r>
-      <w:proofErr w:type="spellStart"/>
-      <w:r>
-        <w:rPr>
-          <w:lang w:val="fr-CA"/>
-        </w:rPr>
-        <w:t>Gambardella</w:t>
-      </w:r>
-      <w:proofErr w:type="spellEnd"/>
-      <w:r>
-        <w:rPr>
-          <w:lang w:val="fr-CA"/>
-        </w:rPr>
-        <w:t xml:space="preserve">, L. M., &amp; </w:t>
-      </w:r>
-      <w:proofErr w:type="spellStart"/>
-      <w:r>
-        <w:rPr>
-          <w:lang w:val="fr-CA"/>
-        </w:rPr>
-        <w:t>Gutjahr</w:t>
-      </w:r>
-      <w:proofErr w:type="spellEnd"/>
-      <w:r>
-        <w:rPr>
-          <w:lang w:val="fr-CA"/>
-        </w:rPr>
-        <w:t xml:space="preserve">, W. J. (2009). </w:t>
-      </w:r>
-      <w:r>
-        <w:t xml:space="preserve">A survey on metaheuristics for stochastic combinatorial optimization. </w:t>
+        <w:t xml:space="preserve">Borges, R. M., &amp; Mota, A. C. (2007). Integrating UML and Formal Methods. </w:t>
       </w:r>
       <w:r>
         <w:rPr>
           <w:i/>
           <w:iCs/>
         </w:rPr>
-        <w:t>Natural Computing</w:t>
+        <w:t>Electronic Notes in Theoretical Computer Science</w:t>
       </w:r>
       <w:r>
         <w:t xml:space="preserve">, </w:t>
@@ -17720,10 +18274,10 @@
           <w:i/>
           <w:iCs/>
         </w:rPr>
-        <w:t>8</w:t>
-      </w:r>
-      <w:r>
-        <w:t>(2), 239–287. https://doi.org/10.1007/s11047-008-9098-4</w:t>
+        <w:t>184</w:t>
+      </w:r>
+      <w:r>
+        <w:t>, 97–112. https://doi.org/10.1016/j.entcs.2007.03.017</w:t>
       </w:r>
     </w:p>
     <w:p>
@@ -17731,122 +18285,107 @@
         <w:pStyle w:val="Bibliography"/>
       </w:pPr>
       <w:r>
-        <w:t xml:space="preserve">Birattari, M. (2002). A racing algorithm for configuring metaheuristics. </w:t>
+        <w:lastRenderedPageBreak/>
+        <w:t xml:space="preserve">Bourque, P., &amp; Côté, V. (1991). An experiment in software sizing with structured analysis metrics. </w:t>
       </w:r>
       <w:r>
         <w:rPr>
           <w:i/>
           <w:iCs/>
         </w:rPr>
-        <w:t>Proceedings of the Genetic and Evolutionary Computation Conference</w:t>
-      </w:r>
-      <w:r>
-        <w:t>, 11–18.</w:t>
-      </w:r>
-    </w:p>
-    <w:p>
-      <w:pPr>
-        <w:pStyle w:val="Bibliography"/>
-      </w:pPr>
-      <w:r>
-        <w:t xml:space="preserve">Borges, R. M., &amp; </w:t>
-      </w:r>
-      <w:proofErr w:type="spellStart"/>
-      <w:r>
-        <w:t>Mota</w:t>
-      </w:r>
-      <w:proofErr w:type="spellEnd"/>
-      <w:r>
-        <w:t xml:space="preserve">, A. C. (2007). Integrating UML and Formal Methods. </w:t>
+        <w:t>Journal of Systems and Software</w:t>
+      </w:r>
+      <w:r>
+        <w:t xml:space="preserve">, </w:t>
       </w:r>
       <w:r>
         <w:rPr>
           <w:i/>
           <w:iCs/>
         </w:rPr>
-        <w:t>Electronic Notes in Theoretical Computer Science</w:t>
-      </w:r>
-      <w:r>
-        <w:t xml:space="preserve">, </w:t>
+        <w:t>15</w:t>
+      </w:r>
+      <w:r>
+        <w:t>(2), 159–172. https://doi.org/10.1016/0164-1212(91)90053-9</w:t>
+      </w:r>
+    </w:p>
+    <w:p>
+      <w:pPr>
+        <w:pStyle w:val="Bibliography"/>
+      </w:pPr>
+      <w:r>
+        <w:t xml:space="preserve">Brownlee, J. (2007). </w:t>
       </w:r>
       <w:r>
         <w:rPr>
           <w:i/>
           <w:iCs/>
         </w:rPr>
-        <w:t>184</w:t>
-      </w:r>
-      <w:r>
-        <w:t>, 97–112. https://doi.org/10.1016/j.entcs.2007.03.017</w:t>
+        <w:t>A Note on Research Methodology and Benchmarking Optimization Algorithms</w:t>
+      </w:r>
+      <w:r>
+        <w:t>.</w:t>
       </w:r>
     </w:p>
     <w:p>
       <w:pPr>
         <w:pStyle w:val="Bibliography"/>
       </w:pPr>
-      <w:r>
-        <w:t xml:space="preserve">Bourque, P., &amp; </w:t>
-      </w:r>
-      <w:proofErr w:type="spellStart"/>
-      <w:r>
-        <w:t>Côté</w:t>
-      </w:r>
-      <w:proofErr w:type="spellEnd"/>
-      <w:r>
-        <w:t xml:space="preserve">, V. (1991). An experiment in software sizing with structured analysis metrics. </w:t>
-      </w:r>
       <w:r>
         <w:rPr>
           <w:i/>
           <w:iCs/>
         </w:rPr>
-        <w:t>Journal of Systems and Software</w:t>
-      </w:r>
-      <w:r>
-        <w:t xml:space="preserve">, </w:t>
+        <w:t>Citation Report</w:t>
+      </w:r>
+      <w:r>
+        <w:t>. (2020). Web of Science. https://apps.webofknowledge.com/CitationReport.do?action=home&amp;product=WOS&amp;search_mode=CitationReport&amp;cr_pqid=5&amp;qid=5&amp;isCRHidden=&amp;SID=7EOfvJq9WTtEVdtZTx4</w:t>
+      </w:r>
+    </w:p>
+    <w:p>
+      <w:pPr>
+        <w:pStyle w:val="Bibliography"/>
+      </w:pPr>
+      <w:r>
+        <w:t xml:space="preserve">Coy, S. P., Golden, B. L., Runger, G. C., &amp; Wasil, E. A. (2001). Using Experimental Design to Find Effective Parameter Settings for Heuristics. </w:t>
       </w:r>
       <w:r>
         <w:rPr>
           <w:i/>
           <w:iCs/>
         </w:rPr>
-        <w:t>15</w:t>
-      </w:r>
-      <w:r>
-        <w:t>(2), 159–172. https://doi.org/10.1016/0164-1212(91)90053-9</w:t>
-      </w:r>
-    </w:p>
-    <w:p>
-      <w:pPr>
-        <w:pStyle w:val="Bibliography"/>
-      </w:pPr>
-      <w:r>
-        <w:t xml:space="preserve">Brownlee, J. (2007). </w:t>
+        <w:t>Journal of Heuristics</w:t>
+      </w:r>
+      <w:r>
+        <w:t xml:space="preserve">, </w:t>
       </w:r>
       <w:r>
         <w:rPr>
           <w:i/>
           <w:iCs/>
         </w:rPr>
-        <w:t>A Note on Research Methodology and Benchmarking Optimization Algorithms</w:t>
-      </w:r>
-      <w:r>
-        <w:t>.</w:t>
+        <w:t>7</w:t>
+      </w:r>
+      <w:r>
+        <w:t>(1), 77–97. https://doi.org/10.1023/A:1026569813391</w:t>
       </w:r>
     </w:p>
     <w:p>
       <w:pPr>
         <w:pStyle w:val="Bibliography"/>
       </w:pPr>
+      <w:r>
+        <w:t xml:space="preserve">Di Gaspero, L., &amp; Schaerf, A. (2002). Writing Local Search Algorithms Using Easylocal++. In S. Voß &amp; D. L. Woodruff (Eds.), </w:t>
+      </w:r>
       <w:r>
         <w:rPr>
           <w:i/>
           <w:iCs/>
         </w:rPr>
-        <w:t>Citation Report</w:t>
-      </w:r>
-      <w:r>
-        <w:t>. (2020). Web of Science. https://apps.webofknowledge.com/CitationReport.do?action=home&amp;product=WOS&amp;search_mode=CitationReport&amp;cr_pqid=5&amp;qid=5&amp;isCRHidden=&amp;SID=7EOfvJq9WTtEVdtZTx4</w:t>
+        <w:t>Optimization Software Class Libraries</w:t>
+      </w:r>
+      <w:r>
+        <w:t xml:space="preserve"> (pp. 155–175). Springer US. https://doi.org/10.1007/0-306-48126-X_5</w:t>
       </w:r>
     </w:p>
     <w:p>
@@ -17854,43 +18393,35 @@
         <w:pStyle w:val="Bibliography"/>
       </w:pPr>
       <w:r>
-        <w:t xml:space="preserve">Coy, S. P., Golden, B. L., </w:t>
-      </w:r>
-      <w:proofErr w:type="spellStart"/>
-      <w:r>
-        <w:t>Runger</w:t>
-      </w:r>
-      <w:proofErr w:type="spellEnd"/>
-      <w:r>
-        <w:t xml:space="preserve">, G. C., &amp; </w:t>
-      </w:r>
-      <w:proofErr w:type="spellStart"/>
-      <w:r>
-        <w:t>Wasil</w:t>
-      </w:r>
-      <w:proofErr w:type="spellEnd"/>
-      <w:r>
-        <w:t xml:space="preserve">, E. A. (2001). Using Experimental Design to Find Effective Parameter Settings for Heuristics. </w:t>
+        <w:t xml:space="preserve">Diego Andrés Alvarez Marín. (2010). </w:t>
       </w:r>
       <w:r>
         <w:rPr>
           <w:i/>
           <w:iCs/>
         </w:rPr>
-        <w:t>Journal of Heuristics</w:t>
-      </w:r>
-      <w:r>
-        <w:t xml:space="preserve">, </w:t>
+        <w:t>Rastrigin Function</w:t>
+      </w:r>
+      <w:r>
+        <w:t>.</w:t>
+      </w:r>
+    </w:p>
+    <w:p>
+      <w:pPr>
+        <w:pStyle w:val="Bibliography"/>
+      </w:pPr>
+      <w:r>
+        <w:t xml:space="preserve">Dominique Orban. (2002). </w:t>
       </w:r>
       <w:r>
         <w:rPr>
           <w:i/>
           <w:iCs/>
         </w:rPr>
-        <w:t>7</w:t>
-      </w:r>
-      <w:r>
-        <w:t>(1), 77–97. https://doi.org/10.1023/A:1026569813391</w:t>
+        <w:t>CUTEr Website</w:t>
+      </w:r>
+      <w:r>
+        <w:t>. http://www.cuter.rl.ac.uk//problems.html</w:t>
       </w:r>
     </w:p>
     <w:p>
@@ -17898,49 +18429,17 @@
         <w:pStyle w:val="Bibliography"/>
       </w:pPr>
       <w:r>
-        <w:t xml:space="preserve">Di </w:t>
-      </w:r>
-      <w:proofErr w:type="spellStart"/>
-      <w:r>
-        <w:t>Gaspero</w:t>
-      </w:r>
-      <w:proofErr w:type="spellEnd"/>
-      <w:r>
-        <w:t xml:space="preserve">, L., &amp; </w:t>
-      </w:r>
-      <w:proofErr w:type="spellStart"/>
-      <w:r>
-        <w:t>Schaerf</w:t>
-      </w:r>
-      <w:proofErr w:type="spellEnd"/>
-      <w:r>
-        <w:t xml:space="preserve">, A. (2002). Writing Local Search Algorithms Using </w:t>
-      </w:r>
-      <w:proofErr w:type="spellStart"/>
-      <w:r>
-        <w:t>Easylocal</w:t>
-      </w:r>
-      <w:proofErr w:type="spellEnd"/>
-      <w:r>
-        <w:t xml:space="preserve">++. In S. </w:t>
-      </w:r>
-      <w:proofErr w:type="spellStart"/>
-      <w:r>
-        <w:t>Voß</w:t>
-      </w:r>
-      <w:proofErr w:type="spellEnd"/>
-      <w:r>
-        <w:t xml:space="preserve"> &amp; D. L. Woodruff (Eds.), </w:t>
+        <w:t xml:space="preserve">Durkin, T. (1997). </w:t>
       </w:r>
       <w:r>
         <w:rPr>
           <w:i/>
           <w:iCs/>
         </w:rPr>
-        <w:t>Optimization Software Class Libraries</w:t>
-      </w:r>
-      <w:r>
-        <w:t xml:space="preserve"> (pp. 155–175). Springer US. https://doi.org/10.1007/0-306-48126-X_5</w:t>
+        <w:t>What the Media Couldn’t Tell You About Mars Pathfinder</w:t>
+      </w:r>
+      <w:r>
+        <w:t>. 3.</w:t>
       </w:r>
     </w:p>
     <w:p>
@@ -17948,26 +18447,27 @@
         <w:pStyle w:val="Bibliography"/>
       </w:pPr>
       <w:r>
-        <w:t xml:space="preserve">Diego Andrés Alvarez Marín. (2010). </w:t>
-      </w:r>
-      <w:proofErr w:type="spellStart"/>
+        <w:t xml:space="preserve">Eiben, A. E., &amp; Jelasity, M. (2002). A critical note on experimental research methodology in EC. </w:t>
+      </w:r>
       <w:r>
         <w:rPr>
           <w:i/>
           <w:iCs/>
         </w:rPr>
-        <w:t>Rastrigin</w:t>
-      </w:r>
-      <w:proofErr w:type="spellEnd"/>
+        <w:t>Proceedings of the 2002 Congress on Evolutionary Computation. CEC’02 (Cat. No.02TH8600)</w:t>
+      </w:r>
+      <w:r>
+        <w:t xml:space="preserve">, </w:t>
+      </w:r>
       <w:r>
         <w:rPr>
           <w:i/>
           <w:iCs/>
         </w:rPr>
-        <w:t xml:space="preserve"> Function</w:t>
-      </w:r>
-      <w:r>
-        <w:t>.</w:t>
+        <w:t>1</w:t>
+      </w:r>
+      <w:r>
+        <w:t>, 582–587. https://doi.org/10.1109/CEC.2002.1006991</w:t>
       </w:r>
     </w:p>
     <w:p>
@@ -17975,109 +18475,122 @@
         <w:pStyle w:val="Bibliography"/>
       </w:pPr>
       <w:r>
-        <w:t xml:space="preserve">Dominique </w:t>
-      </w:r>
-      <w:proofErr w:type="spellStart"/>
-      <w:r>
-        <w:t>Orban</w:t>
-      </w:r>
-      <w:proofErr w:type="spellEnd"/>
-      <w:r>
-        <w:t xml:space="preserve">. (2002). </w:t>
-      </w:r>
-      <w:proofErr w:type="spellStart"/>
+        <w:t xml:space="preserve">Forecast. (n.d.). </w:t>
+      </w:r>
       <w:r>
         <w:rPr>
           <w:i/>
           <w:iCs/>
         </w:rPr>
-        <w:t>CUTEr</w:t>
-      </w:r>
-      <w:proofErr w:type="spellEnd"/>
+        <w:t>Help Center | The Basics</w:t>
+      </w:r>
+      <w:r>
+        <w:t>. Retrieved November 29, 2020, from https://help.forecast.it/the-basics</w:t>
+      </w:r>
+    </w:p>
+    <w:p>
+      <w:pPr>
+        <w:pStyle w:val="Bibliography"/>
+      </w:pPr>
+      <w:r>
+        <w:t xml:space="preserve">Francois, O., &amp; Lavergne, C. (2001). Design of evolutionary algorithms-A statistical perspective. </w:t>
+      </w:r>
       <w:r>
         <w:rPr>
           <w:i/>
           <w:iCs/>
         </w:rPr>
-        <w:t xml:space="preserve"> Website</w:t>
-      </w:r>
-      <w:r>
-        <w:t>. http://www.cuter.rl.ac.uk//problems.html</w:t>
-      </w:r>
-    </w:p>
-    <w:p>
-      <w:pPr>
-        <w:pStyle w:val="Bibliography"/>
-      </w:pPr>
-      <w:r>
-        <w:t xml:space="preserve">Durkin, T. (1997). </w:t>
+        <w:t>IEEE Transactions on Evolutionary Computation</w:t>
+      </w:r>
+      <w:r>
+        <w:t xml:space="preserve">, </w:t>
       </w:r>
       <w:r>
         <w:rPr>
           <w:i/>
           <w:iCs/>
         </w:rPr>
-        <w:t xml:space="preserve">What the Media </w:t>
-      </w:r>
-      <w:proofErr w:type="gramStart"/>
+        <w:t>5</w:t>
+      </w:r>
+      <w:r>
+        <w:t>(2), 129–148. https://doi.org/10.1109/4235.918434</w:t>
+      </w:r>
+    </w:p>
+    <w:p>
+      <w:pPr>
+        <w:pStyle w:val="Bibliography"/>
+      </w:pPr>
+      <w:r>
+        <w:t xml:space="preserve">Gagnon, I., April, A., &amp; Abran, A. (2020). A critical analysis of the bat algorithm. </w:t>
+      </w:r>
       <w:r>
         <w:rPr>
           <w:i/>
           <w:iCs/>
         </w:rPr>
-        <w:t>Couldn’t</w:t>
-      </w:r>
-      <w:proofErr w:type="gramEnd"/>
+        <w:t>Engineering Reports</w:t>
+      </w:r>
+      <w:r>
+        <w:t xml:space="preserve">, </w:t>
+      </w:r>
       <w:r>
         <w:rPr>
           <w:i/>
           <w:iCs/>
         </w:rPr>
-        <w:t xml:space="preserve"> Tell You About Mars Pathfinder</w:t>
-      </w:r>
-      <w:r>
-        <w:t>. 3.</w:t>
+        <w:t>n/a</w:t>
+      </w:r>
+      <w:r>
+        <w:t>(n/a), e12212. https://doi.org/10.1002/eng2.12212</w:t>
       </w:r>
     </w:p>
     <w:p>
       <w:pPr>
         <w:pStyle w:val="Bibliography"/>
-      </w:pPr>
-      <w:proofErr w:type="spellStart"/>
-      <w:r>
-        <w:t>Eiben</w:t>
-      </w:r>
-      <w:proofErr w:type="spellEnd"/>
-      <w:r>
-        <w:t xml:space="preserve">, A. E., &amp; </w:t>
-      </w:r>
-      <w:proofErr w:type="spellStart"/>
-      <w:r>
-        <w:t>Jelasity</w:t>
-      </w:r>
-      <w:proofErr w:type="spellEnd"/>
-      <w:r>
-        <w:t xml:space="preserve">, M. (2002). A critical note on experimental research methodology in EC. </w:t>
+        <w:rPr>
+          <w:lang w:val="fr-CA"/>
+        </w:rPr>
+      </w:pPr>
+      <w:r>
+        <w:t xml:space="preserve">Gagnon Iannick. (2020). </w:t>
       </w:r>
       <w:r>
         <w:rPr>
           <w:i/>
           <w:iCs/>
         </w:rPr>
-        <w:t>Proceedings of the 2002 Congress on Evolutionary Computation. CEC’02 (Cat. No.02TH8600)</w:t>
-      </w:r>
-      <w:r>
-        <w:t xml:space="preserve">, </w:t>
+        <w:t>A Proposed Framework for the Design and Analysis of Metaheuristics (Unpublished doctoral dissertation)</w:t>
+      </w:r>
+      <w:r>
+        <w:t xml:space="preserve">. </w:t>
+      </w:r>
+      <w:r>
+        <w:rPr>
+          <w:lang w:val="fr-CA"/>
+        </w:rPr>
+        <w:t>École de technologie supérieure.</w:t>
+      </w:r>
+    </w:p>
+    <w:p>
+      <w:pPr>
+        <w:pStyle w:val="Bibliography"/>
+      </w:pPr>
+      <w:r>
+        <w:rPr>
+          <w:lang w:val="fr-CA"/>
+        </w:rPr>
+        <w:lastRenderedPageBreak/>
+        <w:t xml:space="preserve">Gamma, E., Helm, R., Johnson, R., &amp; Vlissides, J. (1995). </w:t>
       </w:r>
       <w:r>
         <w:rPr>
           <w:i/>
           <w:iCs/>
         </w:rPr>
-        <w:t>1</w:t>
-      </w:r>
-      <w:r>
-        <w:t>, 582–587. https://doi.org/10.1109/CEC.2002.1006991</w:t>
+        <w:t>Design Patterns: Elements of Reusable Object-Oriented Software</w:t>
+      </w:r>
+      <w:r>
+        <w:t>. 431.</w:t>
       </w:r>
     </w:p>
     <w:p>
@@ -18085,45 +18598,47 @@
         <w:pStyle w:val="Bibliography"/>
       </w:pPr>
       <w:r>
-        <w:t xml:space="preserve">Forecast. (n.d.). </w:t>
+        <w:t xml:space="preserve">Gandomi, A. H., &amp; Yang, X.-S. (2011). Benchmark Problems in Structural Optimization. In S. Koziel &amp; X.-S. Yang (Eds.), </w:t>
       </w:r>
       <w:r>
         <w:rPr>
           <w:i/>
           <w:iCs/>
         </w:rPr>
-        <w:t>Help Center | The Basics</w:t>
-      </w:r>
-      <w:r>
-        <w:t>. Retrieved November 29, 2020, from https://help.forecast.it/the-basics</w:t>
+        <w:t>Computational Optimization, Methods and Algorithms</w:t>
+      </w:r>
+      <w:r>
+        <w:t xml:space="preserve"> (pp. 259–281). Springer. https://doi.org/10.1007/978-3-642-20859-1_12</w:t>
       </w:r>
     </w:p>
     <w:p>
       <w:pPr>
         <w:pStyle w:val="Bibliography"/>
       </w:pPr>
-      <w:r>
-        <w:t xml:space="preserve">Francois, O., &amp; Lavergne, C. (2001). Design of evolutionary algorithms-A statistical perspective. </w:t>
-      </w:r>
       <w:r>
         <w:rPr>
           <w:i/>
           <w:iCs/>
         </w:rPr>
-        <w:t>IEEE Transactions on Evolutionary Computation</w:t>
-      </w:r>
-      <w:r>
-        <w:t xml:space="preserve">, </w:t>
-      </w:r>
+        <w:t>GEATbx—Genetic and Evolutionary Algorithms Toolbox in Matlab—Main Page</w:t>
+      </w:r>
+      <w:r>
+        <w:t>. (n.d.). Retrieved July 31, 2020, from http://www.geatbx.com/</w:t>
+      </w:r>
+    </w:p>
+    <w:p>
+      <w:pPr>
+        <w:pStyle w:val="Bibliography"/>
+      </w:pPr>
       <w:r>
         <w:rPr>
           <w:i/>
           <w:iCs/>
         </w:rPr>
-        <w:t>5</w:t>
-      </w:r>
-      <w:r>
-        <w:t>(2), 129–148. https://doi.org/10.1109/4235.918434</w:t>
+        <w:t>GLOBAL World—GLOBALLib</w:t>
+      </w:r>
+      <w:r>
+        <w:t>. (n.d.). Retrieved July 31, 2020, from http://www.gamsworld.org/global/globallib.htm</w:t>
       </w:r>
     </w:p>
     <w:p>
@@ -18131,22 +18646,14 @@
         <w:pStyle w:val="Bibliography"/>
       </w:pPr>
       <w:r>
-        <w:t xml:space="preserve">Gagnon, I., April, A., &amp; </w:t>
-      </w:r>
-      <w:proofErr w:type="spellStart"/>
-      <w:r>
-        <w:t>Abran</w:t>
-      </w:r>
-      <w:proofErr w:type="spellEnd"/>
-      <w:r>
-        <w:t xml:space="preserve">, A. (2020). A critical analysis of the bat algorithm. </w:t>
+        <w:t xml:space="preserve">Gould, N. I. M., Orban, D., &amp; Toint, P. L. (2015). CUTEst: A Constrained and Unconstrained Testing Environment with safe threads for mathematical optimization. </w:t>
       </w:r>
       <w:r>
         <w:rPr>
           <w:i/>
           <w:iCs/>
         </w:rPr>
-        <w:t>Engineering Reports</w:t>
+        <w:t>Computational Optimization and Applications</w:t>
       </w:r>
       <w:r>
         <w:t xml:space="preserve">, </w:t>
@@ -18156,37 +18663,28 @@
           <w:i/>
           <w:iCs/>
         </w:rPr>
-        <w:t>n/a</w:t>
-      </w:r>
-      <w:r>
-        <w:t>(n/a), e12212. https://doi.org/10.1002/eng2.12212</w:t>
+        <w:t>60</w:t>
+      </w:r>
+      <w:r>
+        <w:t>(3), 545–557. https://doi.org/10.1007/s10589-014-9687-3</w:t>
       </w:r>
     </w:p>
     <w:p>
       <w:pPr>
         <w:pStyle w:val="Bibliography"/>
-        <w:rPr>
-          <w:lang w:val="fr-CA"/>
-        </w:rPr>
-      </w:pPr>
-      <w:r>
-        <w:t xml:space="preserve">Gagnon Iannick. (2020). </w:t>
+      </w:pPr>
+      <w:r>
+        <w:t xml:space="preserve">Grady Booch, Robert Maksimchuk, Michael Engle, Jim Conallen, Kelli Houston, &amp; Bobbi Young. (2007). </w:t>
       </w:r>
       <w:r>
         <w:rPr>
           <w:i/>
           <w:iCs/>
         </w:rPr>
-        <w:t>A Proposed Framework for the Design and Analysis of Metaheuristics (Unpublished doctoral dissertation)</w:t>
-      </w:r>
-      <w:r>
-        <w:t xml:space="preserve">. </w:t>
-      </w:r>
-      <w:r>
-        <w:rPr>
-          <w:lang w:val="fr-CA"/>
-        </w:rPr>
-        <w:t>École de technologie supérieure.</w:t>
+        <w:t>Object-Oriented Analysis and Design with Applications</w:t>
+      </w:r>
+      <w:r>
+        <w:t>. https://www.pearson.com/us/higher-education/product/Booch-Object-Oriented-Analysis-and-Design-with-Applications-3rd-Edition/9780132797443.html</w:t>
       </w:r>
     </w:p>
     <w:p>
@@ -18194,143 +18692,116 @@
         <w:pStyle w:val="Bibliography"/>
       </w:pPr>
       <w:r>
-        <w:rPr>
-          <w:lang w:val="fr-CA"/>
-        </w:rPr>
-        <w:t xml:space="preserve">Gamma, E., </w:t>
-      </w:r>
-      <w:proofErr w:type="spellStart"/>
-      <w:r>
-        <w:rPr>
-          <w:lang w:val="fr-CA"/>
-        </w:rPr>
-        <w:t>Helm</w:t>
-      </w:r>
-      <w:proofErr w:type="spellEnd"/>
-      <w:r>
-        <w:rPr>
-          <w:lang w:val="fr-CA"/>
-        </w:rPr>
-        <w:t xml:space="preserve">, R., Johnson, R., &amp; </w:t>
-      </w:r>
-      <w:proofErr w:type="spellStart"/>
-      <w:r>
-        <w:rPr>
-          <w:lang w:val="fr-CA"/>
-        </w:rPr>
-        <w:t>Vlissides</w:t>
-      </w:r>
-      <w:proofErr w:type="spellEnd"/>
-      <w:r>
-        <w:rPr>
-          <w:lang w:val="fr-CA"/>
-        </w:rPr>
-        <w:t xml:space="preserve">, J. (1995). </w:t>
+        <w:t xml:space="preserve">Hewitt, P. (2014). </w:t>
       </w:r>
       <w:r>
         <w:rPr>
           <w:i/>
           <w:iCs/>
         </w:rPr>
-        <w:t>Design Patterns: Elements of Reusable Object-Oriented Software</w:t>
-      </w:r>
-      <w:r>
-        <w:t>. 431.</w:t>
+        <w:t>BUSINESS BENEFITS OF EFFECTIVE REQUIREMENTS MANAGEMENT</w:t>
+      </w:r>
+      <w:r>
+        <w:t>. 11.</w:t>
       </w:r>
     </w:p>
     <w:p>
       <w:pPr>
         <w:pStyle w:val="Bibliography"/>
       </w:pPr>
-      <w:proofErr w:type="spellStart"/>
-      <w:r>
-        <w:t>Gandomi</w:t>
-      </w:r>
-      <w:proofErr w:type="spellEnd"/>
-      <w:r>
-        <w:t xml:space="preserve">, A. H., &amp; Yang, X.-S. (2011). Benchmark Problems in Structural Optimization. In S. </w:t>
-      </w:r>
-      <w:proofErr w:type="spellStart"/>
-      <w:r>
-        <w:t>Koziel</w:t>
-      </w:r>
-      <w:proofErr w:type="spellEnd"/>
-      <w:r>
-        <w:t xml:space="preserve"> &amp; X.-S. Yang (Eds.), </w:t>
+      <w:r>
+        <w:t xml:space="preserve">Hooker, J. (1995). Testing Heuristics: We Have It All Wrong. Journal of Heuristics 1(1): 33-42. </w:t>
       </w:r>
       <w:r>
         <w:rPr>
           <w:i/>
           <w:iCs/>
         </w:rPr>
-        <w:t>Computational Optimization, Methods and Algorithms</w:t>
-      </w:r>
-      <w:r>
-        <w:t xml:space="preserve"> (pp. 259–281). Springer. https://doi.org/10.1007/978-3-642-20859-1_12</w:t>
-      </w:r>
-    </w:p>
-    <w:p>
-      <w:pPr>
-        <w:pStyle w:val="Bibliography"/>
-      </w:pPr>
-      <w:proofErr w:type="spellStart"/>
+        <w:t>Journal of Heuristics</w:t>
+      </w:r>
+      <w:r>
+        <w:t xml:space="preserve">, </w:t>
+      </w:r>
       <w:r>
         <w:rPr>
           <w:i/>
           <w:iCs/>
         </w:rPr>
-        <w:t>GEATbx</w:t>
-      </w:r>
-      <w:proofErr w:type="spellEnd"/>
+        <w:t>1</w:t>
+      </w:r>
+      <w:r>
+        <w:t>, 33–42. https://doi.org/10.1007/BF02430364</w:t>
+      </w:r>
+    </w:p>
+    <w:p>
+      <w:pPr>
+        <w:pStyle w:val="Bibliography"/>
+      </w:pPr>
+      <w:r>
+        <w:t xml:space="preserve">Jamil, M., &amp; Yang, X.-S. (2013). A Literature Survey of Benchmark Functions For Global Optimization Problems. </w:t>
+      </w:r>
       <w:r>
         <w:rPr>
           <w:i/>
           <w:iCs/>
         </w:rPr>
-        <w:t xml:space="preserve">—Genetic and Evolutionary Algorithms Toolbox in </w:t>
-      </w:r>
-      <w:proofErr w:type="spellStart"/>
+        <w:t>International Journal of Mathematical Modelling and Numerical Optimisation</w:t>
+      </w:r>
+      <w:r>
+        <w:t xml:space="preserve">, </w:t>
+      </w:r>
       <w:r>
         <w:rPr>
           <w:i/>
           <w:iCs/>
         </w:rPr>
-        <w:t>Matlab</w:t>
-      </w:r>
-      <w:proofErr w:type="spellEnd"/>
+        <w:t>4</w:t>
+      </w:r>
+      <w:r>
+        <w:t>(2), 150. https://doi.org/10.1504/IJMMNO.2013.055204</w:t>
+      </w:r>
+    </w:p>
+    <w:p>
+      <w:pPr>
+        <w:pStyle w:val="Bibliography"/>
+      </w:pPr>
       <w:r>
         <w:rPr>
           <w:i/>
           <w:iCs/>
         </w:rPr>
-        <w:t>—Main Page</w:t>
-      </w:r>
-      <w:r>
-        <w:t>. (n.d.). Retrieved July 31, 2020, from http://www.geatbx.com/</w:t>
+        <w:t>Kaj Madsen—Head of Department•DTU Informatics</w:t>
+      </w:r>
+      <w:r>
+        <w:t>. (n.d.). Retrieved July 31, 2020, from http://www2.imm.dtu.dk/~kajm/Test_ex_forms/test_ex.html</w:t>
       </w:r>
     </w:p>
     <w:p>
       <w:pPr>
         <w:pStyle w:val="Bibliography"/>
       </w:pPr>
+      <w:r>
+        <w:t xml:space="preserve">Koppen, M., Wolpert, D. H., &amp; Macready, W. G. (2001). Remarks on a recent paper on the “no free lunch” theorems. </w:t>
+      </w:r>
       <w:r>
         <w:rPr>
           <w:i/>
           <w:iCs/>
         </w:rPr>
-        <w:t>GLOBAL World—</w:t>
-      </w:r>
-      <w:proofErr w:type="spellStart"/>
+        <w:t>IEEE Transactions on Evolutionary Computation</w:t>
+      </w:r>
+      <w:r>
+        <w:t xml:space="preserve">, </w:t>
+      </w:r>
       <w:r>
         <w:rPr>
           <w:i/>
           <w:iCs/>
         </w:rPr>
-        <w:t>GLOBALLib</w:t>
-      </w:r>
-      <w:proofErr w:type="spellEnd"/>
-      <w:r>
-        <w:t>. (n.d.). Retrieved July 31, 2020, from http://www.gamsworld.org/global/globallib.htm</w:t>
+        <w:t>5</w:t>
+      </w:r>
+      <w:r>
+        <w:t>(3), 295–296. https://doi.org/10.1109/4235.930318</w:t>
       </w:r>
     </w:p>
     <w:p>
@@ -18338,30 +18809,15 @@
         <w:pStyle w:val="Bibliography"/>
       </w:pPr>
       <w:r>
-        <w:t xml:space="preserve">Gould, N. I. M., </w:t>
-      </w:r>
-      <w:proofErr w:type="spellStart"/>
-      <w:r>
-        <w:t>Orban</w:t>
-      </w:r>
-      <w:proofErr w:type="spellEnd"/>
-      <w:r>
-        <w:t xml:space="preserve">, D., &amp; </w:t>
-      </w:r>
-      <w:proofErr w:type="spellStart"/>
-      <w:r>
-        <w:t>Toint</w:t>
-      </w:r>
-      <w:proofErr w:type="spellEnd"/>
-      <w:r>
-        <w:t xml:space="preserve">, P. L. (2015). CUTEst: A Constrained and Unconstrained Testing Environment with safe threads for mathematical optimization. </w:t>
+        <w:lastRenderedPageBreak/>
+        <w:t xml:space="preserve">Kruchten, P. (1995). The 4+1 View Model of Architecture. </w:t>
       </w:r>
       <w:r>
         <w:rPr>
           <w:i/>
           <w:iCs/>
         </w:rPr>
-        <w:t>Computational Optimization and Applications</w:t>
+        <w:t>IEEE Software</w:t>
       </w:r>
       <w:r>
         <w:t xml:space="preserve">, </w:t>
@@ -18371,10 +18827,10 @@
           <w:i/>
           <w:iCs/>
         </w:rPr>
-        <w:t>60</w:t>
-      </w:r>
-      <w:r>
-        <w:t>(3), 545–557. https://doi.org/10.1007/s10589-014-9687-3</w:t>
+        <w:t>12</w:t>
+      </w:r>
+      <w:r>
+        <w:t>, 45–50. https://doi.org/10.1109/52.469759</w:t>
       </w:r>
     </w:p>
     <w:p>
@@ -18382,51 +18838,27 @@
         <w:pStyle w:val="Bibliography"/>
       </w:pPr>
       <w:r>
-        <w:t xml:space="preserve">Grady Booch, Robert </w:t>
-      </w:r>
-      <w:proofErr w:type="spellStart"/>
-      <w:r>
-        <w:t>Maksimchuk</w:t>
-      </w:r>
-      <w:proofErr w:type="spellEnd"/>
-      <w:r>
-        <w:t xml:space="preserve">, Michael Engle, Jim </w:t>
-      </w:r>
-      <w:proofErr w:type="spellStart"/>
-      <w:r>
-        <w:t>Conallen</w:t>
-      </w:r>
-      <w:proofErr w:type="spellEnd"/>
-      <w:r>
-        <w:t xml:space="preserve">, Kelli Houston, &amp; Bobbi Young. (2007). </w:t>
+        <w:t xml:space="preserve">Kruchten, P., Nord, R. L., &amp; Ozkaya, I. (2012). Technical Debt: From Metaphor to Theory and Practice. </w:t>
       </w:r>
       <w:r>
         <w:rPr>
           <w:i/>
           <w:iCs/>
         </w:rPr>
-        <w:t>Object-Oriented Analysis and Design with Applications</w:t>
-      </w:r>
-      <w:r>
-        <w:t>. https://www.pearson.com/us/higher-education/product/Booch-Object-Oriented-Analysis-and-Design-with-Applications-3rd-Edition/9780132797443.html</w:t>
-      </w:r>
-    </w:p>
-    <w:p>
-      <w:pPr>
-        <w:pStyle w:val="Bibliography"/>
-      </w:pPr>
-      <w:r>
-        <w:t xml:space="preserve">Hewitt, P. (2014). </w:t>
+        <w:t>IEEE Software</w:t>
+      </w:r>
+      <w:r>
+        <w:t xml:space="preserve">, </w:t>
       </w:r>
       <w:r>
         <w:rPr>
           <w:i/>
           <w:iCs/>
         </w:rPr>
-        <w:t>BUSINESS BENEFITS OF EFFECTIVE REQUIREMENTS MANAGEMENT</w:t>
-      </w:r>
-      <w:r>
-        <w:t>. 11.</w:t>
+        <w:t>29</w:t>
+      </w:r>
+      <w:r>
+        <w:t>(6), 18–21. https://doi.org/10.1109/MS.2012.167</w:t>
       </w:r>
     </w:p>
     <w:p>
@@ -18434,209 +18866,235 @@
         <w:pStyle w:val="Bibliography"/>
       </w:pPr>
       <w:r>
-        <w:t xml:space="preserve">Hooker, J. (1995). Testing Heuristics: We Have It All Wrong. Journal of Heuristics 1(1): 33-42. </w:t>
+        <w:t xml:space="preserve">Li, X., Engelbrecht, A., &amp; Epitropakis, M. G. (2013). </w:t>
       </w:r>
       <w:r>
         <w:rPr>
           <w:i/>
           <w:iCs/>
         </w:rPr>
-        <w:t>Journal of Heuristics</w:t>
-      </w:r>
-      <w:r>
-        <w:t xml:space="preserve">, </w:t>
+        <w:t>Benchmark Functions for CEC’2013 Special Session and Competition on Niching Methods for Multimodal Function Optimization</w:t>
+      </w:r>
+      <w:r>
+        <w:t>. 10.</w:t>
+      </w:r>
+    </w:p>
+    <w:p>
+      <w:pPr>
+        <w:pStyle w:val="Bibliography"/>
+      </w:pPr>
+      <w:r>
+        <w:t xml:space="preserve">Lu, W., Fu, D., Kong, X., Huang, Z., Hwang, M., Zhu, Y., Chen, L., Jiang, K., Li, X., Wu, Y., Li, J., Yuan, Y., &amp; Ding, K. (2020). FOLFOX treatment response prediction in metastatic or recurrent colorectal cancer patients via machine learning algorithms. </w:t>
       </w:r>
       <w:r>
         <w:rPr>
           <w:i/>
           <w:iCs/>
         </w:rPr>
-        <w:t>1</w:t>
-      </w:r>
-      <w:r>
-        <w:t>, 33–42. https://doi.org/10.1007/BF02430364</w:t>
-      </w:r>
-    </w:p>
-    <w:p>
-      <w:pPr>
-        <w:pStyle w:val="Bibliography"/>
-      </w:pPr>
-      <w:r>
-        <w:t xml:space="preserve">Jamil, M., &amp; Yang, X.-S. (2013). A Literature Survey of Benchmark Functions </w:t>
-      </w:r>
-      <w:proofErr w:type="gramStart"/>
-      <w:r>
-        <w:t>For</w:t>
-      </w:r>
-      <w:proofErr w:type="gramEnd"/>
-      <w:r>
-        <w:t xml:space="preserve"> Global Optimization Problems. </w:t>
+        <w:t>Cancer Medicine</w:t>
+      </w:r>
+      <w:r>
+        <w:t xml:space="preserve">, </w:t>
       </w:r>
       <w:r>
         <w:rPr>
           <w:i/>
           <w:iCs/>
         </w:rPr>
-        <w:t xml:space="preserve">International Journal of Mathematical Modelling and Numerical </w:t>
-      </w:r>
-      <w:proofErr w:type="spellStart"/>
+        <w:t>9</w:t>
+      </w:r>
+      <w:r>
+        <w:t>(4), 1419–1429. https://doi.org/10.1002/cam4.2786</w:t>
+      </w:r>
+    </w:p>
+    <w:p>
+      <w:pPr>
+        <w:pStyle w:val="Bibliography"/>
+      </w:pPr>
+      <w:r>
+        <w:t xml:space="preserve">Lukasiewycz, M., Glaß, M., Reimann, F., &amp; Teich, J. (2011). Opt4J: A modular framework for meta-heuristic optimization. </w:t>
+      </w:r>
       <w:r>
         <w:rPr>
           <w:i/>
           <w:iCs/>
         </w:rPr>
-        <w:t>Optimisation</w:t>
-      </w:r>
-      <w:proofErr w:type="spellEnd"/>
-      <w:r>
-        <w:t xml:space="preserve">, </w:t>
+        <w:t>Proceedings of the 13th Annual Conference on Genetic and Evolutionary Computation - GECCO ’11</w:t>
+      </w:r>
+      <w:r>
+        <w:t>, 1723. https://doi.org/10.1145/2001576.2001808</w:t>
+      </w:r>
+    </w:p>
+    <w:p>
+      <w:pPr>
+        <w:pStyle w:val="Bibliography"/>
+      </w:pPr>
+      <w:r>
+        <w:t xml:space="preserve">Luke, S. (2013). </w:t>
       </w:r>
       <w:r>
         <w:rPr>
           <w:i/>
           <w:iCs/>
         </w:rPr>
-        <w:t>4</w:t>
-      </w:r>
-      <w:r>
-        <w:t>(2), 150. https://doi.org/10.1504/IJMMNO.2013.055204</w:t>
+        <w:t>Essentials of metaheuristics: A set of undergraduate lecture notes</w:t>
+      </w:r>
+      <w:r>
+        <w:t xml:space="preserve"> (Second edition, online version 2.0). lulu.com.</w:t>
       </w:r>
     </w:p>
     <w:p>
       <w:pPr>
         <w:pStyle w:val="Bibliography"/>
       </w:pPr>
-      <w:proofErr w:type="spellStart"/>
+      <w:r>
+        <w:t xml:space="preserve">Mendes, Sí. P., Molina, G., Vega-Rodriguez, M. A., Gomez-Pulido, J. A., Saez, Y., Miranda, G., Segura, C., Alba, E., Isasi, P., Leon, C., &amp; Sanchez-Perez, J. M. (2009). Benchmarking a Wide Spectrum of Metaheuristic Techniques for the Radio Network Design Problem. </w:t>
+      </w:r>
       <w:r>
         <w:rPr>
           <w:i/>
           <w:iCs/>
         </w:rPr>
-        <w:t>Kaj</w:t>
-      </w:r>
-      <w:proofErr w:type="spellEnd"/>
+        <w:t>IEEE Transactions on Evolutionary Computation</w:t>
+      </w:r>
+      <w:r>
+        <w:t xml:space="preserve">, </w:t>
+      </w:r>
       <w:r>
         <w:rPr>
           <w:i/>
           <w:iCs/>
         </w:rPr>
-        <w:t xml:space="preserve"> Madsen—Head of </w:t>
-      </w:r>
-      <w:proofErr w:type="spellStart"/>
+        <w:t>13</w:t>
+      </w:r>
+      <w:r>
+        <w:t>(5), 1133–1150. https://doi.org/10.1109/TEVC.2009.2023448</w:t>
+      </w:r>
+    </w:p>
+    <w:p>
+      <w:pPr>
+        <w:pStyle w:val="Bibliography"/>
+      </w:pPr>
+      <w:r>
+        <w:t xml:space="preserve">Mishra, S. K. (2006). </w:t>
+      </w:r>
       <w:r>
         <w:rPr>
           <w:i/>
           <w:iCs/>
         </w:rPr>
-        <w:t>Department•DTU</w:t>
-      </w:r>
-      <w:proofErr w:type="spellEnd"/>
+        <w:t>Performance of the Barter, the Differential Evolution and the Simulated Annealing Methods of Global Optimization on Some New and Some Old Test Functions</w:t>
+      </w:r>
+      <w:r>
+        <w:t xml:space="preserve"> (SSRN Scholarly Paper ID 941630). Social Science Research Network. https://doi.org/10.2139/ssrn.941630</w:t>
+      </w:r>
+    </w:p>
+    <w:p>
+      <w:pPr>
+        <w:pStyle w:val="Bibliography"/>
+      </w:pPr>
+      <w:r>
+        <w:t xml:space="preserve">Moon, S. J., Hwang, J., Kana, R., Torous, J., &amp; Kim, J. W. (2019). Accuracy of Machine Learning Algorithms for the Diagnosis of Autism Spectrum Disorder: Systematic Review and Meta-Analysis of Brain Magnetic Resonance Imaging Studies. </w:t>
+      </w:r>
       <w:r>
         <w:rPr>
           <w:i/>
           <w:iCs/>
         </w:rPr>
-        <w:t xml:space="preserve"> Informatics</w:t>
-      </w:r>
-      <w:r>
-        <w:t>. (n.d.). Retrieved July 31, 2020, from http://www2.imm.dtu.dk/~kajm/Test_ex_forms/test_ex.html</w:t>
-      </w:r>
-    </w:p>
-    <w:p>
-      <w:pPr>
-        <w:pStyle w:val="Bibliography"/>
-      </w:pPr>
-      <w:proofErr w:type="spellStart"/>
-      <w:r>
-        <w:t>Koppen</w:t>
-      </w:r>
-      <w:proofErr w:type="spellEnd"/>
-      <w:r>
-        <w:t xml:space="preserve">, M., Wolpert, D. H., &amp; Macready, W. G. (2001). Remarks on a recent paper on the “no free lunch” theorems. </w:t>
+        <w:t>Jmir Mental Health</w:t>
+      </w:r>
+      <w:r>
+        <w:t xml:space="preserve">, </w:t>
       </w:r>
       <w:r>
         <w:rPr>
           <w:i/>
           <w:iCs/>
         </w:rPr>
-        <w:t>IEEE Transactions on Evolutionary Computation</w:t>
-      </w:r>
-      <w:r>
-        <w:t xml:space="preserve">, </w:t>
+        <w:t>6</w:t>
+      </w:r>
+      <w:r>
+        <w:t>(12), e14108. https://doi.org/10.2196/14108</w:t>
+      </w:r>
+    </w:p>
+    <w:p>
+      <w:pPr>
+        <w:pStyle w:val="Bibliography"/>
+      </w:pPr>
+      <w:r>
+        <w:lastRenderedPageBreak/>
+        <w:t xml:space="preserve">Nannen, V. (2006). A Method for Parameter Calibration and Relevance Estimation in Evolutionary Algorithms. </w:t>
       </w:r>
       <w:r>
         <w:rPr>
           <w:i/>
           <w:iCs/>
         </w:rPr>
-        <w:t>5</w:t>
-      </w:r>
-      <w:r>
-        <w:t>(3), 295–296. https://doi.org/10.1109/4235.930318</w:t>
+        <w:t>Genetic and Evolutionary Computation Conference, GECCO 2006, Proceedings</w:t>
+      </w:r>
+      <w:r>
+        <w:t>, 8–12.</w:t>
       </w:r>
     </w:p>
     <w:p>
       <w:pPr>
         <w:pStyle w:val="Bibliography"/>
       </w:pPr>
-      <w:r>
-        <w:t xml:space="preserve">Kruchten, P. (1995). The 4+1 View Model of Architecture. </w:t>
-      </w:r>
       <w:r>
         <w:rPr>
           <w:i/>
           <w:iCs/>
         </w:rPr>
-        <w:t>IEEE Software</w:t>
-      </w:r>
-      <w:r>
-        <w:t xml:space="preserve">, </w:t>
+        <w:t>Opt4J</w:t>
+      </w:r>
+      <w:r>
+        <w:t>. (2020). Opt4J - A Modular Framework for Meta-Heuristic Optimization. http://opt4j.sourceforge.net/</w:t>
+      </w:r>
+    </w:p>
+    <w:p>
+      <w:pPr>
+        <w:pStyle w:val="Bibliography"/>
+      </w:pPr>
+      <w:r>
+        <w:t xml:space="preserve">Peer, E. S., Engelbrecht, A. P., &amp; van den Bergh, F. (2003). CIRG@UP OptiBench: A statistically sound framework for benchmarking optimisation algorithms. </w:t>
       </w:r>
       <w:r>
         <w:rPr>
           <w:i/>
           <w:iCs/>
         </w:rPr>
-        <w:t>12</w:t>
-      </w:r>
-      <w:r>
-        <w:t>, 45–50. https://doi.org/10.1109/52.469759</w:t>
-      </w:r>
-    </w:p>
-    <w:p>
-      <w:pPr>
-        <w:pStyle w:val="Bibliography"/>
-      </w:pPr>
-      <w:r>
-        <w:t xml:space="preserve">Kruchten, P., Nord, R. L., &amp; </w:t>
-      </w:r>
-      <w:proofErr w:type="spellStart"/>
-      <w:r>
-        <w:t>Ozkaya</w:t>
-      </w:r>
-      <w:proofErr w:type="spellEnd"/>
-      <w:r>
-        <w:t xml:space="preserve">, I. (2012). Technical Debt: From Metaphor to Theory and Practice. </w:t>
+        <w:t>The 2003 Congress on Evolutionary Computation, 2003. CEC ’03.</w:t>
+      </w:r>
+      <w:r>
+        <w:t xml:space="preserve">, </w:t>
       </w:r>
       <w:r>
         <w:rPr>
           <w:i/>
           <w:iCs/>
         </w:rPr>
-        <w:t>IEEE Software</w:t>
-      </w:r>
-      <w:r>
-        <w:t xml:space="preserve">, </w:t>
+        <w:t>4</w:t>
+      </w:r>
+      <w:r>
+        <w:t>, 2386-2392 Vol.4. https://doi.org/10.1109/CEC.2003.1299386</w:t>
+      </w:r>
+    </w:p>
+    <w:p>
+      <w:pPr>
+        <w:pStyle w:val="Bibliography"/>
+      </w:pPr>
+      <w:r>
+        <w:t xml:space="preserve">Russell Eberhart, Yuhui Shi, &amp; James Kennedy. (2001). </w:t>
       </w:r>
       <w:r>
         <w:rPr>
           <w:i/>
           <w:iCs/>
         </w:rPr>
-        <w:t>29</w:t>
-      </w:r>
-      <w:r>
-        <w:t>(6), 18–21. https://doi.org/10.1109/MS.2012.167</w:t>
+        <w:t>Swarm Intelligence—1st Edition</w:t>
+      </w:r>
+      <w:r>
+        <w:t>. https://www.elsevier.com/books/swarm-intelligence/eberhart/978-1-55860-595-4</w:t>
       </w:r>
     </w:p>
     <w:p>
@@ -18644,25 +19102,17 @@
         <w:pStyle w:val="Bibliography"/>
       </w:pPr>
       <w:r>
-        <w:t xml:space="preserve">Li, X., Engelbrecht, A., &amp; </w:t>
-      </w:r>
-      <w:proofErr w:type="spellStart"/>
-      <w:r>
-        <w:t>Epitropakis</w:t>
-      </w:r>
-      <w:proofErr w:type="spellEnd"/>
-      <w:r>
-        <w:t xml:space="preserve">, M. G. (2013). </w:t>
+        <w:t xml:space="preserve">Sala, R., &amp; Müller, R. (2020). Benchmarking for Metaheuristic Black-Box Optimization: Perspectives and Open Challenges. </w:t>
       </w:r>
       <w:r>
         <w:rPr>
           <w:i/>
           <w:iCs/>
         </w:rPr>
-        <w:t>Benchmark Functions for CEC’2013 Special Session and Competition on Niching Methods for Multimodal Function Optimization</w:t>
-      </w:r>
-      <w:r>
-        <w:t>. 10.</w:t>
+        <w:t>ArXiv:2007.00541 [Cs, Math]</w:t>
+      </w:r>
+      <w:r>
+        <w:t>. http://arxiv.org/abs/2007.00541</w:t>
       </w:r>
     </w:p>
     <w:p>
@@ -18670,84 +19120,68 @@
         <w:pStyle w:val="Bibliography"/>
       </w:pPr>
       <w:r>
-        <w:t xml:space="preserve">Lu, W., Fu, D., Kong, X., Huang, Z., Hwang, M., Zhu, Y., Chen, L., Jiang, K., Li, X., Wu, Y., Li, J., Yuan, Y., &amp; Ding, K. (2020). FOLFOX treatment response prediction in metastatic or recurrent colorectal cancer patients via machine learning algorithms. </w:t>
+        <w:t xml:space="preserve">Scott, E. O., &amp; Luke, S. (2019). ECJ at 20: Toward a general metaheuristics toolkit. </w:t>
       </w:r>
       <w:r>
         <w:rPr>
           <w:i/>
           <w:iCs/>
         </w:rPr>
-        <w:t>Cancer Medicine</w:t>
-      </w:r>
-      <w:r>
-        <w:t xml:space="preserve">, </w:t>
+        <w:t>Proceedings of the Genetic and Evolutionary Computation Conference Companion</w:t>
+      </w:r>
+      <w:r>
+        <w:t>, 1391–1398. https://doi.org/10.1145/3319619.3326865</w:t>
+      </w:r>
+    </w:p>
+    <w:p>
+      <w:pPr>
+        <w:pStyle w:val="Bibliography"/>
+      </w:pPr>
+      <w:r>
+        <w:t xml:space="preserve">Sean Luke, Eric O. Scott, Liviu Panait, Gabriel Balan, &amp; Sean Paus. (2020). </w:t>
       </w:r>
       <w:r>
         <w:rPr>
           <w:i/>
           <w:iCs/>
         </w:rPr>
-        <w:t>9</w:t>
-      </w:r>
-      <w:r>
-        <w:t>(4), 1419–1429. https://doi.org/10.1002/cam4.2786</w:t>
+        <w:t>ECJ</w:t>
+      </w:r>
+      <w:r>
+        <w:t>. https://cs.gmu.edu/~eclab/projects/ecj/</w:t>
       </w:r>
     </w:p>
     <w:p>
       <w:pPr>
         <w:pStyle w:val="Bibliography"/>
       </w:pPr>
-      <w:proofErr w:type="spellStart"/>
-      <w:r>
-        <w:t>Lukasiewycz</w:t>
-      </w:r>
-      <w:proofErr w:type="spellEnd"/>
-      <w:r>
-        <w:t xml:space="preserve">, M., </w:t>
-      </w:r>
-      <w:proofErr w:type="spellStart"/>
-      <w:r>
-        <w:t>Glaß</w:t>
-      </w:r>
-      <w:proofErr w:type="spellEnd"/>
-      <w:r>
-        <w:t xml:space="preserve">, M., Reimann, F., &amp; </w:t>
-      </w:r>
-      <w:proofErr w:type="spellStart"/>
-      <w:r>
-        <w:t>Teich</w:t>
-      </w:r>
-      <w:proofErr w:type="spellEnd"/>
-      <w:r>
-        <w:t xml:space="preserve">, J. (2011). Opt4J: A modular framework for meta-heuristic optimization. </w:t>
+      <w:r>
+        <w:t xml:space="preserve">Sörensen, K., &amp; Glover, F. (2013). </w:t>
       </w:r>
       <w:r>
         <w:rPr>
           <w:i/>
           <w:iCs/>
         </w:rPr>
-        <w:t>Proceedings of the 13th Annual Conference on Genetic and Evolutionary Computation - GECCO ’11</w:t>
-      </w:r>
-      <w:r>
-        <w:t>, 1723. https://doi.org/10.1145/2001576.2001808</w:t>
+        <w:t>A History of Metaheuristics</w:t>
+      </w:r>
+      <w:r>
+        <w:t xml:space="preserve"> (pp. 960–970). https://doi.org/10.1007/978-1-4419-1153-7_1167</w:t>
       </w:r>
     </w:p>
     <w:p>
       <w:pPr>
         <w:pStyle w:val="Bibliography"/>
       </w:pPr>
-      <w:r>
-        <w:t xml:space="preserve">Luke, S. (2013). </w:t>
-      </w:r>
       <w:r>
         <w:rPr>
           <w:i/>
           <w:iCs/>
         </w:rPr>
-        <w:t>Essentials of metaheuristics: A set of undergraduate lecture notes</w:t>
-      </w:r>
-      <w:r>
-        <w:t xml:space="preserve"> (Second edition, online version 2.0). lulu.com.</w:t>
+        <w:t>The COCONUT Benchmark</w:t>
+      </w:r>
+      <w:r>
+        <w:t>. (n.d.). Retrieved July 31, 2020, from https://www.mat.univie.ac.at/~neum/glopt/coconut/benchmark.html</w:t>
       </w:r>
     </w:p>
     <w:p>
@@ -18755,51 +19189,32 @@
         <w:pStyle w:val="Bibliography"/>
       </w:pPr>
       <w:r>
-        <w:t xml:space="preserve">Mendes, </w:t>
-      </w:r>
-      <w:proofErr w:type="spellStart"/>
-      <w:r>
-        <w:t>Sí</w:t>
-      </w:r>
-      <w:proofErr w:type="spellEnd"/>
-      <w:r>
-        <w:t xml:space="preserve">. P., Molina, G., Vega-Rodriguez, M. A., Gomez-Pulido, J. A., </w:t>
-      </w:r>
-      <w:proofErr w:type="spellStart"/>
-      <w:r>
-        <w:t>Saez</w:t>
-      </w:r>
-      <w:proofErr w:type="spellEnd"/>
-      <w:r>
-        <w:t xml:space="preserve">, Y., Miranda, G., Segura, C., Alba, E., </w:t>
-      </w:r>
-      <w:proofErr w:type="spellStart"/>
-      <w:r>
-        <w:t>Isasi</w:t>
-      </w:r>
-      <w:proofErr w:type="spellEnd"/>
-      <w:r>
-        <w:t xml:space="preserve">, P., Leon, C., &amp; Sanchez-Perez, J. M. (2009). Benchmarking a Wide Spectrum of Metaheuristic Techniques for the Radio Network Design Problem. </w:t>
+        <w:t xml:space="preserve">Tsang, K. K. T. (2018). Basin of Attraction as a measure of robustness of an optimization algorithm. </w:t>
       </w:r>
       <w:r>
         <w:rPr>
           <w:i/>
           <w:iCs/>
         </w:rPr>
-        <w:t>IEEE Transactions on Evolutionary Computation</w:t>
-      </w:r>
-      <w:r>
-        <w:t xml:space="preserve">, </w:t>
-      </w:r>
+        <w:t>2018 14th International Conference on Natural Computation, Fuzzy Systems and Knowledge Discovery (ICNC-FSKD)</w:t>
+      </w:r>
+      <w:r>
+        <w:t>, 133–137. https://doi.org/10.1109/FSKD.2018.8686850</w:t>
+      </w:r>
+    </w:p>
+    <w:p>
+      <w:pPr>
+        <w:pStyle w:val="Bibliography"/>
+      </w:pPr>
       <w:r>
         <w:rPr>
           <w:i/>
           <w:iCs/>
         </w:rPr>
-        <w:t>13</w:t>
-      </w:r>
-      <w:r>
-        <w:t>(5), 1133–1150. https://doi.org/10.1109/TEVC.2009.2023448</w:t>
+        <w:t>Web of Science Core Collections</w:t>
+      </w:r>
+      <w:r>
+        <w:t>. (2020). Web of Science. https://wcs.webofknowledge.com/RA/analyze.do?product=WOS&amp;SID=7EOfvJq9WTtEVdtZTx4&amp;field=TASCA_JCRCategories_JCRCategories_en&amp;yearSort=false</w:t>
       </w:r>
     </w:p>
     <w:p>
@@ -18807,17 +19222,18 @@
         <w:pStyle w:val="Bibliography"/>
       </w:pPr>
       <w:r>
-        <w:t xml:space="preserve">Mishra, S. K. (2006). </w:t>
+        <w:lastRenderedPageBreak/>
+        <w:t xml:space="preserve">Zdravko Botev, Dirk Kroese, Thomas Taimre, Jenny Liu, &amp; Sho Nariai. (2004). </w:t>
       </w:r>
       <w:r>
         <w:rPr>
           <w:i/>
           <w:iCs/>
         </w:rPr>
-        <w:t>Performance of the Barter, the Differential Evolution and the Simulated Annealing Methods of Global Optimization on Some New and Some Old Test Functions</w:t>
-      </w:r>
-      <w:r>
-        <w:t xml:space="preserve"> (SSRN Scholarly Paper ID 941630). Social Science Research Network. https://doi.org/10.2139/ssrn.941630</w:t>
+        <w:t>Main</w:t>
+      </w:r>
+      <w:r>
+        <w:t>. The Cross-Entropy Toolbox. https://www.maths.uq.edu.au/CEToolBox/</w:t>
       </w:r>
     </w:p>
     <w:p>
@@ -18825,370 +19241,14 @@
         <w:pStyle w:val="Bibliography"/>
       </w:pPr>
       <w:r>
-        <w:t xml:space="preserve">Moon, S. J., Hwang, J., Kana, R., </w:t>
-      </w:r>
-      <w:proofErr w:type="spellStart"/>
-      <w:r>
-        <w:t>Torous</w:t>
-      </w:r>
-      <w:proofErr w:type="spellEnd"/>
-      <w:r>
-        <w:t xml:space="preserve">, J., &amp; Kim, J. W. (2019). Accuracy of Machine Learning Algorithms for the Diagnosis of Autism Spectrum Disorder: Systematic Review and Meta-Analysis of Brain Magnetic Resonance Imaging Studies. </w:t>
-      </w:r>
-      <w:proofErr w:type="spellStart"/>
+        <w:t xml:space="preserve">Zhang, P., Wu, H.-N., Chen, R.-P., &amp; Chan, T. H. T. (2020). Hybrid meta-heuristic and machine learning algorithms for tunneling-induced settlement prediction: A comparative study. </w:t>
+      </w:r>
       <w:r>
         <w:rPr>
           <w:i/>
           <w:iCs/>
         </w:rPr>
-        <w:t>Jmir</w:t>
-      </w:r>
-      <w:proofErr w:type="spellEnd"/>
-      <w:r>
-        <w:rPr>
-          <w:i/>
-          <w:iCs/>
-        </w:rPr>
-        <w:t xml:space="preserve"> Mental Health</w:t>
-      </w:r>
-      <w:r>
-        <w:t xml:space="preserve">, </w:t>
-      </w:r>
-      <w:r>
-        <w:rPr>
-          <w:i/>
-          <w:iCs/>
-        </w:rPr>
-        <w:t>6</w:t>
-      </w:r>
-      <w:r>
-        <w:t>(12), e14108. https://doi.org/10.2196/14108</w:t>
-      </w:r>
-    </w:p>
-    <w:p>
-      <w:pPr>
-        <w:pStyle w:val="Bibliography"/>
-      </w:pPr>
-      <w:proofErr w:type="spellStart"/>
-      <w:r>
-        <w:t>Nannen</w:t>
-      </w:r>
-      <w:proofErr w:type="spellEnd"/>
-      <w:r>
-        <w:t xml:space="preserve">, V. (2006). A Method for Parameter Calibration and Relevance Estimation in Evolutionary Algorithms. </w:t>
-      </w:r>
-      <w:r>
-        <w:rPr>
-          <w:i/>
-          <w:iCs/>
-        </w:rPr>
-        <w:t>Genetic and Evolutionary Computation Conference, GECCO 2006, Proceedings</w:t>
-      </w:r>
-      <w:r>
-        <w:t>, 8–12.</w:t>
-      </w:r>
-    </w:p>
-    <w:p>
-      <w:pPr>
-        <w:pStyle w:val="Bibliography"/>
-      </w:pPr>
-      <w:r>
-        <w:rPr>
-          <w:i/>
-          <w:iCs/>
-        </w:rPr>
-        <w:t>Opt4J</w:t>
-      </w:r>
-      <w:r>
-        <w:t>. (2020). Opt4J - A Modular Framework for Meta-Heuristic Optimization. http://opt4j.sourceforge.net/</w:t>
-      </w:r>
-    </w:p>
-    <w:p>
-      <w:pPr>
-        <w:pStyle w:val="Bibliography"/>
-      </w:pPr>
-      <w:r>
-        <w:t xml:space="preserve">Peer, E. S., Engelbrecht, A. P., &amp; van den Bergh, F. (2003). CIRG@UP </w:t>
-      </w:r>
-      <w:proofErr w:type="spellStart"/>
-      <w:r>
-        <w:t>OptiBench</w:t>
-      </w:r>
-      <w:proofErr w:type="spellEnd"/>
-      <w:r>
-        <w:t xml:space="preserve">: A statistically sound framework for benchmarking </w:t>
-      </w:r>
-      <w:proofErr w:type="spellStart"/>
-      <w:r>
-        <w:t>optimisation</w:t>
-      </w:r>
-      <w:proofErr w:type="spellEnd"/>
-      <w:r>
-        <w:t xml:space="preserve"> algorithms. </w:t>
-      </w:r>
-      <w:r>
-        <w:rPr>
-          <w:i/>
-          <w:iCs/>
-        </w:rPr>
-        <w:t>The 2003 Congress on Evolutionary Computation, 2003. CEC ’03.</w:t>
-      </w:r>
-      <w:r>
-        <w:t xml:space="preserve">, </w:t>
-      </w:r>
-      <w:r>
-        <w:rPr>
-          <w:i/>
-          <w:iCs/>
-        </w:rPr>
-        <w:t>4</w:t>
-      </w:r>
-      <w:r>
-        <w:t>, 2386-2392 Vol.4. https://doi.org/10.1109/CEC.2003.1299386</w:t>
-      </w:r>
-    </w:p>
-    <w:p>
-      <w:pPr>
-        <w:pStyle w:val="Bibliography"/>
-      </w:pPr>
-      <w:r>
-        <w:t xml:space="preserve">Russell Eberhart, </w:t>
-      </w:r>
-      <w:proofErr w:type="spellStart"/>
-      <w:r>
-        <w:t>Yuhui</w:t>
-      </w:r>
-      <w:proofErr w:type="spellEnd"/>
-      <w:r>
-        <w:t xml:space="preserve"> Shi, &amp; James Kennedy. (2001). </w:t>
-      </w:r>
-      <w:r>
-        <w:rPr>
-          <w:i/>
-          <w:iCs/>
-        </w:rPr>
-        <w:t>Swarm Intelligence—1st Edition</w:t>
-      </w:r>
-      <w:r>
-        <w:t>. https://www.elsevier.com/books/swarm-intelligence/eberhart/978-1-55860-595-4</w:t>
-      </w:r>
-    </w:p>
-    <w:p>
-      <w:pPr>
-        <w:pStyle w:val="Bibliography"/>
-      </w:pPr>
-      <w:r>
-        <w:t xml:space="preserve">Sala, R., &amp; Müller, R. (2020). Benchmarking for Metaheuristic Black-Box Optimization: Perspectives and Open Challenges. </w:t>
-      </w:r>
-      <w:r>
-        <w:rPr>
-          <w:i/>
-          <w:iCs/>
-        </w:rPr>
-        <w:t>ArXiv:2007.00541 [Cs, Math]</w:t>
-      </w:r>
-      <w:r>
-        <w:t>. http://arxiv.org/abs/2007.00541</w:t>
-      </w:r>
-    </w:p>
-    <w:p>
-      <w:pPr>
-        <w:pStyle w:val="Bibliography"/>
-      </w:pPr>
-      <w:r>
-        <w:t xml:space="preserve">Scott, E. O., &amp; Luke, S. (2019). ECJ at 20: Toward a general </w:t>
-      </w:r>
-      <w:proofErr w:type="gramStart"/>
-      <w:r>
-        <w:t>metaheuristics</w:t>
-      </w:r>
-      <w:proofErr w:type="gramEnd"/>
-      <w:r>
-        <w:t xml:space="preserve"> toolkit. </w:t>
-      </w:r>
-      <w:r>
-        <w:rPr>
-          <w:i/>
-          <w:iCs/>
-        </w:rPr>
-        <w:t>Proceedings of the Genetic and Evolutionary Computation Conference Companion</w:t>
-      </w:r>
-      <w:r>
-        <w:t>, 1391–1398. https://doi.org/10.1145/3319619.3326865</w:t>
-      </w:r>
-    </w:p>
-    <w:p>
-      <w:pPr>
-        <w:pStyle w:val="Bibliography"/>
-      </w:pPr>
-      <w:r>
-        <w:t xml:space="preserve">Sean Luke, Eric O. Scott, </w:t>
-      </w:r>
-      <w:proofErr w:type="spellStart"/>
-      <w:r>
-        <w:t>Liviu</w:t>
-      </w:r>
-      <w:proofErr w:type="spellEnd"/>
-      <w:r>
-        <w:t xml:space="preserve"> </w:t>
-      </w:r>
-      <w:proofErr w:type="spellStart"/>
-      <w:r>
-        <w:t>Panait</w:t>
-      </w:r>
-      <w:proofErr w:type="spellEnd"/>
-      <w:r>
-        <w:t xml:space="preserve">, Gabriel Balan, &amp; Sean Paus. (2020). </w:t>
-      </w:r>
-      <w:r>
-        <w:rPr>
-          <w:i/>
-          <w:iCs/>
-        </w:rPr>
-        <w:t>ECJ</w:t>
-      </w:r>
-      <w:r>
-        <w:t>. https://cs.gmu.edu/~eclab/projects/ecj/</w:t>
-      </w:r>
-    </w:p>
-    <w:p>
-      <w:pPr>
-        <w:pStyle w:val="Bibliography"/>
-      </w:pPr>
-      <w:r>
-        <w:t xml:space="preserve">Sörensen, K., &amp; Glover, F. (2013). </w:t>
-      </w:r>
-      <w:r>
-        <w:rPr>
-          <w:i/>
-          <w:iCs/>
-        </w:rPr>
-        <w:t>A History of Metaheuristics</w:t>
-      </w:r>
-      <w:r>
-        <w:t xml:space="preserve"> (pp. 960–970). https://doi.org/10.1007/978-1-4419-1153-7_1167</w:t>
-      </w:r>
-    </w:p>
-    <w:p>
-      <w:pPr>
-        <w:pStyle w:val="Bibliography"/>
-      </w:pPr>
-      <w:r>
-        <w:rPr>
-          <w:i/>
-          <w:iCs/>
-        </w:rPr>
-        <w:t>The COCONUT Benchmark</w:t>
-      </w:r>
-      <w:r>
-        <w:t>. (n.d.). Retrieved July 31, 2020, from https://www.mat.univie.ac.at/~neum/glopt/coconut/benchmark.html</w:t>
-      </w:r>
-    </w:p>
-    <w:p>
-      <w:pPr>
-        <w:pStyle w:val="Bibliography"/>
-      </w:pPr>
-      <w:r>
-        <w:t xml:space="preserve">Tsang, K. K. T. (2018). Basin of Attraction as a measure of robustness of an optimization algorithm. </w:t>
-      </w:r>
-      <w:r>
-        <w:rPr>
-          <w:i/>
-          <w:iCs/>
-        </w:rPr>
-        <w:t>2018 14th International Conference on Natural Computation, Fuzzy Systems and Knowledge Discovery (ICNC-FSKD)</w:t>
-      </w:r>
-      <w:r>
-        <w:t>, 133–137. https://doi.org/10.1109/FSKD.2018.8686850</w:t>
-      </w:r>
-    </w:p>
-    <w:p>
-      <w:pPr>
-        <w:pStyle w:val="Bibliography"/>
-      </w:pPr>
-      <w:r>
-        <w:rPr>
-          <w:i/>
-          <w:iCs/>
-        </w:rPr>
-        <w:t>Web of Science Core Collections</w:t>
-      </w:r>
-      <w:r>
-        <w:t>. (2020). Web of Science. https://wcs.webofknowledge.com/RA/analyze.do?product=WOS&amp;SID=7EOfvJq9WTtEVdtZTx4&amp;field=TASCA_JCRCategories_JCRCategories_en&amp;yearSort=false</w:t>
-      </w:r>
-    </w:p>
-    <w:p>
-      <w:pPr>
-        <w:pStyle w:val="Bibliography"/>
-      </w:pPr>
-      <w:r>
-        <w:t xml:space="preserve">Zdravko Botev, Dirk </w:t>
-      </w:r>
-      <w:proofErr w:type="spellStart"/>
-      <w:r>
-        <w:t>Kroese</w:t>
-      </w:r>
-      <w:proofErr w:type="spellEnd"/>
-      <w:r>
-        <w:t xml:space="preserve">, Thomas </w:t>
-      </w:r>
-      <w:proofErr w:type="spellStart"/>
-      <w:r>
-        <w:t>Taimre</w:t>
-      </w:r>
-      <w:proofErr w:type="spellEnd"/>
-      <w:r>
-        <w:t xml:space="preserve">, Jenny Liu, &amp; </w:t>
-      </w:r>
-      <w:proofErr w:type="spellStart"/>
-      <w:r>
-        <w:t>Sho</w:t>
-      </w:r>
-      <w:proofErr w:type="spellEnd"/>
-      <w:r>
-        <w:t xml:space="preserve"> </w:t>
-      </w:r>
-      <w:proofErr w:type="spellStart"/>
-      <w:r>
-        <w:t>Nariai</w:t>
-      </w:r>
-      <w:proofErr w:type="spellEnd"/>
-      <w:r>
-        <w:t xml:space="preserve">. (2004). </w:t>
-      </w:r>
-      <w:r>
-        <w:rPr>
-          <w:i/>
-          <w:iCs/>
-        </w:rPr>
-        <w:t>Main</w:t>
-      </w:r>
-      <w:r>
-        <w:t>. The Cross-Entropy Toolbox. https://www.maths.uq.edu.au/CEToolBox/</w:t>
-      </w:r>
-    </w:p>
-    <w:p>
-      <w:pPr>
-        <w:pStyle w:val="Bibliography"/>
-      </w:pPr>
-      <w:r>
-        <w:t xml:space="preserve">Zhang, P., Wu, H.-N., Chen, R.-P., &amp; Chan, T. H. T. (2020). Hybrid meta-heuristic and machine learning algorithms for tunneling-induced settlement prediction: A comparative study. </w:t>
-      </w:r>
-      <w:proofErr w:type="spellStart"/>
-      <w:r>
-        <w:rPr>
-          <w:i/>
-          <w:iCs/>
-        </w:rPr>
-        <w:t>Tunnelling</w:t>
-      </w:r>
-      <w:proofErr w:type="spellEnd"/>
-      <w:r>
-        <w:rPr>
-          <w:i/>
-          <w:iCs/>
-        </w:rPr>
-        <w:t xml:space="preserve"> and Underground Space Technology</w:t>
+        <w:t>Tunnelling and Underground Space Technology</w:t>
       </w:r>
       <w:r>
         <w:t xml:space="preserve">, </w:t>
@@ -19240,6 +19300,263 @@
     </w:sectPr>
   </w:body>
 </w:document>
+</file>
+
+<file path=word/comments.xml><?xml version="1.0" encoding="utf-8"?>
+<w:comments xmlns:wpc="http://schemas.microsoft.com/office/word/2010/wordprocessingCanvas" xmlns:cx="http://schemas.microsoft.com/office/drawing/2014/chartex" xmlns:cx1="http://schemas.microsoft.com/office/drawing/2015/9/8/chartex" xmlns:cx2="http://schemas.microsoft.com/office/drawing/2015/10/21/chartex" xmlns:cx3="http://schemas.microsoft.com/office/drawing/2016/5/9/chartex" xmlns:cx4="http://schemas.microsoft.com/office/drawing/2016/5/10/chartex" xmlns:cx5="http://schemas.microsoft.com/office/drawing/2016/5/11/chartex" xmlns:cx6="http://schemas.microsoft.com/office/drawing/2016/5/12/chartex" xmlns:cx7="http://schemas.microsoft.com/office/drawing/2016/5/13/chartex" xmlns:cx8="http://schemas.microsoft.com/office/drawing/2016/5/14/chartex" xmlns:mc="http://schemas.openxmlformats.org/markup-compatibility/2006" xmlns:aink="http://schemas.microsoft.com/office/drawing/2016/ink" xmlns:am3d="http://schemas.microsoft.com/office/drawing/2017/model3d" xmlns:o="urn:schemas-microsoft-com:office:office" xmlns:r="http://schemas.openxmlformats.org/officeDocument/2006/relationships" xmlns:m="http://schemas.openxmlformats.org/officeDocument/2006/math" xmlns:v="urn:schemas-microsoft-com:vml" xmlns:wp14="http://schemas.microsoft.com/office/word/2010/wordprocessingDrawing" xmlns:wp="http://schemas.openxmlformats.org/drawingml/2006/wordprocessingDrawing" xmlns:w10="urn:schemas-microsoft-com:office:word" xmlns:w="http://schemas.openxmlformats.org/wordprocessingml/2006/main" xmlns:w14="http://schemas.microsoft.com/office/word/2010/wordml" xmlns:w15="http://schemas.microsoft.com/office/word/2012/wordml" xmlns:w16cex="http://schemas.microsoft.com/office/word/2018/wordml/cex" xmlns:w16cid="http://schemas.microsoft.com/office/word/2016/wordml/cid" xmlns:w16="http://schemas.microsoft.com/office/word/2018/wordml" xmlns:w16se="http://schemas.microsoft.com/office/word/2015/wordml/symex" xmlns:wpg="http://schemas.microsoft.com/office/word/2010/wordprocessingGroup" xmlns:wpi="http://schemas.microsoft.com/office/word/2010/wordprocessingInk" xmlns:wne="http://schemas.microsoft.com/office/word/2006/wordml" xmlns:wps="http://schemas.microsoft.com/office/word/2010/wordprocessingShape" mc:Ignorable="w14 w15 w16se w16cid w16 w16cex wp14">
+  <w:comment w:id="66" w:author="Iannick Gagnon" w:date="2020-12-07T10:12:00Z" w:initials="IG">
+    <w:p>
+      <w:pPr>
+        <w:pStyle w:val="CommentText"/>
+        <w:rPr>
+          <w:lang w:val="fr-CA"/>
+        </w:rPr>
+      </w:pPr>
+      <w:r>
+        <w:rPr>
+          <w:rStyle w:val="CommentReference"/>
+        </w:rPr>
+        <w:annotationRef/>
+      </w:r>
+      <w:r>
+        <w:rPr>
+          <w:lang w:val="fr-CA"/>
+        </w:rPr>
+        <w:t>Tu peux le raccourcir en e</w:t>
+      </w:r>
+      <w:r>
+        <w:rPr>
+          <w:lang w:val="fr-CA"/>
+        </w:rPr>
+        <w:t>nlevant l’entête LOGICAL FLOWCHART qui est dans le titre de la figure de toute manière. C’est mineur.</w:t>
+      </w:r>
+    </w:p>
+  </w:comment>
+  <w:comment w:id="74" w:author="Iannick Gagnon" w:date="2020-12-07T10:13:00Z" w:initials="IG">
+    <w:p>
+      <w:pPr>
+        <w:pStyle w:val="CommentText"/>
+      </w:pPr>
+      <w:r>
+        <w:rPr>
+          <w:rStyle w:val="CommentReference"/>
+        </w:rPr>
+        <w:annotationRef/>
+      </w:r>
+      <w:r>
+        <w:t>Même chose</w:t>
+      </w:r>
+    </w:p>
+  </w:comment>
+  <w:comment w:id="76" w:author="Iannick Gagnon" w:date="2020-12-07T10:14:00Z" w:initials="IG">
+    <w:p>
+      <w:pPr>
+        <w:pStyle w:val="CommentText"/>
+      </w:pPr>
+      <w:r>
+        <w:rPr>
+          <w:rStyle w:val="CommentReference"/>
+        </w:rPr>
+        <w:annotationRef/>
+      </w:r>
+      <w:r>
+        <w:t>Même chose</w:t>
+      </w:r>
+    </w:p>
+  </w:comment>
+  <w:comment w:id="80" w:author="Iannick Gagnon" w:date="2020-12-07T10:19:00Z" w:initials="IG">
+    <w:p>
+      <w:pPr>
+        <w:pStyle w:val="CommentText"/>
+        <w:rPr>
+          <w:lang w:val="fr-CA"/>
+        </w:rPr>
+      </w:pPr>
+      <w:r>
+        <w:rPr>
+          <w:rStyle w:val="CommentReference"/>
+        </w:rPr>
+        <w:annotationRef/>
+      </w:r>
+      <w:r>
+        <w:rPr>
+          <w:lang w:val="fr-CA"/>
+        </w:rPr>
+        <w:t>Je ne suis pas sûr de comprendre?</w:t>
+      </w:r>
+    </w:p>
+  </w:comment>
+  <w:comment w:id="81" w:author="Iannick Gagnon" w:date="2020-12-07T10:14:00Z" w:initials="IG">
+    <w:p>
+      <w:pPr>
+        <w:pStyle w:val="CommentText"/>
+        <w:rPr>
+          <w:lang w:val="fr-CA"/>
+        </w:rPr>
+      </w:pPr>
+      <w:r>
+        <w:rPr>
+          <w:rStyle w:val="CommentReference"/>
+        </w:rPr>
+        <w:annotationRef/>
+      </w:r>
+      <w:r>
+        <w:rPr>
+          <w:lang w:val="fr-CA"/>
+        </w:rPr>
+        <w:t>Même chose</w:t>
+      </w:r>
+    </w:p>
+  </w:comment>
+  <w:comment w:id="83" w:author="Iannick Gagnon" w:date="2020-12-07T10:20:00Z" w:initials="IG">
+    <w:p>
+      <w:pPr>
+        <w:pStyle w:val="CommentText"/>
+        <w:rPr>
+          <w:lang w:val="fr-CA"/>
+        </w:rPr>
+      </w:pPr>
+      <w:r>
+        <w:rPr>
+          <w:rStyle w:val="CommentReference"/>
+        </w:rPr>
+        <w:annotationRef/>
+      </w:r>
+      <w:r>
+        <w:rPr>
+          <w:lang w:val="fr-CA"/>
+        </w:rPr>
+        <w:t>Qu’est-ce?</w:t>
+      </w:r>
+    </w:p>
+  </w:comment>
+  <w:comment w:id="86" w:author="Iannick Gagnon" w:date="2020-12-07T10:20:00Z" w:initials="IG">
+    <w:p>
+      <w:pPr>
+        <w:pStyle w:val="CommentText"/>
+        <w:rPr>
+          <w:lang w:val="fr-CA"/>
+        </w:rPr>
+      </w:pPr>
+      <w:r>
+        <w:rPr>
+          <w:rStyle w:val="CommentReference"/>
+        </w:rPr>
+        <w:annotationRef/>
+      </w:r>
+      <w:r>
+        <w:rPr>
+          <w:lang w:val="fr-CA"/>
+        </w:rPr>
+        <w:t>Fait référence à des sections, pas des pages</w:t>
+      </w:r>
+    </w:p>
+  </w:comment>
+  <w:comment w:id="91" w:author="Iannick Gagnon" w:date="2020-12-07T10:15:00Z" w:initials="IG">
+    <w:p>
+      <w:pPr>
+        <w:pStyle w:val="CommentText"/>
+        <w:rPr>
+          <w:lang w:val="fr-CA"/>
+        </w:rPr>
+      </w:pPr>
+      <w:r>
+        <w:rPr>
+          <w:rStyle w:val="CommentReference"/>
+        </w:rPr>
+        <w:annotationRef/>
+      </w:r>
+      <w:r>
+        <w:rPr>
+          <w:lang w:val="fr-CA"/>
+        </w:rPr>
+        <w:t>On évite d’interpeller le lecteur d</w:t>
+      </w:r>
+      <w:r>
+        <w:rPr>
+          <w:lang w:val="fr-CA"/>
+        </w:rPr>
+        <w:t xml:space="preserve">irectement, </w:t>
+      </w:r>
+      <w:r>
+        <w:rPr>
+          <w:lang w:val="fr-CA"/>
+        </w:rPr>
+        <w:t xml:space="preserve">car </w:t>
+      </w:r>
+      <w:r>
+        <w:rPr>
+          <w:lang w:val="fr-CA"/>
+        </w:rPr>
+        <w:t xml:space="preserve">c’est comme quand </w:t>
+      </w:r>
+      <w:r>
+        <w:rPr>
+          <w:lang w:val="fr-CA"/>
+        </w:rPr>
+        <w:t>un acteur regarde la caméra dans un film.</w:t>
+      </w:r>
+    </w:p>
+  </w:comment>
+  <w:comment w:id="94" w:author="Iannick Gagnon" w:date="2020-12-07T10:17:00Z" w:initials="IG">
+    <w:p>
+      <w:pPr>
+        <w:pStyle w:val="CommentText"/>
+      </w:pPr>
+      <w:r>
+        <w:rPr>
+          <w:rStyle w:val="CommentReference"/>
+        </w:rPr>
+        <w:annotationRef/>
+      </w:r>
+      <w:r>
+        <w:t>Quels sont-ils?</w:t>
+      </w:r>
+    </w:p>
+  </w:comment>
+</w:comments>
+</file>
+
+<file path=word/commentsExtended.xml><?xml version="1.0" encoding="utf-8"?>
+<w15:commentsEx xmlns:wpc="http://schemas.microsoft.com/office/word/2010/wordprocessingCanvas" xmlns:cx="http://schemas.microsoft.com/office/drawing/2014/chartex" xmlns:cx1="http://schemas.microsoft.com/office/drawing/2015/9/8/chartex" xmlns:cx2="http://schemas.microsoft.com/office/drawing/2015/10/21/chartex" xmlns:cx3="http://schemas.microsoft.com/office/drawing/2016/5/9/chartex" xmlns:cx4="http://schemas.microsoft.com/office/drawing/2016/5/10/chartex" xmlns:cx5="http://schemas.microsoft.com/office/drawing/2016/5/11/chartex" xmlns:cx6="http://schemas.microsoft.com/office/drawing/2016/5/12/chartex" xmlns:cx7="http://schemas.microsoft.com/office/drawing/2016/5/13/chartex" xmlns:cx8="http://schemas.microsoft.com/office/drawing/2016/5/14/chartex" xmlns:mc="http://schemas.openxmlformats.org/markup-compatibility/2006" xmlns:aink="http://schemas.microsoft.com/office/drawing/2016/ink" xmlns:am3d="http://schemas.microsoft.com/office/drawing/2017/model3d" xmlns:o="urn:schemas-microsoft-com:office:office" xmlns:r="http://schemas.openxmlformats.org/officeDocument/2006/relationships" xmlns:m="http://schemas.openxmlformats.org/officeDocument/2006/math" xmlns:v="urn:schemas-microsoft-com:vml" xmlns:wp14="http://schemas.microsoft.com/office/word/2010/wordprocessingDrawing" xmlns:wp="http://schemas.openxmlformats.org/drawingml/2006/wordprocessingDrawing" xmlns:w10="urn:schemas-microsoft-com:office:word" xmlns:w="http://schemas.openxmlformats.org/wordprocessingml/2006/main" xmlns:w14="http://schemas.microsoft.com/office/word/2010/wordml" xmlns:w15="http://schemas.microsoft.com/office/word/2012/wordml" xmlns:w16cex="http://schemas.microsoft.com/office/word/2018/wordml/cex" xmlns:w16cid="http://schemas.microsoft.com/office/word/2016/wordml/cid" xmlns:w16="http://schemas.microsoft.com/office/word/2018/wordml" xmlns:w16se="http://schemas.microsoft.com/office/word/2015/wordml/symex" xmlns:wpg="http://schemas.microsoft.com/office/word/2010/wordprocessingGroup" xmlns:wpi="http://schemas.microsoft.com/office/word/2010/wordprocessingInk" xmlns:wne="http://schemas.microsoft.com/office/word/2006/wordml" xmlns:wps="http://schemas.microsoft.com/office/word/2010/wordprocessingShape" mc:Ignorable="w14 w15 w16se w16cid w16 w16cex wp14">
+  <w15:commentEx w15:paraId="560CA400" w15:done="0"/>
+  <w15:commentEx w15:paraId="456656F5" w15:done="0"/>
+  <w15:commentEx w15:paraId="3D7DDE1C" w15:done="0"/>
+  <w15:commentEx w15:paraId="2C8171EA" w15:done="0"/>
+  <w15:commentEx w15:paraId="0A806B81" w15:done="0"/>
+  <w15:commentEx w15:paraId="1B563939" w15:done="0"/>
+  <w15:commentEx w15:paraId="076B3946" w15:done="0"/>
+  <w15:commentEx w15:paraId="62C8BB72" w15:done="0"/>
+  <w15:commentEx w15:paraId="6A127E7E" w15:done="0"/>
+</w15:commentsEx>
+</file>
+
+<file path=word/commentsExtensible.xml><?xml version="1.0" encoding="utf-8"?>
+<w16cex:commentsExtensible xmlns:wpc="http://schemas.microsoft.com/office/word/2010/wordprocessingCanvas" xmlns:cx="http://schemas.microsoft.com/office/drawing/2014/chartex" xmlns:cx1="http://schemas.microsoft.com/office/drawing/2015/9/8/chartex" xmlns:cx2="http://schemas.microsoft.com/office/drawing/2015/10/21/chartex" xmlns:cx3="http://schemas.microsoft.com/office/drawing/2016/5/9/chartex" xmlns:cx4="http://schemas.microsoft.com/office/drawing/2016/5/10/chartex" xmlns:cx5="http://schemas.microsoft.com/office/drawing/2016/5/11/chartex" xmlns:cx6="http://schemas.microsoft.com/office/drawing/2016/5/12/chartex" xmlns:cx7="http://schemas.microsoft.com/office/drawing/2016/5/13/chartex" xmlns:cx8="http://schemas.microsoft.com/office/drawing/2016/5/14/chartex" xmlns:mc="http://schemas.openxmlformats.org/markup-compatibility/2006" xmlns:aink="http://schemas.microsoft.com/office/drawing/2016/ink" xmlns:am3d="http://schemas.microsoft.com/office/drawing/2017/model3d" xmlns:o="urn:schemas-microsoft-com:office:office" xmlns:r="http://schemas.openxmlformats.org/officeDocument/2006/relationships" xmlns:m="http://schemas.openxmlformats.org/officeDocument/2006/math" xmlns:v="urn:schemas-microsoft-com:vml" xmlns:wp14="http://schemas.microsoft.com/office/word/2010/wordprocessingDrawing" xmlns:wp="http://schemas.openxmlformats.org/drawingml/2006/wordprocessingDrawing" xmlns:w10="urn:schemas-microsoft-com:office:word" xmlns:w="http://schemas.openxmlformats.org/wordprocessingml/2006/main" xmlns:w14="http://schemas.microsoft.com/office/word/2010/wordml" xmlns:w15="http://schemas.microsoft.com/office/word/2012/wordml" xmlns:w16cex="http://schemas.microsoft.com/office/word/2018/wordml/cex" xmlns:w16cid="http://schemas.microsoft.com/office/word/2016/wordml/cid" xmlns:w16="http://schemas.microsoft.com/office/word/2018/wordml" xmlns:w16se="http://schemas.microsoft.com/office/word/2015/wordml/symex" xmlns:wpg="http://schemas.microsoft.com/office/word/2010/wordprocessingGroup" xmlns:wpi="http://schemas.microsoft.com/office/word/2010/wordprocessingInk" xmlns:wne="http://schemas.microsoft.com/office/word/2006/wordml" xmlns:wps="http://schemas.microsoft.com/office/word/2010/wordprocessingShape" mc:Ignorable="w14 w15 w16se w16cid w16 w16cex wp14">
+  <w16cex:commentExtensible w16cex:durableId="23787E8A" w16cex:dateUtc="2020-12-07T15:12:00Z"/>
+  <w16cex:commentExtensible w16cex:durableId="23787EC6" w16cex:dateUtc="2020-12-07T15:13:00Z"/>
+  <w16cex:commentExtensible w16cex:durableId="23787EFD" w16cex:dateUtc="2020-12-07T15:14:00Z"/>
+  <w16cex:commentExtensible w16cex:durableId="23788039" w16cex:dateUtc="2020-12-07T15:19:00Z"/>
+  <w16cex:commentExtensible w16cex:durableId="23787F11" w16cex:dateUtc="2020-12-07T15:14:00Z"/>
+  <w16cex:commentExtensible w16cex:durableId="23788064" w16cex:dateUtc="2020-12-07T15:20:00Z"/>
+  <w16cex:commentExtensible w16cex:durableId="2378808A" w16cex:dateUtc="2020-12-07T15:20:00Z"/>
+  <w16cex:commentExtensible w16cex:durableId="23787F5F" w16cex:dateUtc="2020-12-07T15:15:00Z"/>
+  <w16cex:commentExtensible w16cex:durableId="23787FAC" w16cex:dateUtc="2020-12-07T15:17:00Z"/>
+</w16cex:commentsExtensible>
+</file>
+
+<file path=word/commentsIds.xml><?xml version="1.0" encoding="utf-8"?>
+<w16cid:commentsIds xmlns:wpc="http://schemas.microsoft.com/office/word/2010/wordprocessingCanvas" xmlns:cx="http://schemas.microsoft.com/office/drawing/2014/chartex" xmlns:cx1="http://schemas.microsoft.com/office/drawing/2015/9/8/chartex" xmlns:cx2="http://schemas.microsoft.com/office/drawing/2015/10/21/chartex" xmlns:cx3="http://schemas.microsoft.com/office/drawing/2016/5/9/chartex" xmlns:cx4="http://schemas.microsoft.com/office/drawing/2016/5/10/chartex" xmlns:cx5="http://schemas.microsoft.com/office/drawing/2016/5/11/chartex" xmlns:cx6="http://schemas.microsoft.com/office/drawing/2016/5/12/chartex" xmlns:cx7="http://schemas.microsoft.com/office/drawing/2016/5/13/chartex" xmlns:cx8="http://schemas.microsoft.com/office/drawing/2016/5/14/chartex" xmlns:mc="http://schemas.openxmlformats.org/markup-compatibility/2006" xmlns:aink="http://schemas.microsoft.com/office/drawing/2016/ink" xmlns:am3d="http://schemas.microsoft.com/office/drawing/2017/model3d" xmlns:o="urn:schemas-microsoft-com:office:office" xmlns:r="http://schemas.openxmlformats.org/officeDocument/2006/relationships" xmlns:m="http://schemas.openxmlformats.org/officeDocument/2006/math" xmlns:v="urn:schemas-microsoft-com:vml" xmlns:wp14="http://schemas.microsoft.com/office/word/2010/wordprocessingDrawing" xmlns:wp="http://schemas.openxmlformats.org/drawingml/2006/wordprocessingDrawing" xmlns:w10="urn:schemas-microsoft-com:office:word" xmlns:w="http://schemas.openxmlformats.org/wordprocessingml/2006/main" xmlns:w14="http://schemas.microsoft.com/office/word/2010/wordml" xmlns:w15="http://schemas.microsoft.com/office/word/2012/wordml" xmlns:w16cex="http://schemas.microsoft.com/office/word/2018/wordml/cex" xmlns:w16cid="http://schemas.microsoft.com/office/word/2016/wordml/cid" xmlns:w16="http://schemas.microsoft.com/office/word/2018/wordml" xmlns:w16se="http://schemas.microsoft.com/office/word/2015/wordml/symex" xmlns:wpg="http://schemas.microsoft.com/office/word/2010/wordprocessingGroup" xmlns:wpi="http://schemas.microsoft.com/office/word/2010/wordprocessingInk" xmlns:wne="http://schemas.microsoft.com/office/word/2006/wordml" xmlns:wps="http://schemas.microsoft.com/office/word/2010/wordprocessingShape" mc:Ignorable="w14 w15 w16se w16cid w16 w16cex wp14">
+  <w16cid:commentId w16cid:paraId="560CA400" w16cid:durableId="23787E8A"/>
+  <w16cid:commentId w16cid:paraId="456656F5" w16cid:durableId="23787EC6"/>
+  <w16cid:commentId w16cid:paraId="3D7DDE1C" w16cid:durableId="23787EFD"/>
+  <w16cid:commentId w16cid:paraId="2C8171EA" w16cid:durableId="23788039"/>
+  <w16cid:commentId w16cid:paraId="0A806B81" w16cid:durableId="23787F11"/>
+  <w16cid:commentId w16cid:paraId="1B563939" w16cid:durableId="23788064"/>
+  <w16cid:commentId w16cid:paraId="076B3946" w16cid:durableId="2378808A"/>
+  <w16cid:commentId w16cid:paraId="62C8BB72" w16cid:durableId="23787F5F"/>
+  <w16cid:commentId w16cid:paraId="6A127E7E" w16cid:durableId="23787FAC"/>
+</w16cid:commentsIds>
 </file>
 
 <file path=word/endnotes.xml><?xml version="1.0" encoding="utf-8"?>
@@ -21324,7 +21641,7 @@
       <w:lvlText w:val="%1."/>
       <w:lvlJc w:val="left"/>
       <w:pPr>
-        <w:ind w:left="720" w:hanging="360"/>
+        <w:ind w:left="1080" w:hanging="360"/>
       </w:pPr>
       <w:rPr>
         <w:rFonts w:hint="default"/>
@@ -21336,7 +21653,7 @@
       <w:lvlText w:val="o"/>
       <w:lvlJc w:val="left"/>
       <w:pPr>
-        <w:ind w:left="1440" w:hanging="360"/>
+        <w:ind w:left="1800" w:hanging="360"/>
       </w:pPr>
       <w:rPr>
         <w:rFonts w:ascii="Courier New" w:hAnsi="Courier New" w:cs="Courier New" w:hint="default"/>
@@ -21348,7 +21665,7 @@
       <w:lvlText w:val=""/>
       <w:lvlJc w:val="left"/>
       <w:pPr>
-        <w:ind w:left="2160" w:hanging="360"/>
+        <w:ind w:left="2520" w:hanging="360"/>
       </w:pPr>
       <w:rPr>
         <w:rFonts w:ascii="Wingdings" w:hAnsi="Wingdings" w:hint="default"/>
@@ -21360,7 +21677,7 @@
       <w:lvlText w:val=""/>
       <w:lvlJc w:val="left"/>
       <w:pPr>
-        <w:ind w:left="2880" w:hanging="360"/>
+        <w:ind w:left="3240" w:hanging="360"/>
       </w:pPr>
       <w:rPr>
         <w:rFonts w:ascii="Symbol" w:hAnsi="Symbol" w:hint="default"/>
@@ -21372,7 +21689,7 @@
       <w:lvlText w:val="o"/>
       <w:lvlJc w:val="left"/>
       <w:pPr>
-        <w:ind w:left="3600" w:hanging="360"/>
+        <w:ind w:left="3960" w:hanging="360"/>
       </w:pPr>
       <w:rPr>
         <w:rFonts w:ascii="Courier New" w:hAnsi="Courier New" w:cs="Courier New" w:hint="default"/>
@@ -21384,7 +21701,7 @@
       <w:lvlText w:val=""/>
       <w:lvlJc w:val="left"/>
       <w:pPr>
-        <w:ind w:left="4320" w:hanging="360"/>
+        <w:ind w:left="4680" w:hanging="360"/>
       </w:pPr>
       <w:rPr>
         <w:rFonts w:ascii="Wingdings" w:hAnsi="Wingdings" w:hint="default"/>
@@ -21396,7 +21713,7 @@
       <w:lvlText w:val=""/>
       <w:lvlJc w:val="left"/>
       <w:pPr>
-        <w:ind w:left="5040" w:hanging="360"/>
+        <w:ind w:left="5400" w:hanging="360"/>
       </w:pPr>
       <w:rPr>
         <w:rFonts w:ascii="Symbol" w:hAnsi="Symbol" w:hint="default"/>
@@ -21408,7 +21725,7 @@
       <w:lvlText w:val="o"/>
       <w:lvlJc w:val="left"/>
       <w:pPr>
-        <w:ind w:left="5760" w:hanging="360"/>
+        <w:ind w:left="6120" w:hanging="360"/>
       </w:pPr>
       <w:rPr>
         <w:rFonts w:ascii="Courier New" w:hAnsi="Courier New" w:cs="Courier New" w:hint="default"/>
@@ -21420,7 +21737,7 @@
       <w:lvlText w:val=""/>
       <w:lvlJc w:val="left"/>
       <w:pPr>
-        <w:ind w:left="6480" w:hanging="360"/>
+        <w:ind w:left="6840" w:hanging="360"/>
       </w:pPr>
       <w:rPr>
         <w:rFonts w:ascii="Wingdings" w:hAnsi="Wingdings" w:hint="default"/>
@@ -22818,6 +23135,14 @@
     <w:abstractNumId w:val="25"/>
   </w:num>
 </w:numbering>
+</file>
+
+<file path=word/people.xml><?xml version="1.0" encoding="utf-8"?>
+<w15:people xmlns:wpc="http://schemas.microsoft.com/office/word/2010/wordprocessingCanvas" xmlns:cx="http://schemas.microsoft.com/office/drawing/2014/chartex" xmlns:cx1="http://schemas.microsoft.com/office/drawing/2015/9/8/chartex" xmlns:cx2="http://schemas.microsoft.com/office/drawing/2015/10/21/chartex" xmlns:cx3="http://schemas.microsoft.com/office/drawing/2016/5/9/chartex" xmlns:cx4="http://schemas.microsoft.com/office/drawing/2016/5/10/chartex" xmlns:cx5="http://schemas.microsoft.com/office/drawing/2016/5/11/chartex" xmlns:cx6="http://schemas.microsoft.com/office/drawing/2016/5/12/chartex" xmlns:cx7="http://schemas.microsoft.com/office/drawing/2016/5/13/chartex" xmlns:cx8="http://schemas.microsoft.com/office/drawing/2016/5/14/chartex" xmlns:mc="http://schemas.openxmlformats.org/markup-compatibility/2006" xmlns:aink="http://schemas.microsoft.com/office/drawing/2016/ink" xmlns:am3d="http://schemas.microsoft.com/office/drawing/2017/model3d" xmlns:o="urn:schemas-microsoft-com:office:office" xmlns:r="http://schemas.openxmlformats.org/officeDocument/2006/relationships" xmlns:m="http://schemas.openxmlformats.org/officeDocument/2006/math" xmlns:v="urn:schemas-microsoft-com:vml" xmlns:wp14="http://schemas.microsoft.com/office/word/2010/wordprocessingDrawing" xmlns:wp="http://schemas.openxmlformats.org/drawingml/2006/wordprocessingDrawing" xmlns:w10="urn:schemas-microsoft-com:office:word" xmlns:w="http://schemas.openxmlformats.org/wordprocessingml/2006/main" xmlns:w14="http://schemas.microsoft.com/office/word/2010/wordml" xmlns:w15="http://schemas.microsoft.com/office/word/2012/wordml" xmlns:w16cex="http://schemas.microsoft.com/office/word/2018/wordml/cex" xmlns:w16cid="http://schemas.microsoft.com/office/word/2016/wordml/cid" xmlns:w16="http://schemas.microsoft.com/office/word/2018/wordml" xmlns:w16se="http://schemas.microsoft.com/office/word/2015/wordml/symex" xmlns:wpg="http://schemas.microsoft.com/office/word/2010/wordprocessingGroup" xmlns:wpi="http://schemas.microsoft.com/office/word/2010/wordprocessingInk" xmlns:wne="http://schemas.microsoft.com/office/word/2006/wordml" xmlns:wps="http://schemas.microsoft.com/office/word/2010/wordprocessingShape" mc:Ignorable="w14 w15 w16se w16cid w16 w16cex wp14">
+  <w15:person w15:author="Iannick Gagnon">
+    <w15:presenceInfo w15:providerId="Windows Live" w15:userId="3cc6b261e68d47f4"/>
+  </w15:person>
+</w15:people>
 </file>
 
 <file path=word/styles.xml><?xml version="1.0" encoding="utf-8"?>
@@ -23350,6 +23675,7 @@
   <w:style w:type="character" w:default="1" w:styleId="DefaultParagraphFont">
     <w:name w:val="Default Paragraph Font"/>
     <w:uiPriority w:val="1"/>
+    <w:semiHidden/>
     <w:unhideWhenUsed/>
   </w:style>
   <w:style w:type="table" w:default="1" w:styleId="TableNormal">
